--- a/Proposal Brainstorm.docx
+++ b/Proposal Brainstorm.docx
@@ -5,11 +5,195 @@
     <w:p>
       <w:pPr>
         <w:spacing w:before="100" w:beforeAutospacing="1" w:after="100" w:afterAutospacing="1" w:line="240" w:lineRule="auto"/>
-        <w:outlineLvl w:val="1"/>
+        <w:outlineLvl w:val="0"/>
         <w:rPr>
           <w:rFonts w:ascii="Times New Roman" w:eastAsia="Times New Roman" w:hAnsi="Times New Roman" w:cs="Times New Roman"/>
           <w:b/>
           <w:bCs/>
+          <w:kern w:val="36"/>
+          <w:sz w:val="48"/>
+          <w:szCs w:val="48"/>
+          <w14:ligatures w14:val="none"/>
+        </w:rPr>
+      </w:pPr>
+      <w:r>
+        <w:rPr>
+          <w:rFonts w:ascii="Times New Roman" w:eastAsia="Times New Roman" w:hAnsi="Times New Roman" w:cs="Times New Roman"/>
+          <w:b/>
+          <w:bCs/>
+          <w:kern w:val="36"/>
+          <w:sz w:val="48"/>
+          <w:szCs w:val="48"/>
+          <w14:ligatures w14:val="none"/>
+        </w:rPr>
+        <w:t>Proposed Research Project</w:t>
+      </w:r>
+    </w:p>
+    <w:p>
+      <w:pPr>
+        <w:spacing w:before="100" w:beforeAutospacing="1" w:after="100" w:afterAutospacing="1" w:line="240" w:lineRule="auto"/>
+        <w:outlineLvl w:val="2"/>
+        <w:rPr>
+          <w:rFonts w:ascii="Times New Roman" w:eastAsia="Times New Roman" w:hAnsi="Times New Roman" w:cs="Times New Roman"/>
+          <w:b/>
+          <w:bCs/>
+          <w:kern w:val="0"/>
+          <w:sz w:val="27"/>
+          <w:szCs w:val="27"/>
+          <w14:ligatures w14:val="none"/>
+        </w:rPr>
+      </w:pPr>
+      <w:r>
+        <w:rPr>
+          <w:rFonts w:ascii="Times New Roman" w:eastAsia="Times New Roman" w:hAnsi="Times New Roman" w:cs="Times New Roman"/>
+          <w:b/>
+          <w:bCs/>
+          <w:kern w:val="0"/>
+          <w:sz w:val="27"/>
+          <w:szCs w:val="27"/>
+          <w14:ligatures w14:val="none"/>
+        </w:rPr>
+        <w:t>Title</w:t>
+      </w:r>
+    </w:p>
+    <w:p>
+      <w:pPr>
+        <w:spacing w:before="100" w:beforeAutospacing="1" w:after="100" w:afterAutospacing="1" w:line="240" w:lineRule="auto"/>
+        <w:rPr>
+          <w:rFonts w:ascii="Times New Roman" w:eastAsia="Times New Roman" w:hAnsi="Times New Roman" w:cs="Times New Roman"/>
+          <w:kern w:val="0"/>
+          <w14:ligatures w14:val="none"/>
+        </w:rPr>
+      </w:pPr>
+      <w:r>
+        <w:rPr>
+          <w:rFonts w:ascii="Times New Roman" w:eastAsia="Times New Roman" w:hAnsi="Times New Roman" w:cs="Times New Roman"/>
+          <w:b/>
+          <w:bCs/>
+          <w:kern w:val="0"/>
+          <w14:ligatures w14:val="none"/>
+        </w:rPr>
+        <w:t>Evaluating the Trade-Off Between Data Retrieval and Insertion Performance in an Indexed MySQL Database</w:t>
+      </w:r>
+    </w:p>
+    <w:p>
+      <w:pPr>
+        <w:spacing w:before="100" w:beforeAutospacing="1" w:after="100" w:afterAutospacing="1" w:line="240" w:lineRule="auto"/>
+        <w:outlineLvl w:val="2"/>
+        <w:rPr>
+          <w:rFonts w:ascii="Times New Roman" w:eastAsia="Times New Roman" w:hAnsi="Times New Roman" w:cs="Times New Roman"/>
+          <w:b/>
+          <w:bCs/>
+          <w:kern w:val="0"/>
+          <w:sz w:val="27"/>
+          <w:szCs w:val="27"/>
+          <w14:ligatures w14:val="none"/>
+        </w:rPr>
+      </w:pPr>
+      <w:r>
+        <w:rPr>
+          <w:rFonts w:ascii="Times New Roman" w:eastAsia="Times New Roman" w:hAnsi="Times New Roman" w:cs="Times New Roman"/>
+          <w:b/>
+          <w:bCs/>
+          <w:kern w:val="0"/>
+          <w:sz w:val="27"/>
+          <w:szCs w:val="27"/>
+          <w14:ligatures w14:val="none"/>
+        </w:rPr>
+        <w:t>Research Question</w:t>
+      </w:r>
+    </w:p>
+    <w:p>
+      <w:pPr>
+        <w:spacing w:before="100" w:beforeAutospacing="1" w:after="100" w:afterAutospacing="1" w:line="240" w:lineRule="auto"/>
+        <w:rPr>
+          <w:rFonts w:ascii="Times New Roman" w:eastAsia="Times New Roman" w:hAnsi="Times New Roman" w:cs="Times New Roman"/>
+          <w:kern w:val="0"/>
+          <w14:ligatures w14:val="none"/>
+        </w:rPr>
+      </w:pPr>
+      <w:r>
+        <w:rPr>
+          <w:rFonts w:ascii="Times New Roman" w:eastAsia="Times New Roman" w:hAnsi="Times New Roman" w:cs="Times New Roman"/>
+          <w:kern w:val="0"/>
+          <w14:ligatures w14:val="none"/>
+        </w:rPr>
+        <w:t>How does database indexing affect the performance of data retrieval and insertion operations in a relational library management system?</w:t>
+      </w:r>
+    </w:p>
+    <w:p>
+      <w:pPr>
+        <w:spacing w:before="100" w:beforeAutospacing="1" w:after="100" w:afterAutospacing="1" w:line="240" w:lineRule="auto"/>
+        <w:outlineLvl w:val="2"/>
+        <w:rPr>
+          <w:rFonts w:ascii="Times New Roman" w:eastAsia="Times New Roman" w:hAnsi="Times New Roman" w:cs="Times New Roman"/>
+          <w:b/>
+          <w:bCs/>
+          <w:kern w:val="0"/>
+          <w:sz w:val="27"/>
+          <w:szCs w:val="27"/>
+          <w14:ligatures w14:val="none"/>
+        </w:rPr>
+      </w:pPr>
+      <w:r>
+        <w:rPr>
+          <w:rFonts w:ascii="Times New Roman" w:eastAsia="Times New Roman" w:hAnsi="Times New Roman" w:cs="Times New Roman"/>
+          <w:b/>
+          <w:bCs/>
+          <w:kern w:val="0"/>
+          <w:sz w:val="27"/>
+          <w:szCs w:val="27"/>
+          <w14:ligatures w14:val="none"/>
+        </w:rPr>
+        <w:t>Research Hypothesis</w:t>
+      </w:r>
+    </w:p>
+    <w:p>
+      <w:pPr>
+        <w:spacing w:before="100" w:beforeAutospacing="1" w:after="100" w:afterAutospacing="1" w:line="240" w:lineRule="auto"/>
+        <w:rPr>
+          <w:rFonts w:ascii="Times New Roman" w:eastAsia="Times New Roman" w:hAnsi="Times New Roman" w:cs="Times New Roman"/>
+          <w:kern w:val="0"/>
+          <w14:ligatures w14:val="none"/>
+        </w:rPr>
+      </w:pPr>
+      <w:r>
+        <w:rPr>
+          <w:rFonts w:ascii="Times New Roman" w:eastAsia="Times New Roman" w:hAnsi="Times New Roman" w:cs="Times New Roman"/>
+          <w:kern w:val="0"/>
+          <w14:ligatures w14:val="none"/>
+        </w:rPr>
+        <w:t>Adding indexes will improve data retrieval performance but increase insertion time because the database must maintain the indexes as new records are added.</w:t>
+      </w:r>
+    </w:p>
+    <w:p>
+      <w:pPr>
+        <w:spacing w:after="0" w:line="240" w:lineRule="auto"/>
+        <w:rPr>
+          <w:rFonts w:ascii="Times New Roman" w:eastAsia="Times New Roman" w:hAnsi="Times New Roman" w:cs="Times New Roman"/>
+          <w:kern w:val="0"/>
+          <w14:ligatures w14:val="none"/>
+        </w:rPr>
+      </w:pPr>
+      <w:r>
+        <w:rPr>
+          <w:rFonts w:ascii="Times New Roman" w:eastAsia="Times New Roman" w:hAnsi="Times New Roman" w:cs="Times New Roman"/>
+          <w:noProof/>
+          <w:kern w:val="0"/>
+        </w:rPr>
+        <w:pict w14:anchorId="3A5EB2B7">
+          <v:rect id="_x0000_i1030" alt="" style="width:468pt;height:.05pt;mso-width-percent:0;mso-height-percent:0;mso-width-percent:0;mso-height-percent:0" o:hralign="center" o:hrstd="t" o:hr="t" fillcolor="#a0a0a0" stroked="f"/>
+        </w:pict>
+      </w:r>
+    </w:p>
+    <w:p>
+      <w:pPr>
+        <w:spacing w:before="100" w:beforeAutospacing="1" w:after="100" w:afterAutospacing="1" w:line="240" w:lineRule="auto"/>
+        <w:outlineLvl w:val="1"/>
+        <w:rPr>
+          <w:rFonts w:ascii="Times New Roman" w:eastAsia="Times New Roman" w:hAnsi="Times New Roman" w:cs="Times New Roman"/>
+          <w:b/>
+          <w:bCs/>
           <w:kern w:val="0"/>
           <w:sz w:val="36"/>
           <w:szCs w:val="36"/>
@@ -26,19 +210,255 @@
           <w:szCs w:val="36"/>
           <w14:ligatures w14:val="none"/>
         </w:rPr>
-        <w:t xml:space="preserve">Proposal: </w:t>
-      </w:r>
+        <w:t>1. Understanding what you're actually investigating</w:t>
+      </w:r>
+    </w:p>
+    <w:p>
+      <w:pPr>
+        <w:spacing w:before="100" w:beforeAutospacing="1" w:after="100" w:afterAutospacing="1" w:line="240" w:lineRule="auto"/>
+        <w:rPr>
+          <w:rFonts w:ascii="Times New Roman" w:eastAsia="Times New Roman" w:hAnsi="Times New Roman" w:cs="Times New Roman"/>
+          <w:kern w:val="0"/>
+          <w14:ligatures w14:val="none"/>
+        </w:rPr>
+      </w:pPr>
+      <w:r>
+        <w:rPr>
+          <w:rFonts w:ascii="Times New Roman" w:eastAsia="Times New Roman" w:hAnsi="Times New Roman" w:cs="Times New Roman"/>
+          <w:kern w:val="0"/>
+          <w14:ligatures w14:val="none"/>
+        </w:rPr>
+        <w:t>Imagine you're managing a library with 50,000 borrowing records.</w:t>
+      </w:r>
+    </w:p>
+    <w:p>
+      <w:pPr>
+        <w:spacing w:before="100" w:beforeAutospacing="1" w:after="100" w:afterAutospacing="1" w:line="240" w:lineRule="auto"/>
+        <w:rPr>
+          <w:rFonts w:ascii="Times New Roman" w:eastAsia="Times New Roman" w:hAnsi="Times New Roman" w:cs="Times New Roman"/>
+          <w:kern w:val="0"/>
+          <w14:ligatures w14:val="none"/>
+        </w:rPr>
+      </w:pPr>
+      <w:r>
+        <w:rPr>
+          <w:rFonts w:ascii="Times New Roman" w:eastAsia="Times New Roman" w:hAnsi="Times New Roman" w:cs="Times New Roman"/>
+          <w:kern w:val="0"/>
+          <w14:ligatures w14:val="none"/>
+        </w:rPr>
+        <w:t>Your database needs to perform two common tasks.</w:t>
+      </w:r>
+    </w:p>
+    <w:p>
+      <w:pPr>
+        <w:spacing w:before="100" w:beforeAutospacing="1" w:after="100" w:afterAutospacing="1" w:line="240" w:lineRule="auto"/>
+        <w:rPr>
+          <w:rFonts w:ascii="Times New Roman" w:eastAsia="Times New Roman" w:hAnsi="Times New Roman" w:cs="Times New Roman"/>
+          <w:kern w:val="0"/>
+          <w14:ligatures w14:val="none"/>
+        </w:rPr>
+      </w:pPr>
       <w:r>
         <w:rPr>
           <w:rFonts w:ascii="Times New Roman" w:eastAsia="Times New Roman" w:hAnsi="Times New Roman" w:cs="Times New Roman"/>
           <w:b/>
           <w:bCs/>
           <w:kern w:val="0"/>
-          <w:sz w:val="36"/>
-          <w:szCs w:val="36"/>
-          <w14:ligatures w14:val="none"/>
-        </w:rPr>
-        <w:t>Library Book Lending System</w:t>
+          <w14:ligatures w14:val="none"/>
+        </w:rPr>
+        <w:t>Task A: Retrieve information</w:t>
+      </w:r>
+    </w:p>
+    <w:p>
+      <w:pPr>
+        <w:spacing w:before="100" w:beforeAutospacing="1" w:after="100" w:afterAutospacing="1" w:line="240" w:lineRule="auto"/>
+        <w:rPr>
+          <w:rFonts w:ascii="Times New Roman" w:eastAsia="Times New Roman" w:hAnsi="Times New Roman" w:cs="Times New Roman"/>
+          <w:kern w:val="0"/>
+          <w14:ligatures w14:val="none"/>
+        </w:rPr>
+      </w:pPr>
+      <w:r>
+        <w:rPr>
+          <w:rFonts w:ascii="Times New Roman" w:eastAsia="Times New Roman" w:hAnsi="Times New Roman" w:cs="Times New Roman"/>
+          <w:kern w:val="0"/>
+          <w14:ligatures w14:val="none"/>
+        </w:rPr>
+        <w:t>A librarian wants to look up all books borrowed on a particular date.</w:t>
+      </w:r>
+    </w:p>
+    <w:p>
+      <w:pPr>
+        <w:tabs>
+          <w:tab w:val="left" w:pos="916"/>
+          <w:tab w:val="left" w:pos="1832"/>
+          <w:tab w:val="left" w:pos="2748"/>
+          <w:tab w:val="left" w:pos="3664"/>
+          <w:tab w:val="left" w:pos="4580"/>
+          <w:tab w:val="left" w:pos="5496"/>
+          <w:tab w:val="left" w:pos="6412"/>
+          <w:tab w:val="left" w:pos="7328"/>
+          <w:tab w:val="left" w:pos="8244"/>
+          <w:tab w:val="left" w:pos="9160"/>
+          <w:tab w:val="left" w:pos="10076"/>
+          <w:tab w:val="left" w:pos="10992"/>
+          <w:tab w:val="left" w:pos="11908"/>
+          <w:tab w:val="left" w:pos="12824"/>
+          <w:tab w:val="left" w:pos="13740"/>
+          <w:tab w:val="left" w:pos="14656"/>
+        </w:tabs>
+        <w:spacing w:after="0" w:line="240" w:lineRule="auto"/>
+        <w:rPr>
+          <w:rFonts w:ascii="Courier New" w:eastAsia="Times New Roman" w:hAnsi="Courier New" w:cs="Courier New"/>
+          <w:kern w:val="0"/>
+          <w:sz w:val="20"/>
+          <w:szCs w:val="20"/>
+          <w14:ligatures w14:val="none"/>
+        </w:rPr>
+      </w:pPr>
+      <w:r>
+        <w:rPr>
+          <w:rFonts w:ascii="Courier New" w:eastAsia="Times New Roman" w:hAnsi="Courier New" w:cs="Courier New"/>
+          <w:kern w:val="0"/>
+          <w:sz w:val="20"/>
+          <w:szCs w:val="20"/>
+          <w14:ligatures w14:val="none"/>
+        </w:rPr>
+        <w:t>SELECT *</w:t>
+      </w:r>
+    </w:p>
+    <w:p>
+      <w:pPr>
+        <w:tabs>
+          <w:tab w:val="left" w:pos="916"/>
+          <w:tab w:val="left" w:pos="1832"/>
+          <w:tab w:val="left" w:pos="2748"/>
+          <w:tab w:val="left" w:pos="3664"/>
+          <w:tab w:val="left" w:pos="4580"/>
+          <w:tab w:val="left" w:pos="5496"/>
+          <w:tab w:val="left" w:pos="6412"/>
+          <w:tab w:val="left" w:pos="7328"/>
+          <w:tab w:val="left" w:pos="8244"/>
+          <w:tab w:val="left" w:pos="9160"/>
+          <w:tab w:val="left" w:pos="10076"/>
+          <w:tab w:val="left" w:pos="10992"/>
+          <w:tab w:val="left" w:pos="11908"/>
+          <w:tab w:val="left" w:pos="12824"/>
+          <w:tab w:val="left" w:pos="13740"/>
+          <w:tab w:val="left" w:pos="14656"/>
+        </w:tabs>
+        <w:spacing w:after="0" w:line="240" w:lineRule="auto"/>
+        <w:rPr>
+          <w:rFonts w:ascii="Courier New" w:eastAsia="Times New Roman" w:hAnsi="Courier New" w:cs="Courier New"/>
+          <w:kern w:val="0"/>
+          <w:sz w:val="20"/>
+          <w:szCs w:val="20"/>
+          <w14:ligatures w14:val="none"/>
+        </w:rPr>
+      </w:pPr>
+      <w:r>
+        <w:rPr>
+          <w:rFonts w:ascii="Courier New" w:eastAsia="Times New Roman" w:hAnsi="Courier New" w:cs="Courier New"/>
+          <w:kern w:val="0"/>
+          <w:sz w:val="20"/>
+          <w:szCs w:val="20"/>
+          <w14:ligatures w14:val="none"/>
+        </w:rPr>
+        <w:t>FROM Loans</w:t>
+      </w:r>
+    </w:p>
+    <w:p>
+      <w:pPr>
+        <w:tabs>
+          <w:tab w:val="left" w:pos="916"/>
+          <w:tab w:val="left" w:pos="1832"/>
+          <w:tab w:val="left" w:pos="2748"/>
+          <w:tab w:val="left" w:pos="3664"/>
+          <w:tab w:val="left" w:pos="4580"/>
+          <w:tab w:val="left" w:pos="5496"/>
+          <w:tab w:val="left" w:pos="6412"/>
+          <w:tab w:val="left" w:pos="7328"/>
+          <w:tab w:val="left" w:pos="8244"/>
+          <w:tab w:val="left" w:pos="9160"/>
+          <w:tab w:val="left" w:pos="10076"/>
+          <w:tab w:val="left" w:pos="10992"/>
+          <w:tab w:val="left" w:pos="11908"/>
+          <w:tab w:val="left" w:pos="12824"/>
+          <w:tab w:val="left" w:pos="13740"/>
+          <w:tab w:val="left" w:pos="14656"/>
+        </w:tabs>
+        <w:spacing w:after="0" w:line="240" w:lineRule="auto"/>
+        <w:rPr>
+          <w:rFonts w:ascii="Courier New" w:eastAsia="Times New Roman" w:hAnsi="Courier New" w:cs="Courier New"/>
+          <w:kern w:val="0"/>
+          <w:sz w:val="20"/>
+          <w:szCs w:val="20"/>
+          <w14:ligatures w14:val="none"/>
+        </w:rPr>
+      </w:pPr>
+      <w:r>
+        <w:rPr>
+          <w:rFonts w:ascii="Courier New" w:eastAsia="Times New Roman" w:hAnsi="Courier New" w:cs="Courier New"/>
+          <w:kern w:val="0"/>
+          <w:sz w:val="20"/>
+          <w:szCs w:val="20"/>
+          <w14:ligatures w14:val="none"/>
+        </w:rPr>
+        <w:t>WHERE CheckoutDate = '2025-06-15';</w:t>
+      </w:r>
+    </w:p>
+    <w:p>
+      <w:pPr>
+        <w:spacing w:before="100" w:beforeAutospacing="1" w:after="100" w:afterAutospacing="1" w:line="240" w:lineRule="auto"/>
+        <w:rPr>
+          <w:rFonts w:ascii="Times New Roman" w:eastAsia="Times New Roman" w:hAnsi="Times New Roman" w:cs="Times New Roman"/>
+          <w:kern w:val="0"/>
+          <w14:ligatures w14:val="none"/>
+        </w:rPr>
+      </w:pPr>
+      <w:r>
+        <w:rPr>
+          <w:rFonts w:ascii="Times New Roman" w:eastAsia="Times New Roman" w:hAnsi="Times New Roman" w:cs="Times New Roman"/>
+          <w:kern w:val="0"/>
+          <w14:ligatures w14:val="none"/>
+        </w:rPr>
+        <w:t xml:space="preserve">Without an index on </w:t>
+      </w:r>
+      <w:r>
+        <w:rPr>
+          <w:rFonts w:ascii="Courier New" w:eastAsia="Times New Roman" w:hAnsi="Courier New" w:cs="Courier New"/>
+          <w:kern w:val="0"/>
+          <w:sz w:val="20"/>
+          <w:szCs w:val="20"/>
+          <w14:ligatures w14:val="none"/>
+        </w:rPr>
+        <w:t>CheckoutDate</w:t>
+      </w:r>
+      <w:r>
+        <w:rPr>
+          <w:rFonts w:ascii="Times New Roman" w:eastAsia="Times New Roman" w:hAnsi="Times New Roman" w:cs="Times New Roman"/>
+          <w:kern w:val="0"/>
+          <w14:ligatures w14:val="none"/>
+        </w:rPr>
+        <w:t>, MySQL may need to examine every record to find the matching loans.</w:t>
+      </w:r>
+    </w:p>
+    <w:p>
+      <w:pPr>
+        <w:spacing w:before="100" w:beforeAutospacing="1" w:after="100" w:afterAutospacing="1" w:line="240" w:lineRule="auto"/>
+        <w:rPr>
+          <w:rFonts w:ascii="Times New Roman" w:eastAsia="Times New Roman" w:hAnsi="Times New Roman" w:cs="Times New Roman"/>
+          <w:kern w:val="0"/>
+          <w14:ligatures w14:val="none"/>
+        </w:rPr>
+      </w:pPr>
+      <w:r>
+        <w:rPr>
+          <w:rFonts w:ascii="Times New Roman" w:eastAsia="Times New Roman" w:hAnsi="Times New Roman" w:cs="Times New Roman"/>
+          <w:kern w:val="0"/>
+          <w14:ligatures w14:val="none"/>
+        </w:rPr>
+        <w:t>With an index, MySQL can potentially locate those records much more efficiently.</w:t>
       </w:r>
     </w:p>
     <w:p>
@@ -58,96 +478,720 @@
           <w:kern w:val="0"/>
           <w14:ligatures w14:val="none"/>
         </w:rPr>
-        <w:t>Proposed title:</w:t>
-      </w:r>
-      <w:r>
-        <w:rPr>
-          <w:rFonts w:ascii="Times New Roman" w:eastAsia="Times New Roman" w:hAnsi="Times New Roman" w:cs="Times New Roman"/>
-          <w:kern w:val="0"/>
-          <w14:ligatures w14:val="none"/>
-        </w:rPr>
-        <w:t xml:space="preserve"> Evaluating Query Performance in a Relational Library Management Database</w:t>
-      </w:r>
-    </w:p>
-    <w:p>
-      <w:pPr>
-        <w:spacing w:before="100" w:beforeAutospacing="1" w:after="100" w:afterAutospacing="1" w:line="240" w:lineRule="auto"/>
-        <w:rPr>
-          <w:rFonts w:ascii="Times New Roman" w:eastAsia="Times New Roman" w:hAnsi="Times New Roman" w:cs="Times New Roman"/>
-          <w:kern w:val="0"/>
-          <w14:ligatures w14:val="none"/>
-        </w:rPr>
-      </w:pPr>
-      <w:r>
-        <w:rPr>
-          <w:rFonts w:ascii="Times New Roman" w:eastAsia="Times New Roman" w:hAnsi="Times New Roman" w:cs="Times New Roman"/>
-          <w:kern w:val="0"/>
-          <w14:ligatures w14:val="none"/>
-        </w:rPr>
-        <w:t xml:space="preserve">This is directly inspired by one of the professor's examples in the PowerPoint. The professor suggests a library system that tracks books, members, due dates, and fines. </w:t>
-      </w:r>
-    </w:p>
-    <w:p>
-      <w:pPr>
-        <w:spacing w:before="100" w:beforeAutospacing="1" w:after="100" w:afterAutospacing="1" w:line="240" w:lineRule="auto"/>
-        <w:outlineLvl w:val="2"/>
-        <w:rPr>
-          <w:rFonts w:ascii="Times New Roman" w:eastAsia="Times New Roman" w:hAnsi="Times New Roman" w:cs="Times New Roman"/>
-          <w:b/>
-          <w:bCs/>
-          <w:kern w:val="0"/>
-          <w:sz w:val="27"/>
-          <w:szCs w:val="27"/>
-          <w14:ligatures w14:val="none"/>
-        </w:rPr>
-      </w:pPr>
-      <w:r>
-        <w:rPr>
-          <w:rFonts w:ascii="Times New Roman" w:eastAsia="Times New Roman" w:hAnsi="Times New Roman" w:cs="Times New Roman"/>
-          <w:b/>
-          <w:bCs/>
-          <w:kern w:val="0"/>
-          <w:sz w:val="27"/>
-          <w:szCs w:val="27"/>
-          <w14:ligatures w14:val="none"/>
-        </w:rPr>
-        <w:t>What would your team do?</w:t>
-      </w:r>
-    </w:p>
-    <w:p>
-      <w:pPr>
-        <w:spacing w:before="100" w:beforeAutospacing="1" w:after="100" w:afterAutospacing="1" w:line="240" w:lineRule="auto"/>
-        <w:rPr>
-          <w:rFonts w:ascii="Times New Roman" w:eastAsia="Times New Roman" w:hAnsi="Times New Roman" w:cs="Times New Roman"/>
-          <w:kern w:val="0"/>
-          <w14:ligatures w14:val="none"/>
-        </w:rPr>
-      </w:pPr>
-      <w:r>
-        <w:rPr>
-          <w:rFonts w:ascii="Times New Roman" w:eastAsia="Times New Roman" w:hAnsi="Times New Roman" w:cs="Times New Roman"/>
-          <w:kern w:val="0"/>
-          <w14:ligatures w14:val="none"/>
-        </w:rPr>
-        <w:t>Imagine you're creating a simple database for a local library.</w:t>
-      </w:r>
-    </w:p>
-    <w:p>
-      <w:pPr>
-        <w:spacing w:before="100" w:beforeAutospacing="1" w:after="100" w:afterAutospacing="1" w:line="240" w:lineRule="auto"/>
-        <w:rPr>
-          <w:rFonts w:ascii="Times New Roman" w:eastAsia="Times New Roman" w:hAnsi="Times New Roman" w:cs="Times New Roman"/>
-          <w:kern w:val="0"/>
-          <w14:ligatures w14:val="none"/>
-        </w:rPr>
-      </w:pPr>
-      <w:r>
-        <w:rPr>
-          <w:rFonts w:ascii="Times New Roman" w:eastAsia="Times New Roman" w:hAnsi="Times New Roman" w:cs="Times New Roman"/>
-          <w:kern w:val="0"/>
-          <w14:ligatures w14:val="none"/>
-        </w:rPr>
-        <w:t>You could build four tables:</w:t>
+        <w:t>Task B: Insert information</w:t>
+      </w:r>
+    </w:p>
+    <w:p>
+      <w:pPr>
+        <w:spacing w:before="100" w:beforeAutospacing="1" w:after="100" w:afterAutospacing="1" w:line="240" w:lineRule="auto"/>
+        <w:rPr>
+          <w:rFonts w:ascii="Times New Roman" w:eastAsia="Times New Roman" w:hAnsi="Times New Roman" w:cs="Times New Roman"/>
+          <w:kern w:val="0"/>
+          <w14:ligatures w14:val="none"/>
+        </w:rPr>
+      </w:pPr>
+      <w:r>
+        <w:rPr>
+          <w:rFonts w:ascii="Times New Roman" w:eastAsia="Times New Roman" w:hAnsi="Times New Roman" w:cs="Times New Roman"/>
+          <w:kern w:val="0"/>
+          <w14:ligatures w14:val="none"/>
+        </w:rPr>
+        <w:t>Someone checks out a new book, and the librarian records the transaction.</w:t>
+      </w:r>
+    </w:p>
+    <w:p>
+      <w:pPr>
+        <w:tabs>
+          <w:tab w:val="left" w:pos="916"/>
+          <w:tab w:val="left" w:pos="1832"/>
+          <w:tab w:val="left" w:pos="2748"/>
+          <w:tab w:val="left" w:pos="3664"/>
+          <w:tab w:val="left" w:pos="4580"/>
+          <w:tab w:val="left" w:pos="5496"/>
+          <w:tab w:val="left" w:pos="6412"/>
+          <w:tab w:val="left" w:pos="7328"/>
+          <w:tab w:val="left" w:pos="8244"/>
+          <w:tab w:val="left" w:pos="9160"/>
+          <w:tab w:val="left" w:pos="10076"/>
+          <w:tab w:val="left" w:pos="10992"/>
+          <w:tab w:val="left" w:pos="11908"/>
+          <w:tab w:val="left" w:pos="12824"/>
+          <w:tab w:val="left" w:pos="13740"/>
+          <w:tab w:val="left" w:pos="14656"/>
+        </w:tabs>
+        <w:spacing w:after="0" w:line="240" w:lineRule="auto"/>
+        <w:rPr>
+          <w:rFonts w:ascii="Courier New" w:eastAsia="Times New Roman" w:hAnsi="Courier New" w:cs="Courier New"/>
+          <w:kern w:val="0"/>
+          <w:sz w:val="20"/>
+          <w:szCs w:val="20"/>
+          <w14:ligatures w14:val="none"/>
+        </w:rPr>
+      </w:pPr>
+      <w:r>
+        <w:rPr>
+          <w:rFonts w:ascii="Courier New" w:eastAsia="Times New Roman" w:hAnsi="Courier New" w:cs="Courier New"/>
+          <w:kern w:val="0"/>
+          <w:sz w:val="20"/>
+          <w:szCs w:val="20"/>
+          <w14:ligatures w14:val="none"/>
+        </w:rPr>
+        <w:t>INSERT INTO Loans (</w:t>
+      </w:r>
+    </w:p>
+    <w:p>
+      <w:pPr>
+        <w:tabs>
+          <w:tab w:val="left" w:pos="916"/>
+          <w:tab w:val="left" w:pos="1832"/>
+          <w:tab w:val="left" w:pos="2748"/>
+          <w:tab w:val="left" w:pos="3664"/>
+          <w:tab w:val="left" w:pos="4580"/>
+          <w:tab w:val="left" w:pos="5496"/>
+          <w:tab w:val="left" w:pos="6412"/>
+          <w:tab w:val="left" w:pos="7328"/>
+          <w:tab w:val="left" w:pos="8244"/>
+          <w:tab w:val="left" w:pos="9160"/>
+          <w:tab w:val="left" w:pos="10076"/>
+          <w:tab w:val="left" w:pos="10992"/>
+          <w:tab w:val="left" w:pos="11908"/>
+          <w:tab w:val="left" w:pos="12824"/>
+          <w:tab w:val="left" w:pos="13740"/>
+          <w:tab w:val="left" w:pos="14656"/>
+        </w:tabs>
+        <w:spacing w:after="0" w:line="240" w:lineRule="auto"/>
+        <w:rPr>
+          <w:rFonts w:ascii="Courier New" w:eastAsia="Times New Roman" w:hAnsi="Courier New" w:cs="Courier New"/>
+          <w:kern w:val="0"/>
+          <w:sz w:val="20"/>
+          <w:szCs w:val="20"/>
+          <w14:ligatures w14:val="none"/>
+        </w:rPr>
+      </w:pPr>
+      <w:r>
+        <w:rPr>
+          <w:rFonts w:ascii="Courier New" w:eastAsia="Times New Roman" w:hAnsi="Courier New" w:cs="Courier New"/>
+          <w:kern w:val="0"/>
+          <w:sz w:val="20"/>
+          <w:szCs w:val="20"/>
+          <w14:ligatures w14:val="none"/>
+        </w:rPr>
+        <w:t xml:space="preserve">    LoanID,</w:t>
+      </w:r>
+    </w:p>
+    <w:p>
+      <w:pPr>
+        <w:tabs>
+          <w:tab w:val="left" w:pos="916"/>
+          <w:tab w:val="left" w:pos="1832"/>
+          <w:tab w:val="left" w:pos="2748"/>
+          <w:tab w:val="left" w:pos="3664"/>
+          <w:tab w:val="left" w:pos="4580"/>
+          <w:tab w:val="left" w:pos="5496"/>
+          <w:tab w:val="left" w:pos="6412"/>
+          <w:tab w:val="left" w:pos="7328"/>
+          <w:tab w:val="left" w:pos="8244"/>
+          <w:tab w:val="left" w:pos="9160"/>
+          <w:tab w:val="left" w:pos="10076"/>
+          <w:tab w:val="left" w:pos="10992"/>
+          <w:tab w:val="left" w:pos="11908"/>
+          <w:tab w:val="left" w:pos="12824"/>
+          <w:tab w:val="left" w:pos="13740"/>
+          <w:tab w:val="left" w:pos="14656"/>
+        </w:tabs>
+        <w:spacing w:after="0" w:line="240" w:lineRule="auto"/>
+        <w:rPr>
+          <w:rFonts w:ascii="Courier New" w:eastAsia="Times New Roman" w:hAnsi="Courier New" w:cs="Courier New"/>
+          <w:kern w:val="0"/>
+          <w:sz w:val="20"/>
+          <w:szCs w:val="20"/>
+          <w14:ligatures w14:val="none"/>
+        </w:rPr>
+      </w:pPr>
+      <w:r>
+        <w:rPr>
+          <w:rFonts w:ascii="Courier New" w:eastAsia="Times New Roman" w:hAnsi="Courier New" w:cs="Courier New"/>
+          <w:kern w:val="0"/>
+          <w:sz w:val="20"/>
+          <w:szCs w:val="20"/>
+          <w14:ligatures w14:val="none"/>
+        </w:rPr>
+        <w:t xml:space="preserve">    CopyID,</w:t>
+      </w:r>
+    </w:p>
+    <w:p>
+      <w:pPr>
+        <w:tabs>
+          <w:tab w:val="left" w:pos="916"/>
+          <w:tab w:val="left" w:pos="1832"/>
+          <w:tab w:val="left" w:pos="2748"/>
+          <w:tab w:val="left" w:pos="3664"/>
+          <w:tab w:val="left" w:pos="4580"/>
+          <w:tab w:val="left" w:pos="5496"/>
+          <w:tab w:val="left" w:pos="6412"/>
+          <w:tab w:val="left" w:pos="7328"/>
+          <w:tab w:val="left" w:pos="8244"/>
+          <w:tab w:val="left" w:pos="9160"/>
+          <w:tab w:val="left" w:pos="10076"/>
+          <w:tab w:val="left" w:pos="10992"/>
+          <w:tab w:val="left" w:pos="11908"/>
+          <w:tab w:val="left" w:pos="12824"/>
+          <w:tab w:val="left" w:pos="13740"/>
+          <w:tab w:val="left" w:pos="14656"/>
+        </w:tabs>
+        <w:spacing w:after="0" w:line="240" w:lineRule="auto"/>
+        <w:rPr>
+          <w:rFonts w:ascii="Courier New" w:eastAsia="Times New Roman" w:hAnsi="Courier New" w:cs="Courier New"/>
+          <w:kern w:val="0"/>
+          <w:sz w:val="20"/>
+          <w:szCs w:val="20"/>
+          <w14:ligatures w14:val="none"/>
+        </w:rPr>
+      </w:pPr>
+      <w:r>
+        <w:rPr>
+          <w:rFonts w:ascii="Courier New" w:eastAsia="Times New Roman" w:hAnsi="Courier New" w:cs="Courier New"/>
+          <w:kern w:val="0"/>
+          <w:sz w:val="20"/>
+          <w:szCs w:val="20"/>
+          <w14:ligatures w14:val="none"/>
+        </w:rPr>
+        <w:t xml:space="preserve">    MemberID,</w:t>
+      </w:r>
+    </w:p>
+    <w:p>
+      <w:pPr>
+        <w:tabs>
+          <w:tab w:val="left" w:pos="916"/>
+          <w:tab w:val="left" w:pos="1832"/>
+          <w:tab w:val="left" w:pos="2748"/>
+          <w:tab w:val="left" w:pos="3664"/>
+          <w:tab w:val="left" w:pos="4580"/>
+          <w:tab w:val="left" w:pos="5496"/>
+          <w:tab w:val="left" w:pos="6412"/>
+          <w:tab w:val="left" w:pos="7328"/>
+          <w:tab w:val="left" w:pos="8244"/>
+          <w:tab w:val="left" w:pos="9160"/>
+          <w:tab w:val="left" w:pos="10076"/>
+          <w:tab w:val="left" w:pos="10992"/>
+          <w:tab w:val="left" w:pos="11908"/>
+          <w:tab w:val="left" w:pos="12824"/>
+          <w:tab w:val="left" w:pos="13740"/>
+          <w:tab w:val="left" w:pos="14656"/>
+        </w:tabs>
+        <w:spacing w:after="0" w:line="240" w:lineRule="auto"/>
+        <w:rPr>
+          <w:rFonts w:ascii="Courier New" w:eastAsia="Times New Roman" w:hAnsi="Courier New" w:cs="Courier New"/>
+          <w:kern w:val="0"/>
+          <w:sz w:val="20"/>
+          <w:szCs w:val="20"/>
+          <w14:ligatures w14:val="none"/>
+        </w:rPr>
+      </w:pPr>
+      <w:r>
+        <w:rPr>
+          <w:rFonts w:ascii="Courier New" w:eastAsia="Times New Roman" w:hAnsi="Courier New" w:cs="Courier New"/>
+          <w:kern w:val="0"/>
+          <w:sz w:val="20"/>
+          <w:szCs w:val="20"/>
+          <w14:ligatures w14:val="none"/>
+        </w:rPr>
+        <w:lastRenderedPageBreak/>
+        <w:t xml:space="preserve">    CheckoutDate,</w:t>
+      </w:r>
+    </w:p>
+    <w:p>
+      <w:pPr>
+        <w:tabs>
+          <w:tab w:val="left" w:pos="916"/>
+          <w:tab w:val="left" w:pos="1832"/>
+          <w:tab w:val="left" w:pos="2748"/>
+          <w:tab w:val="left" w:pos="3664"/>
+          <w:tab w:val="left" w:pos="4580"/>
+          <w:tab w:val="left" w:pos="5496"/>
+          <w:tab w:val="left" w:pos="6412"/>
+          <w:tab w:val="left" w:pos="7328"/>
+          <w:tab w:val="left" w:pos="8244"/>
+          <w:tab w:val="left" w:pos="9160"/>
+          <w:tab w:val="left" w:pos="10076"/>
+          <w:tab w:val="left" w:pos="10992"/>
+          <w:tab w:val="left" w:pos="11908"/>
+          <w:tab w:val="left" w:pos="12824"/>
+          <w:tab w:val="left" w:pos="13740"/>
+          <w:tab w:val="left" w:pos="14656"/>
+        </w:tabs>
+        <w:spacing w:after="0" w:line="240" w:lineRule="auto"/>
+        <w:rPr>
+          <w:rFonts w:ascii="Courier New" w:eastAsia="Times New Roman" w:hAnsi="Courier New" w:cs="Courier New"/>
+          <w:kern w:val="0"/>
+          <w:sz w:val="20"/>
+          <w:szCs w:val="20"/>
+          <w14:ligatures w14:val="none"/>
+        </w:rPr>
+      </w:pPr>
+      <w:r>
+        <w:rPr>
+          <w:rFonts w:ascii="Courier New" w:eastAsia="Times New Roman" w:hAnsi="Courier New" w:cs="Courier New"/>
+          <w:kern w:val="0"/>
+          <w:sz w:val="20"/>
+          <w:szCs w:val="20"/>
+          <w14:ligatures w14:val="none"/>
+        </w:rPr>
+        <w:t xml:space="preserve">    DueDate,</w:t>
+      </w:r>
+    </w:p>
+    <w:p>
+      <w:pPr>
+        <w:tabs>
+          <w:tab w:val="left" w:pos="916"/>
+          <w:tab w:val="left" w:pos="1832"/>
+          <w:tab w:val="left" w:pos="2748"/>
+          <w:tab w:val="left" w:pos="3664"/>
+          <w:tab w:val="left" w:pos="4580"/>
+          <w:tab w:val="left" w:pos="5496"/>
+          <w:tab w:val="left" w:pos="6412"/>
+          <w:tab w:val="left" w:pos="7328"/>
+          <w:tab w:val="left" w:pos="8244"/>
+          <w:tab w:val="left" w:pos="9160"/>
+          <w:tab w:val="left" w:pos="10076"/>
+          <w:tab w:val="left" w:pos="10992"/>
+          <w:tab w:val="left" w:pos="11908"/>
+          <w:tab w:val="left" w:pos="12824"/>
+          <w:tab w:val="left" w:pos="13740"/>
+          <w:tab w:val="left" w:pos="14656"/>
+        </w:tabs>
+        <w:spacing w:after="0" w:line="240" w:lineRule="auto"/>
+        <w:rPr>
+          <w:rFonts w:ascii="Courier New" w:eastAsia="Times New Roman" w:hAnsi="Courier New" w:cs="Courier New"/>
+          <w:kern w:val="0"/>
+          <w:sz w:val="20"/>
+          <w:szCs w:val="20"/>
+          <w14:ligatures w14:val="none"/>
+        </w:rPr>
+      </w:pPr>
+      <w:r>
+        <w:rPr>
+          <w:rFonts w:ascii="Courier New" w:eastAsia="Times New Roman" w:hAnsi="Courier New" w:cs="Courier New"/>
+          <w:kern w:val="0"/>
+          <w:sz w:val="20"/>
+          <w:szCs w:val="20"/>
+          <w14:ligatures w14:val="none"/>
+        </w:rPr>
+        <w:t xml:space="preserve">    ReturnDate</w:t>
+      </w:r>
+    </w:p>
+    <w:p>
+      <w:pPr>
+        <w:tabs>
+          <w:tab w:val="left" w:pos="916"/>
+          <w:tab w:val="left" w:pos="1832"/>
+          <w:tab w:val="left" w:pos="2748"/>
+          <w:tab w:val="left" w:pos="3664"/>
+          <w:tab w:val="left" w:pos="4580"/>
+          <w:tab w:val="left" w:pos="5496"/>
+          <w:tab w:val="left" w:pos="6412"/>
+          <w:tab w:val="left" w:pos="7328"/>
+          <w:tab w:val="left" w:pos="8244"/>
+          <w:tab w:val="left" w:pos="9160"/>
+          <w:tab w:val="left" w:pos="10076"/>
+          <w:tab w:val="left" w:pos="10992"/>
+          <w:tab w:val="left" w:pos="11908"/>
+          <w:tab w:val="left" w:pos="12824"/>
+          <w:tab w:val="left" w:pos="13740"/>
+          <w:tab w:val="left" w:pos="14656"/>
+        </w:tabs>
+        <w:spacing w:after="0" w:line="240" w:lineRule="auto"/>
+        <w:rPr>
+          <w:rFonts w:ascii="Courier New" w:eastAsia="Times New Roman" w:hAnsi="Courier New" w:cs="Courier New"/>
+          <w:kern w:val="0"/>
+          <w:sz w:val="20"/>
+          <w:szCs w:val="20"/>
+          <w14:ligatures w14:val="none"/>
+        </w:rPr>
+      </w:pPr>
+      <w:r>
+        <w:rPr>
+          <w:rFonts w:ascii="Courier New" w:eastAsia="Times New Roman" w:hAnsi="Courier New" w:cs="Courier New"/>
+          <w:kern w:val="0"/>
+          <w:sz w:val="20"/>
+          <w:szCs w:val="20"/>
+          <w14:ligatures w14:val="none"/>
+        </w:rPr>
+        <w:t>)</w:t>
+      </w:r>
+    </w:p>
+    <w:p>
+      <w:pPr>
+        <w:tabs>
+          <w:tab w:val="left" w:pos="916"/>
+          <w:tab w:val="left" w:pos="1832"/>
+          <w:tab w:val="left" w:pos="2748"/>
+          <w:tab w:val="left" w:pos="3664"/>
+          <w:tab w:val="left" w:pos="4580"/>
+          <w:tab w:val="left" w:pos="5496"/>
+          <w:tab w:val="left" w:pos="6412"/>
+          <w:tab w:val="left" w:pos="7328"/>
+          <w:tab w:val="left" w:pos="8244"/>
+          <w:tab w:val="left" w:pos="9160"/>
+          <w:tab w:val="left" w:pos="10076"/>
+          <w:tab w:val="left" w:pos="10992"/>
+          <w:tab w:val="left" w:pos="11908"/>
+          <w:tab w:val="left" w:pos="12824"/>
+          <w:tab w:val="left" w:pos="13740"/>
+          <w:tab w:val="left" w:pos="14656"/>
+        </w:tabs>
+        <w:spacing w:after="0" w:line="240" w:lineRule="auto"/>
+        <w:rPr>
+          <w:rFonts w:ascii="Courier New" w:eastAsia="Times New Roman" w:hAnsi="Courier New" w:cs="Courier New"/>
+          <w:kern w:val="0"/>
+          <w:sz w:val="20"/>
+          <w:szCs w:val="20"/>
+          <w14:ligatures w14:val="none"/>
+        </w:rPr>
+      </w:pPr>
+      <w:r>
+        <w:rPr>
+          <w:rFonts w:ascii="Courier New" w:eastAsia="Times New Roman" w:hAnsi="Courier New" w:cs="Courier New"/>
+          <w:kern w:val="0"/>
+          <w:sz w:val="20"/>
+          <w:szCs w:val="20"/>
+          <w14:ligatures w14:val="none"/>
+        </w:rPr>
+        <w:t>VALUES (</w:t>
+      </w:r>
+    </w:p>
+    <w:p>
+      <w:pPr>
+        <w:tabs>
+          <w:tab w:val="left" w:pos="916"/>
+          <w:tab w:val="left" w:pos="1832"/>
+          <w:tab w:val="left" w:pos="2748"/>
+          <w:tab w:val="left" w:pos="3664"/>
+          <w:tab w:val="left" w:pos="4580"/>
+          <w:tab w:val="left" w:pos="5496"/>
+          <w:tab w:val="left" w:pos="6412"/>
+          <w:tab w:val="left" w:pos="7328"/>
+          <w:tab w:val="left" w:pos="8244"/>
+          <w:tab w:val="left" w:pos="9160"/>
+          <w:tab w:val="left" w:pos="10076"/>
+          <w:tab w:val="left" w:pos="10992"/>
+          <w:tab w:val="left" w:pos="11908"/>
+          <w:tab w:val="left" w:pos="12824"/>
+          <w:tab w:val="left" w:pos="13740"/>
+          <w:tab w:val="left" w:pos="14656"/>
+        </w:tabs>
+        <w:spacing w:after="0" w:line="240" w:lineRule="auto"/>
+        <w:rPr>
+          <w:rFonts w:ascii="Courier New" w:eastAsia="Times New Roman" w:hAnsi="Courier New" w:cs="Courier New"/>
+          <w:kern w:val="0"/>
+          <w:sz w:val="20"/>
+          <w:szCs w:val="20"/>
+          <w14:ligatures w14:val="none"/>
+        </w:rPr>
+      </w:pPr>
+      <w:r>
+        <w:rPr>
+          <w:rFonts w:ascii="Courier New" w:eastAsia="Times New Roman" w:hAnsi="Courier New" w:cs="Courier New"/>
+          <w:kern w:val="0"/>
+          <w:sz w:val="20"/>
+          <w:szCs w:val="20"/>
+          <w14:ligatures w14:val="none"/>
+        </w:rPr>
+        <w:t xml:space="preserve">    50001,</w:t>
+      </w:r>
+    </w:p>
+    <w:p>
+      <w:pPr>
+        <w:tabs>
+          <w:tab w:val="left" w:pos="916"/>
+          <w:tab w:val="left" w:pos="1832"/>
+          <w:tab w:val="left" w:pos="2748"/>
+          <w:tab w:val="left" w:pos="3664"/>
+          <w:tab w:val="left" w:pos="4580"/>
+          <w:tab w:val="left" w:pos="5496"/>
+          <w:tab w:val="left" w:pos="6412"/>
+          <w:tab w:val="left" w:pos="7328"/>
+          <w:tab w:val="left" w:pos="8244"/>
+          <w:tab w:val="left" w:pos="9160"/>
+          <w:tab w:val="left" w:pos="10076"/>
+          <w:tab w:val="left" w:pos="10992"/>
+          <w:tab w:val="left" w:pos="11908"/>
+          <w:tab w:val="left" w:pos="12824"/>
+          <w:tab w:val="left" w:pos="13740"/>
+          <w:tab w:val="left" w:pos="14656"/>
+        </w:tabs>
+        <w:spacing w:after="0" w:line="240" w:lineRule="auto"/>
+        <w:rPr>
+          <w:rFonts w:ascii="Courier New" w:eastAsia="Times New Roman" w:hAnsi="Courier New" w:cs="Courier New"/>
+          <w:kern w:val="0"/>
+          <w:sz w:val="20"/>
+          <w:szCs w:val="20"/>
+          <w14:ligatures w14:val="none"/>
+        </w:rPr>
+      </w:pPr>
+      <w:r>
+        <w:rPr>
+          <w:rFonts w:ascii="Courier New" w:eastAsia="Times New Roman" w:hAnsi="Courier New" w:cs="Courier New"/>
+          <w:kern w:val="0"/>
+          <w:sz w:val="20"/>
+          <w:szCs w:val="20"/>
+          <w14:ligatures w14:val="none"/>
+        </w:rPr>
+        <w:t xml:space="preserve">    100,</w:t>
+      </w:r>
+    </w:p>
+    <w:p>
+      <w:pPr>
+        <w:tabs>
+          <w:tab w:val="left" w:pos="916"/>
+          <w:tab w:val="left" w:pos="1832"/>
+          <w:tab w:val="left" w:pos="2748"/>
+          <w:tab w:val="left" w:pos="3664"/>
+          <w:tab w:val="left" w:pos="4580"/>
+          <w:tab w:val="left" w:pos="5496"/>
+          <w:tab w:val="left" w:pos="6412"/>
+          <w:tab w:val="left" w:pos="7328"/>
+          <w:tab w:val="left" w:pos="8244"/>
+          <w:tab w:val="left" w:pos="9160"/>
+          <w:tab w:val="left" w:pos="10076"/>
+          <w:tab w:val="left" w:pos="10992"/>
+          <w:tab w:val="left" w:pos="11908"/>
+          <w:tab w:val="left" w:pos="12824"/>
+          <w:tab w:val="left" w:pos="13740"/>
+          <w:tab w:val="left" w:pos="14656"/>
+        </w:tabs>
+        <w:spacing w:after="0" w:line="240" w:lineRule="auto"/>
+        <w:rPr>
+          <w:rFonts w:ascii="Courier New" w:eastAsia="Times New Roman" w:hAnsi="Courier New" w:cs="Courier New"/>
+          <w:kern w:val="0"/>
+          <w:sz w:val="20"/>
+          <w:szCs w:val="20"/>
+          <w14:ligatures w14:val="none"/>
+        </w:rPr>
+      </w:pPr>
+      <w:r>
+        <w:rPr>
+          <w:rFonts w:ascii="Courier New" w:eastAsia="Times New Roman" w:hAnsi="Courier New" w:cs="Courier New"/>
+          <w:kern w:val="0"/>
+          <w:sz w:val="20"/>
+          <w:szCs w:val="20"/>
+          <w14:ligatures w14:val="none"/>
+        </w:rPr>
+        <w:t xml:space="preserve">    250,</w:t>
+      </w:r>
+    </w:p>
+    <w:p>
+      <w:pPr>
+        <w:tabs>
+          <w:tab w:val="left" w:pos="916"/>
+          <w:tab w:val="left" w:pos="1832"/>
+          <w:tab w:val="left" w:pos="2748"/>
+          <w:tab w:val="left" w:pos="3664"/>
+          <w:tab w:val="left" w:pos="4580"/>
+          <w:tab w:val="left" w:pos="5496"/>
+          <w:tab w:val="left" w:pos="6412"/>
+          <w:tab w:val="left" w:pos="7328"/>
+          <w:tab w:val="left" w:pos="8244"/>
+          <w:tab w:val="left" w:pos="9160"/>
+          <w:tab w:val="left" w:pos="10076"/>
+          <w:tab w:val="left" w:pos="10992"/>
+          <w:tab w:val="left" w:pos="11908"/>
+          <w:tab w:val="left" w:pos="12824"/>
+          <w:tab w:val="left" w:pos="13740"/>
+          <w:tab w:val="left" w:pos="14656"/>
+        </w:tabs>
+        <w:spacing w:after="0" w:line="240" w:lineRule="auto"/>
+        <w:rPr>
+          <w:rFonts w:ascii="Courier New" w:eastAsia="Times New Roman" w:hAnsi="Courier New" w:cs="Courier New"/>
+          <w:kern w:val="0"/>
+          <w:sz w:val="20"/>
+          <w:szCs w:val="20"/>
+          <w14:ligatures w14:val="none"/>
+        </w:rPr>
+      </w:pPr>
+      <w:r>
+        <w:rPr>
+          <w:rFonts w:ascii="Courier New" w:eastAsia="Times New Roman" w:hAnsi="Courier New" w:cs="Courier New"/>
+          <w:kern w:val="0"/>
+          <w:sz w:val="20"/>
+          <w:szCs w:val="20"/>
+          <w14:ligatures w14:val="none"/>
+        </w:rPr>
+        <w:t xml:space="preserve">    '2026-09-22',</w:t>
+      </w:r>
+    </w:p>
+    <w:p>
+      <w:pPr>
+        <w:tabs>
+          <w:tab w:val="left" w:pos="916"/>
+          <w:tab w:val="left" w:pos="1832"/>
+          <w:tab w:val="left" w:pos="2748"/>
+          <w:tab w:val="left" w:pos="3664"/>
+          <w:tab w:val="left" w:pos="4580"/>
+          <w:tab w:val="left" w:pos="5496"/>
+          <w:tab w:val="left" w:pos="6412"/>
+          <w:tab w:val="left" w:pos="7328"/>
+          <w:tab w:val="left" w:pos="8244"/>
+          <w:tab w:val="left" w:pos="9160"/>
+          <w:tab w:val="left" w:pos="10076"/>
+          <w:tab w:val="left" w:pos="10992"/>
+          <w:tab w:val="left" w:pos="11908"/>
+          <w:tab w:val="left" w:pos="12824"/>
+          <w:tab w:val="left" w:pos="13740"/>
+          <w:tab w:val="left" w:pos="14656"/>
+        </w:tabs>
+        <w:spacing w:after="0" w:line="240" w:lineRule="auto"/>
+        <w:rPr>
+          <w:rFonts w:ascii="Courier New" w:eastAsia="Times New Roman" w:hAnsi="Courier New" w:cs="Courier New"/>
+          <w:kern w:val="0"/>
+          <w:sz w:val="20"/>
+          <w:szCs w:val="20"/>
+          <w14:ligatures w14:val="none"/>
+        </w:rPr>
+      </w:pPr>
+      <w:r>
+        <w:rPr>
+          <w:rFonts w:ascii="Courier New" w:eastAsia="Times New Roman" w:hAnsi="Courier New" w:cs="Courier New"/>
+          <w:kern w:val="0"/>
+          <w:sz w:val="20"/>
+          <w:szCs w:val="20"/>
+          <w14:ligatures w14:val="none"/>
+        </w:rPr>
+        <w:t xml:space="preserve">    '2026-10-06',</w:t>
+      </w:r>
+    </w:p>
+    <w:p>
+      <w:pPr>
+        <w:tabs>
+          <w:tab w:val="left" w:pos="916"/>
+          <w:tab w:val="left" w:pos="1832"/>
+          <w:tab w:val="left" w:pos="2748"/>
+          <w:tab w:val="left" w:pos="3664"/>
+          <w:tab w:val="left" w:pos="4580"/>
+          <w:tab w:val="left" w:pos="5496"/>
+          <w:tab w:val="left" w:pos="6412"/>
+          <w:tab w:val="left" w:pos="7328"/>
+          <w:tab w:val="left" w:pos="8244"/>
+          <w:tab w:val="left" w:pos="9160"/>
+          <w:tab w:val="left" w:pos="10076"/>
+          <w:tab w:val="left" w:pos="10992"/>
+          <w:tab w:val="left" w:pos="11908"/>
+          <w:tab w:val="left" w:pos="12824"/>
+          <w:tab w:val="left" w:pos="13740"/>
+          <w:tab w:val="left" w:pos="14656"/>
+        </w:tabs>
+        <w:spacing w:after="0" w:line="240" w:lineRule="auto"/>
+        <w:rPr>
+          <w:rFonts w:ascii="Courier New" w:eastAsia="Times New Roman" w:hAnsi="Courier New" w:cs="Courier New"/>
+          <w:kern w:val="0"/>
+          <w:sz w:val="20"/>
+          <w:szCs w:val="20"/>
+          <w14:ligatures w14:val="none"/>
+        </w:rPr>
+      </w:pPr>
+      <w:r>
+        <w:rPr>
+          <w:rFonts w:ascii="Courier New" w:eastAsia="Times New Roman" w:hAnsi="Courier New" w:cs="Courier New"/>
+          <w:kern w:val="0"/>
+          <w:sz w:val="20"/>
+          <w:szCs w:val="20"/>
+          <w14:ligatures w14:val="none"/>
+        </w:rPr>
+        <w:t xml:space="preserve">    NULL</w:t>
+      </w:r>
+    </w:p>
+    <w:p>
+      <w:pPr>
+        <w:tabs>
+          <w:tab w:val="left" w:pos="916"/>
+          <w:tab w:val="left" w:pos="1832"/>
+          <w:tab w:val="left" w:pos="2748"/>
+          <w:tab w:val="left" w:pos="3664"/>
+          <w:tab w:val="left" w:pos="4580"/>
+          <w:tab w:val="left" w:pos="5496"/>
+          <w:tab w:val="left" w:pos="6412"/>
+          <w:tab w:val="left" w:pos="7328"/>
+          <w:tab w:val="left" w:pos="8244"/>
+          <w:tab w:val="left" w:pos="9160"/>
+          <w:tab w:val="left" w:pos="10076"/>
+          <w:tab w:val="left" w:pos="10992"/>
+          <w:tab w:val="left" w:pos="11908"/>
+          <w:tab w:val="left" w:pos="12824"/>
+          <w:tab w:val="left" w:pos="13740"/>
+          <w:tab w:val="left" w:pos="14656"/>
+        </w:tabs>
+        <w:spacing w:after="0" w:line="240" w:lineRule="auto"/>
+        <w:rPr>
+          <w:rFonts w:ascii="Courier New" w:eastAsia="Times New Roman" w:hAnsi="Courier New" w:cs="Courier New"/>
+          <w:kern w:val="0"/>
+          <w:sz w:val="20"/>
+          <w:szCs w:val="20"/>
+          <w14:ligatures w14:val="none"/>
+        </w:rPr>
+      </w:pPr>
+      <w:r>
+        <w:rPr>
+          <w:rFonts w:ascii="Courier New" w:eastAsia="Times New Roman" w:hAnsi="Courier New" w:cs="Courier New"/>
+          <w:kern w:val="0"/>
+          <w:sz w:val="20"/>
+          <w:szCs w:val="20"/>
+          <w14:ligatures w14:val="none"/>
+        </w:rPr>
+        <w:t>);</w:t>
+      </w:r>
+    </w:p>
+    <w:p>
+      <w:pPr>
+        <w:spacing w:before="100" w:beforeAutospacing="1" w:after="100" w:afterAutospacing="1" w:line="240" w:lineRule="auto"/>
+        <w:rPr>
+          <w:rFonts w:ascii="Times New Roman" w:eastAsia="Times New Roman" w:hAnsi="Times New Roman" w:cs="Times New Roman"/>
+          <w:kern w:val="0"/>
+          <w14:ligatures w14:val="none"/>
+        </w:rPr>
+      </w:pPr>
+      <w:r>
+        <w:rPr>
+          <w:rFonts w:ascii="Times New Roman" w:eastAsia="Times New Roman" w:hAnsi="Times New Roman" w:cs="Times New Roman"/>
+          <w:kern w:val="0"/>
+          <w14:ligatures w14:val="none"/>
+        </w:rPr>
+        <w:t xml:space="preserve">When you add an index to </w:t>
+      </w:r>
+      <w:r>
+        <w:rPr>
+          <w:rFonts w:ascii="Courier New" w:eastAsia="Times New Roman" w:hAnsi="Courier New" w:cs="Courier New"/>
+          <w:kern w:val="0"/>
+          <w:sz w:val="20"/>
+          <w:szCs w:val="20"/>
+          <w14:ligatures w14:val="none"/>
+        </w:rPr>
+        <w:t>CheckoutDate</w:t>
+      </w:r>
+      <w:r>
+        <w:rPr>
+          <w:rFonts w:ascii="Times New Roman" w:eastAsia="Times New Roman" w:hAnsi="Times New Roman" w:cs="Times New Roman"/>
+          <w:kern w:val="0"/>
+          <w14:ligatures w14:val="none"/>
+        </w:rPr>
+        <w:t>, MySQL now has an additional structure to maintain whenever a new loan is recorded.</w:t>
+      </w:r>
+    </w:p>
+    <w:p>
+      <w:pPr>
+        <w:spacing w:before="100" w:beforeAutospacing="1" w:after="100" w:afterAutospacing="1" w:line="240" w:lineRule="auto"/>
+        <w:rPr>
+          <w:rFonts w:ascii="Times New Roman" w:eastAsia="Times New Roman" w:hAnsi="Times New Roman" w:cs="Times New Roman"/>
+          <w:kern w:val="0"/>
+          <w14:ligatures w14:val="none"/>
+        </w:rPr>
+      </w:pPr>
+      <w:r>
+        <w:rPr>
+          <w:rFonts w:ascii="Times New Roman" w:eastAsia="Times New Roman" w:hAnsi="Times New Roman" w:cs="Times New Roman"/>
+          <w:kern w:val="0"/>
+          <w14:ligatures w14:val="none"/>
+        </w:rPr>
+        <w:t>Essentially:</w:t>
       </w:r>
     </w:p>
     <w:tbl>
@@ -163,8 +1207,9 @@
         <w:tblLook w:val="04A0" w:firstRow="1" w:lastRow="0" w:firstColumn="1" w:lastColumn="0" w:noHBand="0" w:noVBand="1"/>
       </w:tblPr>
       <w:tblGrid>
-        <w:gridCol w:w="1262"/>
-        <w:gridCol w:w="6526"/>
+        <w:gridCol w:w="1129"/>
+        <w:gridCol w:w="4003"/>
+        <w:gridCol w:w="4228"/>
       </w:tblGrid>
       <w:tr>
         <w:trPr>
@@ -197,7 +1242,7 @@
                 <w:kern w:val="0"/>
                 <w14:ligatures w14:val="none"/>
               </w:rPr>
-              <w:t>Table</w:t>
+              <w:t>Operation</w:t>
             </w:r>
           </w:p>
         </w:tc>
@@ -227,7 +1272,37 @@
                 <w:kern w:val="0"/>
                 <w14:ligatures w14:val="none"/>
               </w:rPr>
-              <w:t>Information stored</w:t>
+              <w:t>Without additional index</w:t>
+            </w:r>
+          </w:p>
+        </w:tc>
+        <w:tc>
+          <w:tcPr>
+            <w:tcW w:w="0" w:type="auto"/>
+            <w:vAlign w:val="center"/>
+            <w:hideMark/>
+          </w:tcPr>
+          <w:p>
+            <w:pPr>
+              <w:spacing w:after="0" w:line="240" w:lineRule="auto"/>
+              <w:jc w:val="center"/>
+              <w:rPr>
+                <w:rFonts w:ascii="Times New Roman" w:eastAsia="Times New Roman" w:hAnsi="Times New Roman" w:cs="Times New Roman"/>
+                <w:b/>
+                <w:bCs/>
+                <w:kern w:val="0"/>
+                <w14:ligatures w14:val="none"/>
+              </w:rPr>
+            </w:pPr>
+            <w:r>
+              <w:rPr>
+                <w:rFonts w:ascii="Times New Roman" w:eastAsia="Times New Roman" w:hAnsi="Times New Roman" w:cs="Times New Roman"/>
+                <w:b/>
+                <w:bCs/>
+                <w:kern w:val="0"/>
+                <w14:ligatures w14:val="none"/>
+              </w:rPr>
+              <w:t>With additional index</w:t>
             </w:r>
           </w:p>
         </w:tc>
@@ -257,7 +1332,7 @@
                 <w:kern w:val="0"/>
                 <w14:ligatures w14:val="none"/>
               </w:rPr>
-              <w:t>Books</w:t>
+              <w:t>SELECT</w:t>
             </w:r>
           </w:p>
         </w:tc>
@@ -282,7 +1357,32 @@
                 <w:kern w:val="0"/>
                 <w14:ligatures w14:val="none"/>
               </w:rPr>
-              <w:t>Book ID, title, author, genre</w:t>
+              <w:t>May require scanning the table</w:t>
+            </w:r>
+          </w:p>
+        </w:tc>
+        <w:tc>
+          <w:tcPr>
+            <w:tcW w:w="0" w:type="auto"/>
+            <w:vAlign w:val="center"/>
+            <w:hideMark/>
+          </w:tcPr>
+          <w:p>
+            <w:pPr>
+              <w:spacing w:after="0" w:line="240" w:lineRule="auto"/>
+              <w:rPr>
+                <w:rFonts w:ascii="Times New Roman" w:eastAsia="Times New Roman" w:hAnsi="Times New Roman" w:cs="Times New Roman"/>
+                <w:kern w:val="0"/>
+                <w14:ligatures w14:val="none"/>
+              </w:rPr>
+            </w:pPr>
+            <w:r>
+              <w:rPr>
+                <w:rFonts w:ascii="Times New Roman" w:eastAsia="Times New Roman" w:hAnsi="Times New Roman" w:cs="Times New Roman"/>
+                <w:kern w:val="0"/>
+                <w14:ligatures w14:val="none"/>
+              </w:rPr>
+              <w:t>Can use the index to locate matching records</w:t>
             </w:r>
           </w:p>
         </w:tc>
@@ -306,16 +1406,14 @@
                 <w14:ligatures w14:val="none"/>
               </w:rPr>
             </w:pPr>
-            <w:proofErr w:type="spellStart"/>
             <w:r>
               <w:rPr>
                 <w:rFonts w:ascii="Times New Roman" w:eastAsia="Times New Roman" w:hAnsi="Times New Roman" w:cs="Times New Roman"/>
                 <w:kern w:val="0"/>
                 <w14:ligatures w14:val="none"/>
               </w:rPr>
-              <w:t>BookCopies</w:t>
+              <w:t>INSERT</w:t>
             </w:r>
-            <w:proofErr w:type="spellEnd"/>
           </w:p>
         </w:tc>
         <w:tc>
@@ -339,7 +1437,252 @@
                 <w:kern w:val="0"/>
                 <w14:ligatures w14:val="none"/>
               </w:rPr>
-              <w:t>Copy ID, book ID, availability</w:t>
+              <w:t>Adds the new record and maintains existing indexes</w:t>
+            </w:r>
+          </w:p>
+        </w:tc>
+        <w:tc>
+          <w:tcPr>
+            <w:tcW w:w="0" w:type="auto"/>
+            <w:vAlign w:val="center"/>
+            <w:hideMark/>
+          </w:tcPr>
+          <w:p>
+            <w:pPr>
+              <w:spacing w:after="0" w:line="240" w:lineRule="auto"/>
+              <w:rPr>
+                <w:rFonts w:ascii="Times New Roman" w:eastAsia="Times New Roman" w:hAnsi="Times New Roman" w:cs="Times New Roman"/>
+                <w:kern w:val="0"/>
+                <w14:ligatures w14:val="none"/>
+              </w:rPr>
+            </w:pPr>
+            <w:r>
+              <w:rPr>
+                <w:rFonts w:ascii="Times New Roman" w:eastAsia="Times New Roman" w:hAnsi="Times New Roman" w:cs="Times New Roman"/>
+                <w:kern w:val="0"/>
+                <w14:ligatures w14:val="none"/>
+              </w:rPr>
+              <w:t>Adds the new record and maintains an additional index</w:t>
+            </w:r>
+          </w:p>
+        </w:tc>
+      </w:tr>
+    </w:tbl>
+    <w:p>
+      <w:pPr>
+        <w:spacing w:before="100" w:beforeAutospacing="1" w:after="100" w:afterAutospacing="1" w:line="240" w:lineRule="auto"/>
+        <w:rPr>
+          <w:rFonts w:ascii="Times New Roman" w:eastAsia="Times New Roman" w:hAnsi="Times New Roman" w:cs="Times New Roman"/>
+          <w:kern w:val="0"/>
+          <w14:ligatures w14:val="none"/>
+        </w:rPr>
+      </w:pPr>
+      <w:r>
+        <w:rPr>
+          <w:rFonts w:ascii="Times New Roman" w:eastAsia="Times New Roman" w:hAnsi="Times New Roman" w:cs="Times New Roman"/>
+          <w:kern w:val="0"/>
+          <w14:ligatures w14:val="none"/>
+        </w:rPr>
+        <w:t>This is the trade-off your team would investigate.</w:t>
+      </w:r>
+    </w:p>
+    <w:p>
+      <w:pPr>
+        <w:spacing w:after="0" w:line="240" w:lineRule="auto"/>
+        <w:rPr>
+          <w:rFonts w:ascii="Times New Roman" w:eastAsia="Times New Roman" w:hAnsi="Times New Roman" w:cs="Times New Roman"/>
+          <w:kern w:val="0"/>
+          <w14:ligatures w14:val="none"/>
+        </w:rPr>
+      </w:pPr>
+      <w:r>
+        <w:rPr>
+          <w:rFonts w:ascii="Times New Roman" w:eastAsia="Times New Roman" w:hAnsi="Times New Roman" w:cs="Times New Roman"/>
+          <w:noProof/>
+          <w:kern w:val="0"/>
+        </w:rPr>
+        <w:pict w14:anchorId="561094EE">
+          <v:rect id="_x0000_i1029" alt="" style="width:468pt;height:.05pt;mso-width-percent:0;mso-height-percent:0;mso-width-percent:0;mso-height-percent:0" o:hralign="center" o:hrstd="t" o:hr="t" fillcolor="#a0a0a0" stroked="f"/>
+        </w:pict>
+      </w:r>
+    </w:p>
+    <w:p>
+      <w:pPr>
+        <w:spacing w:before="100" w:beforeAutospacing="1" w:after="100" w:afterAutospacing="1" w:line="240" w:lineRule="auto"/>
+        <w:outlineLvl w:val="0"/>
+        <w:rPr>
+          <w:rFonts w:ascii="Times New Roman" w:eastAsia="Times New Roman" w:hAnsi="Times New Roman" w:cs="Times New Roman"/>
+          <w:b/>
+          <w:bCs/>
+          <w:kern w:val="36"/>
+          <w:sz w:val="48"/>
+          <w:szCs w:val="48"/>
+          <w14:ligatures w14:val="none"/>
+        </w:rPr>
+      </w:pPr>
+      <w:r>
+        <w:rPr>
+          <w:rFonts w:ascii="Times New Roman" w:eastAsia="Times New Roman" w:hAnsi="Times New Roman" w:cs="Times New Roman"/>
+          <w:b/>
+          <w:bCs/>
+          <w:kern w:val="36"/>
+          <w:sz w:val="48"/>
+          <w:szCs w:val="48"/>
+          <w14:ligatures w14:val="none"/>
+        </w:rPr>
+        <w:t>2. What would the experiment look like?</w:t>
+      </w:r>
+    </w:p>
+    <w:p>
+      <w:pPr>
+        <w:spacing w:before="100" w:beforeAutospacing="1" w:after="100" w:afterAutospacing="1" w:line="240" w:lineRule="auto"/>
+        <w:rPr>
+          <w:rFonts w:ascii="Times New Roman" w:eastAsia="Times New Roman" w:hAnsi="Times New Roman" w:cs="Times New Roman"/>
+          <w:kern w:val="0"/>
+          <w14:ligatures w14:val="none"/>
+        </w:rPr>
+      </w:pPr>
+      <w:r>
+        <w:rPr>
+          <w:rFonts w:ascii="Times New Roman" w:eastAsia="Times New Roman" w:hAnsi="Times New Roman" w:cs="Times New Roman"/>
+          <w:kern w:val="0"/>
+          <w14:ligatures w14:val="none"/>
+        </w:rPr>
+        <w:t>I would keep the experiment relatively simple.</w:t>
+      </w:r>
+    </w:p>
+    <w:p>
+      <w:pPr>
+        <w:spacing w:before="100" w:beforeAutospacing="1" w:after="100" w:afterAutospacing="1" w:line="240" w:lineRule="auto"/>
+        <w:rPr>
+          <w:rFonts w:ascii="Times New Roman" w:eastAsia="Times New Roman" w:hAnsi="Times New Roman" w:cs="Times New Roman"/>
+          <w:kern w:val="0"/>
+          <w14:ligatures w14:val="none"/>
+        </w:rPr>
+      </w:pPr>
+      <w:r>
+        <w:rPr>
+          <w:rFonts w:ascii="Times New Roman" w:eastAsia="Times New Roman" w:hAnsi="Times New Roman" w:cs="Times New Roman"/>
+          <w:kern w:val="0"/>
+          <w14:ligatures w14:val="none"/>
+        </w:rPr>
+        <w:t xml:space="preserve">Use your synthetic library database, specifically the </w:t>
+      </w:r>
+      <w:r>
+        <w:rPr>
+          <w:rFonts w:ascii="Courier New" w:eastAsia="Times New Roman" w:hAnsi="Courier New" w:cs="Courier New"/>
+          <w:kern w:val="0"/>
+          <w:sz w:val="20"/>
+          <w:szCs w:val="20"/>
+          <w14:ligatures w14:val="none"/>
+        </w:rPr>
+        <w:t>Loans</w:t>
+      </w:r>
+      <w:r>
+        <w:rPr>
+          <w:rFonts w:ascii="Times New Roman" w:eastAsia="Times New Roman" w:hAnsi="Times New Roman" w:cs="Times New Roman"/>
+          <w:kern w:val="0"/>
+          <w14:ligatures w14:val="none"/>
+        </w:rPr>
+        <w:t xml:space="preserve"> table.</w:t>
+      </w:r>
+    </w:p>
+    <w:p>
+      <w:pPr>
+        <w:spacing w:before="100" w:beforeAutospacing="1" w:after="100" w:afterAutospacing="1" w:line="240" w:lineRule="auto"/>
+        <w:rPr>
+          <w:rFonts w:ascii="Times New Roman" w:eastAsia="Times New Roman" w:hAnsi="Times New Roman" w:cs="Times New Roman"/>
+          <w:kern w:val="0"/>
+          <w14:ligatures w14:val="none"/>
+        </w:rPr>
+      </w:pPr>
+      <w:r>
+        <w:rPr>
+          <w:rFonts w:ascii="Times New Roman" w:eastAsia="Times New Roman" w:hAnsi="Times New Roman" w:cs="Times New Roman"/>
+          <w:kern w:val="0"/>
+          <w14:ligatures w14:val="none"/>
+        </w:rPr>
+        <w:t>You could investigate three indexing configurations:</w:t>
+      </w:r>
+    </w:p>
+    <w:tbl>
+      <w:tblPr>
+        <w:tblW w:w="0" w:type="auto"/>
+        <w:tblCellSpacing w:w="15" w:type="dxa"/>
+        <w:tblCellMar>
+          <w:top w:w="15" w:type="dxa"/>
+          <w:left w:w="15" w:type="dxa"/>
+          <w:bottom w:w="15" w:type="dxa"/>
+          <w:right w:w="15" w:type="dxa"/>
+        </w:tblCellMar>
+        <w:tblLook w:val="04A0" w:firstRow="1" w:lastRow="0" w:firstColumn="1" w:lastColumn="0" w:noHBand="0" w:noVBand="1"/>
+      </w:tblPr>
+      <w:tblGrid>
+        <w:gridCol w:w="1529"/>
+        <w:gridCol w:w="3874"/>
+      </w:tblGrid>
+      <w:tr>
+        <w:trPr>
+          <w:tblHeader/>
+          <w:tblCellSpacing w:w="15" w:type="dxa"/>
+        </w:trPr>
+        <w:tc>
+          <w:tcPr>
+            <w:tcW w:w="0" w:type="auto"/>
+            <w:vAlign w:val="center"/>
+            <w:hideMark/>
+          </w:tcPr>
+          <w:p>
+            <w:pPr>
+              <w:spacing w:after="0" w:line="240" w:lineRule="auto"/>
+              <w:jc w:val="center"/>
+              <w:rPr>
+                <w:rFonts w:ascii="Times New Roman" w:eastAsia="Times New Roman" w:hAnsi="Times New Roman" w:cs="Times New Roman"/>
+                <w:b/>
+                <w:bCs/>
+                <w:kern w:val="0"/>
+                <w14:ligatures w14:val="none"/>
+              </w:rPr>
+            </w:pPr>
+            <w:r>
+              <w:rPr>
+                <w:rFonts w:ascii="Times New Roman" w:eastAsia="Times New Roman" w:hAnsi="Times New Roman" w:cs="Times New Roman"/>
+                <w:b/>
+                <w:bCs/>
+                <w:kern w:val="0"/>
+                <w14:ligatures w14:val="none"/>
+              </w:rPr>
+              <w:t>Configuration</w:t>
+            </w:r>
+          </w:p>
+        </w:tc>
+        <w:tc>
+          <w:tcPr>
+            <w:tcW w:w="0" w:type="auto"/>
+            <w:vAlign w:val="center"/>
+            <w:hideMark/>
+          </w:tcPr>
+          <w:p>
+            <w:pPr>
+              <w:spacing w:after="0" w:line="240" w:lineRule="auto"/>
+              <w:jc w:val="center"/>
+              <w:rPr>
+                <w:rFonts w:ascii="Times New Roman" w:eastAsia="Times New Roman" w:hAnsi="Times New Roman" w:cs="Times New Roman"/>
+                <w:b/>
+                <w:bCs/>
+                <w:kern w:val="0"/>
+                <w14:ligatures w14:val="none"/>
+              </w:rPr>
+            </w:pPr>
+            <w:r>
+              <w:rPr>
+                <w:rFonts w:ascii="Times New Roman" w:eastAsia="Times New Roman" w:hAnsi="Times New Roman" w:cs="Times New Roman"/>
+                <w:b/>
+                <w:bCs/>
+                <w:kern w:val="0"/>
+                <w14:ligatures w14:val="none"/>
+              </w:rPr>
+              <w:t>Description</w:t>
             </w:r>
           </w:p>
         </w:tc>
@@ -369,7 +1712,7 @@
                 <w:kern w:val="0"/>
                 <w14:ligatures w14:val="none"/>
               </w:rPr>
-              <w:t>Members</w:t>
+              <w:t>A</w:t>
             </w:r>
           </w:p>
         </w:tc>
@@ -394,7 +1737,7 @@
                 <w:kern w:val="0"/>
                 <w14:ligatures w14:val="none"/>
               </w:rPr>
-              <w:t>Member ID, name, membership date</w:t>
+              <w:t>No additional indexes</w:t>
             </w:r>
           </w:p>
         </w:tc>
@@ -424,7 +1767,7 @@
                 <w:kern w:val="0"/>
                 <w14:ligatures w14:val="none"/>
               </w:rPr>
-              <w:t>Loans</w:t>
+              <w:t>B</w:t>
             </w:r>
           </w:p>
         </w:tc>
@@ -449,7 +1792,62 @@
                 <w:kern w:val="0"/>
                 <w14:ligatures w14:val="none"/>
               </w:rPr>
-              <w:t>Loan ID, copy ID, member ID, checkout date, due date, return date</w:t>
+              <w:t>Index on CheckoutDate</w:t>
+            </w:r>
+          </w:p>
+        </w:tc>
+      </w:tr>
+      <w:tr>
+        <w:trPr>
+          <w:tblCellSpacing w:w="15" w:type="dxa"/>
+        </w:trPr>
+        <w:tc>
+          <w:tcPr>
+            <w:tcW w:w="0" w:type="auto"/>
+            <w:vAlign w:val="center"/>
+            <w:hideMark/>
+          </w:tcPr>
+          <w:p>
+            <w:pPr>
+              <w:spacing w:after="0" w:line="240" w:lineRule="auto"/>
+              <w:rPr>
+                <w:rFonts w:ascii="Times New Roman" w:eastAsia="Times New Roman" w:hAnsi="Times New Roman" w:cs="Times New Roman"/>
+                <w:kern w:val="0"/>
+                <w14:ligatures w14:val="none"/>
+              </w:rPr>
+            </w:pPr>
+            <w:r>
+              <w:rPr>
+                <w:rFonts w:ascii="Times New Roman" w:eastAsia="Times New Roman" w:hAnsi="Times New Roman" w:cs="Times New Roman"/>
+                <w:kern w:val="0"/>
+                <w14:ligatures w14:val="none"/>
+              </w:rPr>
+              <w:t>C</w:t>
+            </w:r>
+          </w:p>
+        </w:tc>
+        <w:tc>
+          <w:tcPr>
+            <w:tcW w:w="0" w:type="auto"/>
+            <w:vAlign w:val="center"/>
+            <w:hideMark/>
+          </w:tcPr>
+          <w:p>
+            <w:pPr>
+              <w:spacing w:after="0" w:line="240" w:lineRule="auto"/>
+              <w:rPr>
+                <w:rFonts w:ascii="Times New Roman" w:eastAsia="Times New Roman" w:hAnsi="Times New Roman" w:cs="Times New Roman"/>
+                <w:kern w:val="0"/>
+                <w14:ligatures w14:val="none"/>
+              </w:rPr>
+            </w:pPr>
+            <w:r>
+              <w:rPr>
+                <w:rFonts w:ascii="Times New Roman" w:eastAsia="Times New Roman" w:hAnsi="Times New Roman" w:cs="Times New Roman"/>
+                <w:kern w:val="0"/>
+                <w14:ligatures w14:val="none"/>
+              </w:rPr>
+              <w:t>Indexes on CheckoutDate and DueDate</w:t>
             </w:r>
           </w:p>
         </w:tc>
@@ -470,185 +1868,25 @@
           <w:kern w:val="0"/>
           <w14:ligatures w14:val="none"/>
         </w:rPr>
-        <w:t>You would establish relationships between these tables using primary and foreign keys.</w:t>
-      </w:r>
-    </w:p>
-    <w:p>
-      <w:pPr>
-        <w:spacing w:before="100" w:beforeAutospacing="1" w:after="100" w:afterAutospacing="1" w:line="240" w:lineRule="auto"/>
-        <w:rPr>
-          <w:rFonts w:ascii="Times New Roman" w:eastAsia="Times New Roman" w:hAnsi="Times New Roman" w:cs="Times New Roman"/>
-          <w:kern w:val="0"/>
-          <w14:ligatures w14:val="none"/>
-        </w:rPr>
-      </w:pPr>
-      <w:r>
-        <w:rPr>
-          <w:rFonts w:ascii="Times New Roman" w:eastAsia="Times New Roman" w:hAnsi="Times New Roman" w:cs="Times New Roman"/>
-          <w:kern w:val="0"/>
-          <w14:ligatures w14:val="none"/>
-        </w:rPr>
-        <w:t xml:space="preserve">For example, the Loans table would reference the Members and </w:t>
-      </w:r>
-      <w:proofErr w:type="spellStart"/>
-      <w:r>
-        <w:rPr>
-          <w:rFonts w:ascii="Times New Roman" w:eastAsia="Times New Roman" w:hAnsi="Times New Roman" w:cs="Times New Roman"/>
-          <w:kern w:val="0"/>
-          <w14:ligatures w14:val="none"/>
-        </w:rPr>
-        <w:t>BookCopies</w:t>
-      </w:r>
-      <w:proofErr w:type="spellEnd"/>
-      <w:r>
-        <w:rPr>
-          <w:rFonts w:ascii="Times New Roman" w:eastAsia="Times New Roman" w:hAnsi="Times New Roman" w:cs="Times New Roman"/>
-          <w:kern w:val="0"/>
-          <w14:ligatures w14:val="none"/>
-        </w:rPr>
-        <w:t xml:space="preserve"> tables.</w:t>
-      </w:r>
-    </w:p>
-    <w:p>
-      <w:pPr>
-        <w:spacing w:before="100" w:beforeAutospacing="1" w:after="100" w:afterAutospacing="1" w:line="240" w:lineRule="auto"/>
-        <w:rPr>
-          <w:rFonts w:ascii="Times New Roman" w:eastAsia="Times New Roman" w:hAnsi="Times New Roman" w:cs="Times New Roman"/>
-          <w:kern w:val="0"/>
-          <w14:ligatures w14:val="none"/>
-        </w:rPr>
-      </w:pPr>
-      <w:r>
-        <w:rPr>
-          <w:rFonts w:ascii="Times New Roman" w:eastAsia="Times New Roman" w:hAnsi="Times New Roman" w:cs="Times New Roman"/>
-          <w:kern w:val="0"/>
-          <w14:ligatures w14:val="none"/>
-        </w:rPr>
-        <w:t>You could then write SQL queries to answer questions such as:</w:t>
-      </w:r>
-    </w:p>
-    <w:p>
-      <w:pPr>
-        <w:numPr>
-          <w:ilvl w:val="0"/>
-          <w:numId w:val="1"/>
-        </w:numPr>
-        <w:spacing w:before="100" w:beforeAutospacing="1" w:after="100" w:afterAutospacing="1" w:line="240" w:lineRule="auto"/>
-        <w:rPr>
-          <w:rFonts w:ascii="Times New Roman" w:eastAsia="Times New Roman" w:hAnsi="Times New Roman" w:cs="Times New Roman"/>
-          <w:kern w:val="0"/>
-          <w14:ligatures w14:val="none"/>
-        </w:rPr>
-      </w:pPr>
-      <w:r>
-        <w:rPr>
-          <w:rFonts w:ascii="Times New Roman" w:eastAsia="Times New Roman" w:hAnsi="Times New Roman" w:cs="Times New Roman"/>
-          <w:kern w:val="0"/>
-          <w14:ligatures w14:val="none"/>
-        </w:rPr>
-        <w:t xml:space="preserve">Which books are currently checked out? </w:t>
-      </w:r>
-    </w:p>
-    <w:p>
-      <w:pPr>
-        <w:numPr>
-          <w:ilvl w:val="0"/>
-          <w:numId w:val="1"/>
-        </w:numPr>
-        <w:spacing w:before="100" w:beforeAutospacing="1" w:after="100" w:afterAutospacing="1" w:line="240" w:lineRule="auto"/>
-        <w:rPr>
-          <w:rFonts w:ascii="Times New Roman" w:eastAsia="Times New Roman" w:hAnsi="Times New Roman" w:cs="Times New Roman"/>
-          <w:kern w:val="0"/>
-          <w14:ligatures w14:val="none"/>
-        </w:rPr>
-      </w:pPr>
-      <w:r>
-        <w:rPr>
-          <w:rFonts w:ascii="Times New Roman" w:eastAsia="Times New Roman" w:hAnsi="Times New Roman" w:cs="Times New Roman"/>
-          <w:kern w:val="0"/>
-          <w14:ligatures w14:val="none"/>
-        </w:rPr>
-        <w:t xml:space="preserve">Which members have overdue books? </w:t>
-      </w:r>
-    </w:p>
-    <w:p>
-      <w:pPr>
-        <w:numPr>
-          <w:ilvl w:val="0"/>
-          <w:numId w:val="1"/>
-        </w:numPr>
-        <w:spacing w:before="100" w:beforeAutospacing="1" w:after="100" w:afterAutospacing="1" w:line="240" w:lineRule="auto"/>
-        <w:rPr>
-          <w:rFonts w:ascii="Times New Roman" w:eastAsia="Times New Roman" w:hAnsi="Times New Roman" w:cs="Times New Roman"/>
-          <w:kern w:val="0"/>
-          <w14:ligatures w14:val="none"/>
-        </w:rPr>
-      </w:pPr>
-      <w:r>
-        <w:rPr>
-          <w:rFonts w:ascii="Times New Roman" w:eastAsia="Times New Roman" w:hAnsi="Times New Roman" w:cs="Times New Roman"/>
-          <w:kern w:val="0"/>
-          <w14:ligatures w14:val="none"/>
-        </w:rPr>
-        <w:t xml:space="preserve">Which books are borrowed most frequently? </w:t>
-      </w:r>
-    </w:p>
-    <w:p>
-      <w:pPr>
-        <w:numPr>
-          <w:ilvl w:val="0"/>
-          <w:numId w:val="1"/>
-        </w:numPr>
-        <w:spacing w:before="100" w:beforeAutospacing="1" w:after="100" w:afterAutospacing="1" w:line="240" w:lineRule="auto"/>
-        <w:rPr>
-          <w:rFonts w:ascii="Times New Roman" w:eastAsia="Times New Roman" w:hAnsi="Times New Roman" w:cs="Times New Roman"/>
-          <w:kern w:val="0"/>
-          <w14:ligatures w14:val="none"/>
-        </w:rPr>
-      </w:pPr>
-      <w:r>
-        <w:rPr>
-          <w:rFonts w:ascii="Times New Roman" w:eastAsia="Times New Roman" w:hAnsi="Times New Roman" w:cs="Times New Roman"/>
-          <w:kern w:val="0"/>
-          <w14:ligatures w14:val="none"/>
-        </w:rPr>
-        <w:t xml:space="preserve">How many books has each member borrowed? </w:t>
-      </w:r>
-    </w:p>
-    <w:p>
-      <w:pPr>
-        <w:spacing w:before="100" w:beforeAutospacing="1" w:after="100" w:afterAutospacing="1" w:line="240" w:lineRule="auto"/>
-        <w:rPr>
-          <w:rFonts w:ascii="Times New Roman" w:eastAsia="Times New Roman" w:hAnsi="Times New Roman" w:cs="Times New Roman"/>
-          <w:kern w:val="0"/>
-          <w14:ligatures w14:val="none"/>
-        </w:rPr>
-      </w:pPr>
-      <w:r>
-        <w:rPr>
-          <w:rFonts w:ascii="Times New Roman" w:eastAsia="Times New Roman" w:hAnsi="Times New Roman" w:cs="Times New Roman"/>
-          <w:kern w:val="0"/>
-          <w14:ligatures w14:val="none"/>
-        </w:rPr>
-        <w:t xml:space="preserve">These are all achievable using concepts such as SELECT, JOIN, </w:t>
-      </w:r>
-      <w:proofErr w:type="gramStart"/>
-      <w:r>
-        <w:rPr>
-          <w:rFonts w:ascii="Times New Roman" w:eastAsia="Times New Roman" w:hAnsi="Times New Roman" w:cs="Times New Roman"/>
-          <w:kern w:val="0"/>
-          <w14:ligatures w14:val="none"/>
-        </w:rPr>
-        <w:t>WHERE,</w:t>
-      </w:r>
-      <w:proofErr w:type="gramEnd"/>
-      <w:r>
-        <w:rPr>
-          <w:rFonts w:ascii="Times New Roman" w:eastAsia="Times New Roman" w:hAnsi="Times New Roman" w:cs="Times New Roman"/>
-          <w:kern w:val="0"/>
-          <w14:ligatures w14:val="none"/>
-        </w:rPr>
-        <w:t xml:space="preserve"> GROUP BY, and aggregate functions.</w:t>
+        <w:t>Remember that MySQL will still have the necessary primary key and foreign key indexes. Configuration A simply means no indexes beyond those already required by the database structure.</w:t>
+      </w:r>
+    </w:p>
+    <w:p>
+      <w:pPr>
+        <w:spacing w:before="100" w:beforeAutospacing="1" w:after="100" w:afterAutospacing="1" w:line="240" w:lineRule="auto"/>
+        <w:rPr>
+          <w:rFonts w:ascii="Times New Roman" w:eastAsia="Times New Roman" w:hAnsi="Times New Roman" w:cs="Times New Roman"/>
+          <w:kern w:val="0"/>
+          <w14:ligatures w14:val="none"/>
+        </w:rPr>
+      </w:pPr>
+      <w:r>
+        <w:rPr>
+          <w:rFonts w:ascii="Times New Roman" w:eastAsia="Times New Roman" w:hAnsi="Times New Roman" w:cs="Times New Roman"/>
+          <w:kern w:val="0"/>
+          <w14:ligatures w14:val="none"/>
+        </w:rPr>
+        <w:t>You would then measure two things for each configuration.</w:t>
       </w:r>
     </w:p>
     <w:p>
@@ -675,63 +1913,2020 @@
           <w:szCs w:val="27"/>
           <w14:ligatures w14:val="none"/>
         </w:rPr>
-        <w:t>What would make it a research project?</w:t>
-      </w:r>
-    </w:p>
-    <w:p>
-      <w:pPr>
-        <w:spacing w:before="100" w:beforeAutospacing="1" w:after="100" w:afterAutospacing="1" w:line="240" w:lineRule="auto"/>
-        <w:rPr>
-          <w:rFonts w:ascii="Times New Roman" w:eastAsia="Times New Roman" w:hAnsi="Times New Roman" w:cs="Times New Roman"/>
-          <w:kern w:val="0"/>
-          <w14:ligatures w14:val="none"/>
-        </w:rPr>
-      </w:pPr>
-      <w:r>
-        <w:rPr>
-          <w:rFonts w:ascii="Times New Roman" w:eastAsia="Times New Roman" w:hAnsi="Times New Roman" w:cs="Times New Roman"/>
-          <w:kern w:val="0"/>
-          <w14:ligatures w14:val="none"/>
-        </w:rPr>
-        <w:t>Your team could investigate:</w:t>
-      </w:r>
-    </w:p>
-    <w:p>
-      <w:pPr>
-        <w:spacing w:before="100" w:beforeAutospacing="1" w:after="100" w:afterAutospacing="1" w:line="240" w:lineRule="auto"/>
-        <w:rPr>
-          <w:rFonts w:ascii="Times New Roman" w:eastAsia="Times New Roman" w:hAnsi="Times New Roman" w:cs="Times New Roman"/>
-          <w:kern w:val="0"/>
-          <w14:ligatures w14:val="none"/>
-        </w:rPr>
-      </w:pPr>
-      <w:r>
+        <w:lastRenderedPageBreak/>
+        <w:t>Experiment 1: Data retrieval performance</w:t>
+      </w:r>
+    </w:p>
+    <w:p>
+      <w:pPr>
+        <w:spacing w:before="100" w:beforeAutospacing="1" w:after="100" w:afterAutospacing="1" w:line="240" w:lineRule="auto"/>
+        <w:rPr>
+          <w:rFonts w:ascii="Times New Roman" w:eastAsia="Times New Roman" w:hAnsi="Times New Roman" w:cs="Times New Roman"/>
+          <w:kern w:val="0"/>
+          <w14:ligatures w14:val="none"/>
+        </w:rPr>
+      </w:pPr>
+      <w:r>
+        <w:rPr>
+          <w:rFonts w:ascii="Times New Roman" w:eastAsia="Times New Roman" w:hAnsi="Times New Roman" w:cs="Times New Roman"/>
+          <w:kern w:val="0"/>
+          <w14:ligatures w14:val="none"/>
+        </w:rPr>
+        <w:t>Run the same SQL query multiple times.</w:t>
+      </w:r>
+    </w:p>
+    <w:p>
+      <w:pPr>
+        <w:tabs>
+          <w:tab w:val="left" w:pos="916"/>
+          <w:tab w:val="left" w:pos="1832"/>
+          <w:tab w:val="left" w:pos="2748"/>
+          <w:tab w:val="left" w:pos="3664"/>
+          <w:tab w:val="left" w:pos="4580"/>
+          <w:tab w:val="left" w:pos="5496"/>
+          <w:tab w:val="left" w:pos="6412"/>
+          <w:tab w:val="left" w:pos="7328"/>
+          <w:tab w:val="left" w:pos="8244"/>
+          <w:tab w:val="left" w:pos="9160"/>
+          <w:tab w:val="left" w:pos="10076"/>
+          <w:tab w:val="left" w:pos="10992"/>
+          <w:tab w:val="left" w:pos="11908"/>
+          <w:tab w:val="left" w:pos="12824"/>
+          <w:tab w:val="left" w:pos="13740"/>
+          <w:tab w:val="left" w:pos="14656"/>
+        </w:tabs>
+        <w:spacing w:after="0" w:line="240" w:lineRule="auto"/>
+        <w:rPr>
+          <w:rFonts w:ascii="Courier New" w:eastAsia="Times New Roman" w:hAnsi="Courier New" w:cs="Courier New"/>
+          <w:kern w:val="0"/>
+          <w:sz w:val="20"/>
+          <w:szCs w:val="20"/>
+          <w14:ligatures w14:val="none"/>
+        </w:rPr>
+      </w:pPr>
+      <w:r>
+        <w:rPr>
+          <w:rFonts w:ascii="Courier New" w:eastAsia="Times New Roman" w:hAnsi="Courier New" w:cs="Courier New"/>
+          <w:kern w:val="0"/>
+          <w:sz w:val="20"/>
+          <w:szCs w:val="20"/>
+          <w14:ligatures w14:val="none"/>
+        </w:rPr>
+        <w:t>SELECT *</w:t>
+      </w:r>
+    </w:p>
+    <w:p>
+      <w:pPr>
+        <w:tabs>
+          <w:tab w:val="left" w:pos="916"/>
+          <w:tab w:val="left" w:pos="1832"/>
+          <w:tab w:val="left" w:pos="2748"/>
+          <w:tab w:val="left" w:pos="3664"/>
+          <w:tab w:val="left" w:pos="4580"/>
+          <w:tab w:val="left" w:pos="5496"/>
+          <w:tab w:val="left" w:pos="6412"/>
+          <w:tab w:val="left" w:pos="7328"/>
+          <w:tab w:val="left" w:pos="8244"/>
+          <w:tab w:val="left" w:pos="9160"/>
+          <w:tab w:val="left" w:pos="10076"/>
+          <w:tab w:val="left" w:pos="10992"/>
+          <w:tab w:val="left" w:pos="11908"/>
+          <w:tab w:val="left" w:pos="12824"/>
+          <w:tab w:val="left" w:pos="13740"/>
+          <w:tab w:val="left" w:pos="14656"/>
+        </w:tabs>
+        <w:spacing w:after="0" w:line="240" w:lineRule="auto"/>
+        <w:rPr>
+          <w:rFonts w:ascii="Courier New" w:eastAsia="Times New Roman" w:hAnsi="Courier New" w:cs="Courier New"/>
+          <w:kern w:val="0"/>
+          <w:sz w:val="20"/>
+          <w:szCs w:val="20"/>
+          <w14:ligatures w14:val="none"/>
+        </w:rPr>
+      </w:pPr>
+      <w:r>
+        <w:rPr>
+          <w:rFonts w:ascii="Courier New" w:eastAsia="Times New Roman" w:hAnsi="Courier New" w:cs="Courier New"/>
+          <w:kern w:val="0"/>
+          <w:sz w:val="20"/>
+          <w:szCs w:val="20"/>
+          <w14:ligatures w14:val="none"/>
+        </w:rPr>
+        <w:t>FROM Loans</w:t>
+      </w:r>
+    </w:p>
+    <w:p>
+      <w:pPr>
+        <w:tabs>
+          <w:tab w:val="left" w:pos="916"/>
+          <w:tab w:val="left" w:pos="1832"/>
+          <w:tab w:val="left" w:pos="2748"/>
+          <w:tab w:val="left" w:pos="3664"/>
+          <w:tab w:val="left" w:pos="4580"/>
+          <w:tab w:val="left" w:pos="5496"/>
+          <w:tab w:val="left" w:pos="6412"/>
+          <w:tab w:val="left" w:pos="7328"/>
+          <w:tab w:val="left" w:pos="8244"/>
+          <w:tab w:val="left" w:pos="9160"/>
+          <w:tab w:val="left" w:pos="10076"/>
+          <w:tab w:val="left" w:pos="10992"/>
+          <w:tab w:val="left" w:pos="11908"/>
+          <w:tab w:val="left" w:pos="12824"/>
+          <w:tab w:val="left" w:pos="13740"/>
+          <w:tab w:val="left" w:pos="14656"/>
+        </w:tabs>
+        <w:spacing w:after="0" w:line="240" w:lineRule="auto"/>
+        <w:rPr>
+          <w:rFonts w:ascii="Courier New" w:eastAsia="Times New Roman" w:hAnsi="Courier New" w:cs="Courier New"/>
+          <w:kern w:val="0"/>
+          <w:sz w:val="20"/>
+          <w:szCs w:val="20"/>
+          <w14:ligatures w14:val="none"/>
+        </w:rPr>
+      </w:pPr>
+      <w:r>
+        <w:rPr>
+          <w:rFonts w:ascii="Courier New" w:eastAsia="Times New Roman" w:hAnsi="Courier New" w:cs="Courier New"/>
+          <w:kern w:val="0"/>
+          <w:sz w:val="20"/>
+          <w:szCs w:val="20"/>
+          <w14:ligatures w14:val="none"/>
+        </w:rPr>
+        <w:t>WHERE CheckoutDate = '2025-06-15';</w:t>
+      </w:r>
+    </w:p>
+    <w:p>
+      <w:pPr>
+        <w:spacing w:before="100" w:beforeAutospacing="1" w:after="100" w:afterAutospacing="1" w:line="240" w:lineRule="auto"/>
+        <w:rPr>
+          <w:rFonts w:ascii="Times New Roman" w:eastAsia="Times New Roman" w:hAnsi="Times New Roman" w:cs="Times New Roman"/>
+          <w:kern w:val="0"/>
+          <w14:ligatures w14:val="none"/>
+        </w:rPr>
+      </w:pPr>
+      <w:r>
+        <w:rPr>
+          <w:rFonts w:ascii="Times New Roman" w:eastAsia="Times New Roman" w:hAnsi="Times New Roman" w:cs="Times New Roman"/>
+          <w:kern w:val="0"/>
+          <w14:ligatures w14:val="none"/>
+        </w:rPr>
+        <w:t>Record the execution time for each indexing configuration.</w:t>
+      </w:r>
+    </w:p>
+    <w:p>
+      <w:pPr>
+        <w:spacing w:before="100" w:beforeAutospacing="1" w:after="100" w:afterAutospacing="1" w:line="240" w:lineRule="auto"/>
+        <w:rPr>
+          <w:rFonts w:ascii="Times New Roman" w:eastAsia="Times New Roman" w:hAnsi="Times New Roman" w:cs="Times New Roman"/>
+          <w:kern w:val="0"/>
+          <w14:ligatures w14:val="none"/>
+        </w:rPr>
+      </w:pPr>
+      <w:r>
+        <w:rPr>
+          <w:rFonts w:ascii="Times New Roman" w:eastAsia="Times New Roman" w:hAnsi="Times New Roman" w:cs="Times New Roman"/>
+          <w:kern w:val="0"/>
+          <w14:ligatures w14:val="none"/>
+        </w:rPr>
+        <w:t>You could also test a second query:</w:t>
+      </w:r>
+    </w:p>
+    <w:p>
+      <w:pPr>
+        <w:tabs>
+          <w:tab w:val="left" w:pos="916"/>
+          <w:tab w:val="left" w:pos="1832"/>
+          <w:tab w:val="left" w:pos="2748"/>
+          <w:tab w:val="left" w:pos="3664"/>
+          <w:tab w:val="left" w:pos="4580"/>
+          <w:tab w:val="left" w:pos="5496"/>
+          <w:tab w:val="left" w:pos="6412"/>
+          <w:tab w:val="left" w:pos="7328"/>
+          <w:tab w:val="left" w:pos="8244"/>
+          <w:tab w:val="left" w:pos="9160"/>
+          <w:tab w:val="left" w:pos="10076"/>
+          <w:tab w:val="left" w:pos="10992"/>
+          <w:tab w:val="left" w:pos="11908"/>
+          <w:tab w:val="left" w:pos="12824"/>
+          <w:tab w:val="left" w:pos="13740"/>
+          <w:tab w:val="left" w:pos="14656"/>
+        </w:tabs>
+        <w:spacing w:after="0" w:line="240" w:lineRule="auto"/>
+        <w:rPr>
+          <w:rFonts w:ascii="Courier New" w:eastAsia="Times New Roman" w:hAnsi="Courier New" w:cs="Courier New"/>
+          <w:kern w:val="0"/>
+          <w:sz w:val="20"/>
+          <w:szCs w:val="20"/>
+          <w14:ligatures w14:val="none"/>
+        </w:rPr>
+      </w:pPr>
+      <w:r>
+        <w:rPr>
+          <w:rFonts w:ascii="Courier New" w:eastAsia="Times New Roman" w:hAnsi="Courier New" w:cs="Courier New"/>
+          <w:kern w:val="0"/>
+          <w:sz w:val="20"/>
+          <w:szCs w:val="20"/>
+          <w14:ligatures w14:val="none"/>
+        </w:rPr>
+        <w:t>SELECT *</w:t>
+      </w:r>
+    </w:p>
+    <w:p>
+      <w:pPr>
+        <w:tabs>
+          <w:tab w:val="left" w:pos="916"/>
+          <w:tab w:val="left" w:pos="1832"/>
+          <w:tab w:val="left" w:pos="2748"/>
+          <w:tab w:val="left" w:pos="3664"/>
+          <w:tab w:val="left" w:pos="4580"/>
+          <w:tab w:val="left" w:pos="5496"/>
+          <w:tab w:val="left" w:pos="6412"/>
+          <w:tab w:val="left" w:pos="7328"/>
+          <w:tab w:val="left" w:pos="8244"/>
+          <w:tab w:val="left" w:pos="9160"/>
+          <w:tab w:val="left" w:pos="10076"/>
+          <w:tab w:val="left" w:pos="10992"/>
+          <w:tab w:val="left" w:pos="11908"/>
+          <w:tab w:val="left" w:pos="12824"/>
+          <w:tab w:val="left" w:pos="13740"/>
+          <w:tab w:val="left" w:pos="14656"/>
+        </w:tabs>
+        <w:spacing w:after="0" w:line="240" w:lineRule="auto"/>
+        <w:rPr>
+          <w:rFonts w:ascii="Courier New" w:eastAsia="Times New Roman" w:hAnsi="Courier New" w:cs="Courier New"/>
+          <w:kern w:val="0"/>
+          <w:sz w:val="20"/>
+          <w:szCs w:val="20"/>
+          <w14:ligatures w14:val="none"/>
+        </w:rPr>
+      </w:pPr>
+      <w:r>
+        <w:rPr>
+          <w:rFonts w:ascii="Courier New" w:eastAsia="Times New Roman" w:hAnsi="Courier New" w:cs="Courier New"/>
+          <w:kern w:val="0"/>
+          <w:sz w:val="20"/>
+          <w:szCs w:val="20"/>
+          <w14:ligatures w14:val="none"/>
+        </w:rPr>
+        <w:t>FROM Loans</w:t>
+      </w:r>
+    </w:p>
+    <w:p>
+      <w:pPr>
+        <w:tabs>
+          <w:tab w:val="left" w:pos="916"/>
+          <w:tab w:val="left" w:pos="1832"/>
+          <w:tab w:val="left" w:pos="2748"/>
+          <w:tab w:val="left" w:pos="3664"/>
+          <w:tab w:val="left" w:pos="4580"/>
+          <w:tab w:val="left" w:pos="5496"/>
+          <w:tab w:val="left" w:pos="6412"/>
+          <w:tab w:val="left" w:pos="7328"/>
+          <w:tab w:val="left" w:pos="8244"/>
+          <w:tab w:val="left" w:pos="9160"/>
+          <w:tab w:val="left" w:pos="10076"/>
+          <w:tab w:val="left" w:pos="10992"/>
+          <w:tab w:val="left" w:pos="11908"/>
+          <w:tab w:val="left" w:pos="12824"/>
+          <w:tab w:val="left" w:pos="13740"/>
+          <w:tab w:val="left" w:pos="14656"/>
+        </w:tabs>
+        <w:spacing w:after="0" w:line="240" w:lineRule="auto"/>
+        <w:rPr>
+          <w:rFonts w:ascii="Courier New" w:eastAsia="Times New Roman" w:hAnsi="Courier New" w:cs="Courier New"/>
+          <w:kern w:val="0"/>
+          <w:sz w:val="20"/>
+          <w:szCs w:val="20"/>
+          <w14:ligatures w14:val="none"/>
+        </w:rPr>
+      </w:pPr>
+      <w:r>
+        <w:rPr>
+          <w:rFonts w:ascii="Courier New" w:eastAsia="Times New Roman" w:hAnsi="Courier New" w:cs="Courier New"/>
+          <w:kern w:val="0"/>
+          <w:sz w:val="20"/>
+          <w:szCs w:val="20"/>
+          <w14:ligatures w14:val="none"/>
+        </w:rPr>
+        <w:t>WHERE DueDate &lt; '2026-09-01'</w:t>
+      </w:r>
+    </w:p>
+    <w:p>
+      <w:pPr>
+        <w:tabs>
+          <w:tab w:val="left" w:pos="916"/>
+          <w:tab w:val="left" w:pos="1832"/>
+          <w:tab w:val="left" w:pos="2748"/>
+          <w:tab w:val="left" w:pos="3664"/>
+          <w:tab w:val="left" w:pos="4580"/>
+          <w:tab w:val="left" w:pos="5496"/>
+          <w:tab w:val="left" w:pos="6412"/>
+          <w:tab w:val="left" w:pos="7328"/>
+          <w:tab w:val="left" w:pos="8244"/>
+          <w:tab w:val="left" w:pos="9160"/>
+          <w:tab w:val="left" w:pos="10076"/>
+          <w:tab w:val="left" w:pos="10992"/>
+          <w:tab w:val="left" w:pos="11908"/>
+          <w:tab w:val="left" w:pos="12824"/>
+          <w:tab w:val="left" w:pos="13740"/>
+          <w:tab w:val="left" w:pos="14656"/>
+        </w:tabs>
+        <w:spacing w:after="0" w:line="240" w:lineRule="auto"/>
+        <w:rPr>
+          <w:rFonts w:ascii="Courier New" w:eastAsia="Times New Roman" w:hAnsi="Courier New" w:cs="Courier New"/>
+          <w:kern w:val="0"/>
+          <w:sz w:val="20"/>
+          <w:szCs w:val="20"/>
+          <w14:ligatures w14:val="none"/>
+        </w:rPr>
+      </w:pPr>
+      <w:r>
+        <w:rPr>
+          <w:rFonts w:ascii="Courier New" w:eastAsia="Times New Roman" w:hAnsi="Courier New" w:cs="Courier New"/>
+          <w:kern w:val="0"/>
+          <w:sz w:val="20"/>
+          <w:szCs w:val="20"/>
+          <w14:ligatures w14:val="none"/>
+        </w:rPr>
+        <w:t>AND ReturnDate IS NULL;</w:t>
+      </w:r>
+    </w:p>
+    <w:p>
+      <w:pPr>
+        <w:spacing w:before="100" w:beforeAutospacing="1" w:after="100" w:afterAutospacing="1" w:line="240" w:lineRule="auto"/>
+        <w:rPr>
+          <w:rFonts w:ascii="Times New Roman" w:eastAsia="Times New Roman" w:hAnsi="Times New Roman" w:cs="Times New Roman"/>
+          <w:kern w:val="0"/>
+          <w14:ligatures w14:val="none"/>
+        </w:rPr>
+      </w:pPr>
+      <w:r>
+        <w:rPr>
+          <w:rFonts w:ascii="Times New Roman" w:eastAsia="Times New Roman" w:hAnsi="Times New Roman" w:cs="Times New Roman"/>
+          <w:kern w:val="0"/>
+          <w14:ligatures w14:val="none"/>
+        </w:rPr>
+        <w:t>This helps investigate how indexing affects different retrieval operations.</w:t>
+      </w:r>
+    </w:p>
+    <w:p>
+      <w:pPr>
+        <w:spacing w:before="100" w:beforeAutospacing="1" w:after="100" w:afterAutospacing="1" w:line="240" w:lineRule="auto"/>
+        <w:outlineLvl w:val="2"/>
         <w:rPr>
           <w:rFonts w:ascii="Times New Roman" w:eastAsia="Times New Roman" w:hAnsi="Times New Roman" w:cs="Times New Roman"/>
           <w:b/>
           <w:bCs/>
           <w:kern w:val="0"/>
-          <w14:ligatures w14:val="none"/>
-        </w:rPr>
-        <w:t>"How does indexing affect the performance of commonly used SQL queries in a library management system?"</w:t>
-      </w:r>
-    </w:p>
-    <w:p>
-      <w:pPr>
-        <w:spacing w:before="100" w:beforeAutospacing="1" w:after="100" w:afterAutospacing="1" w:line="240" w:lineRule="auto"/>
-        <w:rPr>
-          <w:rFonts w:ascii="Times New Roman" w:eastAsia="Times New Roman" w:hAnsi="Times New Roman" w:cs="Times New Roman"/>
-          <w:kern w:val="0"/>
-          <w14:ligatures w14:val="none"/>
-        </w:rPr>
-      </w:pPr>
-      <w:r>
-        <w:rPr>
-          <w:rFonts w:ascii="Times New Roman" w:eastAsia="Times New Roman" w:hAnsi="Times New Roman" w:cs="Times New Roman"/>
-          <w:kern w:val="0"/>
-          <w14:ligatures w14:val="none"/>
-        </w:rPr>
-        <w:t>In very simple terms, an index helps a database locate information without having to search through every row.</w:t>
+          <w:sz w:val="27"/>
+          <w:szCs w:val="27"/>
+          <w14:ligatures w14:val="none"/>
+        </w:rPr>
+      </w:pPr>
+      <w:r>
+        <w:rPr>
+          <w:rFonts w:ascii="Times New Roman" w:eastAsia="Times New Roman" w:hAnsi="Times New Roman" w:cs="Times New Roman"/>
+          <w:b/>
+          <w:bCs/>
+          <w:kern w:val="0"/>
+          <w:sz w:val="27"/>
+          <w:szCs w:val="27"/>
+          <w14:ligatures w14:val="none"/>
+        </w:rPr>
+        <w:t>Experiment 2: Data insertion performance</w:t>
+      </w:r>
+    </w:p>
+    <w:p>
+      <w:pPr>
+        <w:spacing w:before="100" w:beforeAutospacing="1" w:after="100" w:afterAutospacing="1" w:line="240" w:lineRule="auto"/>
+        <w:rPr>
+          <w:rFonts w:ascii="Times New Roman" w:eastAsia="Times New Roman" w:hAnsi="Times New Roman" w:cs="Times New Roman"/>
+          <w:kern w:val="0"/>
+          <w14:ligatures w14:val="none"/>
+        </w:rPr>
+      </w:pPr>
+      <w:r>
+        <w:rPr>
+          <w:rFonts w:ascii="Times New Roman" w:eastAsia="Times New Roman" w:hAnsi="Times New Roman" w:cs="Times New Roman"/>
+          <w:kern w:val="0"/>
+          <w14:ligatures w14:val="none"/>
+        </w:rPr>
+        <w:t>Measure how long it takes to insert a batch of new loan records.</w:t>
+      </w:r>
+    </w:p>
+    <w:p>
+      <w:pPr>
+        <w:spacing w:before="100" w:beforeAutospacing="1" w:after="100" w:afterAutospacing="1" w:line="240" w:lineRule="auto"/>
+        <w:rPr>
+          <w:rFonts w:ascii="Times New Roman" w:eastAsia="Times New Roman" w:hAnsi="Times New Roman" w:cs="Times New Roman"/>
+          <w:kern w:val="0"/>
+          <w14:ligatures w14:val="none"/>
+        </w:rPr>
+      </w:pPr>
+      <w:r>
+        <w:rPr>
+          <w:rFonts w:ascii="Times New Roman" w:eastAsia="Times New Roman" w:hAnsi="Times New Roman" w:cs="Times New Roman"/>
+          <w:kern w:val="0"/>
+          <w14:ligatures w14:val="none"/>
+        </w:rPr>
+        <w:t>For example, insert 5,000 new records into each indexing configuration.</w:t>
+      </w:r>
+    </w:p>
+    <w:p>
+      <w:pPr>
+        <w:spacing w:before="100" w:beforeAutospacing="1" w:after="100" w:afterAutospacing="1" w:line="240" w:lineRule="auto"/>
+        <w:rPr>
+          <w:rFonts w:ascii="Times New Roman" w:eastAsia="Times New Roman" w:hAnsi="Times New Roman" w:cs="Times New Roman"/>
+          <w:kern w:val="0"/>
+          <w14:ligatures w14:val="none"/>
+        </w:rPr>
+      </w:pPr>
+      <w:r>
+        <w:rPr>
+          <w:rFonts w:ascii="Times New Roman" w:eastAsia="Times New Roman" w:hAnsi="Times New Roman" w:cs="Times New Roman"/>
+          <w:kern w:val="0"/>
+          <w14:ligatures w14:val="none"/>
+        </w:rPr>
+        <w:t>Why 5,000 instead of one?</w:t>
+      </w:r>
+    </w:p>
+    <w:p>
+      <w:pPr>
+        <w:spacing w:before="100" w:beforeAutospacing="1" w:after="100" w:afterAutospacing="1" w:line="240" w:lineRule="auto"/>
+        <w:rPr>
+          <w:rFonts w:ascii="Times New Roman" w:eastAsia="Times New Roman" w:hAnsi="Times New Roman" w:cs="Times New Roman"/>
+          <w:kern w:val="0"/>
+          <w14:ligatures w14:val="none"/>
+        </w:rPr>
+      </w:pPr>
+      <w:r>
+        <w:rPr>
+          <w:rFonts w:ascii="Times New Roman" w:eastAsia="Times New Roman" w:hAnsi="Times New Roman" w:cs="Times New Roman"/>
+          <w:kern w:val="0"/>
+          <w14:ligatures w14:val="none"/>
+        </w:rPr>
+        <w:t>Because inserting a single record may happen so quickly that the performance difference is difficult to measure reliably.</w:t>
+      </w:r>
+    </w:p>
+    <w:p>
+      <w:pPr>
+        <w:spacing w:before="100" w:beforeAutospacing="1" w:after="100" w:afterAutospacing="1" w:line="240" w:lineRule="auto"/>
+        <w:rPr>
+          <w:rFonts w:ascii="Times New Roman" w:eastAsia="Times New Roman" w:hAnsi="Times New Roman" w:cs="Times New Roman"/>
+          <w:kern w:val="0"/>
+          <w14:ligatures w14:val="none"/>
+        </w:rPr>
+      </w:pPr>
+      <w:r>
+        <w:rPr>
+          <w:rFonts w:ascii="Times New Roman" w:eastAsia="Times New Roman" w:hAnsi="Times New Roman" w:cs="Times New Roman"/>
+          <w:kern w:val="0"/>
+          <w14:ligatures w14:val="none"/>
+        </w:rPr>
+        <w:t>You could investigate whether maintaining additional indexes introduces a noticeable increase in insertion time.</w:t>
+      </w:r>
+    </w:p>
+    <w:p>
+      <w:pPr>
+        <w:spacing w:after="0" w:line="240" w:lineRule="auto"/>
+        <w:rPr>
+          <w:rFonts w:ascii="Times New Roman" w:eastAsia="Times New Roman" w:hAnsi="Times New Roman" w:cs="Times New Roman"/>
+          <w:kern w:val="0"/>
+          <w14:ligatures w14:val="none"/>
+        </w:rPr>
+      </w:pPr>
+      <w:r>
+        <w:rPr>
+          <w:rFonts w:ascii="Times New Roman" w:eastAsia="Times New Roman" w:hAnsi="Times New Roman" w:cs="Times New Roman"/>
+          <w:noProof/>
+          <w:kern w:val="0"/>
+        </w:rPr>
+        <w:pict w14:anchorId="14D03EF3">
+          <v:rect id="_x0000_i1028" alt="" style="width:468pt;height:.05pt;mso-width-percent:0;mso-height-percent:0;mso-width-percent:0;mso-height-percent:0" o:hralign="center" o:hrstd="t" o:hr="t" fillcolor="#a0a0a0" stroked="f"/>
+        </w:pict>
+      </w:r>
+    </w:p>
+    <w:p>
+      <w:pPr>
+        <w:spacing w:before="100" w:beforeAutospacing="1" w:after="100" w:afterAutospacing="1" w:line="240" w:lineRule="auto"/>
+        <w:outlineLvl w:val="0"/>
+        <w:rPr>
+          <w:rFonts w:ascii="Times New Roman" w:eastAsia="Times New Roman" w:hAnsi="Times New Roman" w:cs="Times New Roman"/>
+          <w:b/>
+          <w:bCs/>
+          <w:kern w:val="36"/>
+          <w:sz w:val="48"/>
+          <w:szCs w:val="48"/>
+          <w14:ligatures w14:val="none"/>
+        </w:rPr>
+      </w:pPr>
+      <w:r>
+        <w:rPr>
+          <w:rFonts w:ascii="Times New Roman" w:eastAsia="Times New Roman" w:hAnsi="Times New Roman" w:cs="Times New Roman"/>
+          <w:b/>
+          <w:bCs/>
+          <w:kern w:val="36"/>
+          <w:sz w:val="48"/>
+          <w:szCs w:val="48"/>
+          <w14:ligatures w14:val="none"/>
+        </w:rPr>
+        <w:t>3. How I would organize the actual experiment</w:t>
+      </w:r>
+    </w:p>
+    <w:p>
+      <w:pPr>
+        <w:spacing w:before="100" w:beforeAutospacing="1" w:after="100" w:afterAutospacing="1" w:line="240" w:lineRule="auto"/>
+        <w:rPr>
+          <w:rFonts w:ascii="Times New Roman" w:eastAsia="Times New Roman" w:hAnsi="Times New Roman" w:cs="Times New Roman"/>
+          <w:kern w:val="0"/>
+          <w14:ligatures w14:val="none"/>
+        </w:rPr>
+      </w:pPr>
+      <w:r>
+        <w:rPr>
+          <w:rFonts w:ascii="Times New Roman" w:eastAsia="Times New Roman" w:hAnsi="Times New Roman" w:cs="Times New Roman"/>
+          <w:kern w:val="0"/>
+          <w14:ligatures w14:val="none"/>
+        </w:rPr>
+        <w:t>This would be your research design:</w:t>
+      </w:r>
+    </w:p>
+    <w:tbl>
+      <w:tblPr>
+        <w:tblW w:w="0" w:type="auto"/>
+        <w:tblCellSpacing w:w="15" w:type="dxa"/>
+        <w:tblCellMar>
+          <w:top w:w="15" w:type="dxa"/>
+          <w:left w:w="15" w:type="dxa"/>
+          <w:bottom w:w="15" w:type="dxa"/>
+          <w:right w:w="15" w:type="dxa"/>
+        </w:tblCellMar>
+        <w:tblLook w:val="04A0" w:firstRow="1" w:lastRow="0" w:firstColumn="1" w:lastColumn="0" w:noHBand="0" w:noVBand="1"/>
+      </w:tblPr>
+      <w:tblGrid>
+        <w:gridCol w:w="515"/>
+        <w:gridCol w:w="3361"/>
+        <w:gridCol w:w="2267"/>
+        <w:gridCol w:w="1535"/>
+      </w:tblGrid>
+      <w:tr>
+        <w:trPr>
+          <w:tblHeader/>
+          <w:tblCellSpacing w:w="15" w:type="dxa"/>
+        </w:trPr>
+        <w:tc>
+          <w:tcPr>
+            <w:tcW w:w="0" w:type="auto"/>
+            <w:vAlign w:val="center"/>
+            <w:hideMark/>
+          </w:tcPr>
+          <w:p>
+            <w:pPr>
+              <w:spacing w:after="0" w:line="240" w:lineRule="auto"/>
+              <w:jc w:val="center"/>
+              <w:rPr>
+                <w:rFonts w:ascii="Times New Roman" w:eastAsia="Times New Roman" w:hAnsi="Times New Roman" w:cs="Times New Roman"/>
+                <w:b/>
+                <w:bCs/>
+                <w:kern w:val="0"/>
+                <w14:ligatures w14:val="none"/>
+              </w:rPr>
+            </w:pPr>
+            <w:r>
+              <w:rPr>
+                <w:rFonts w:ascii="Times New Roman" w:eastAsia="Times New Roman" w:hAnsi="Times New Roman" w:cs="Times New Roman"/>
+                <w:b/>
+                <w:bCs/>
+                <w:kern w:val="0"/>
+                <w14:ligatures w14:val="none"/>
+              </w:rPr>
+              <w:t>Test</w:t>
+            </w:r>
+          </w:p>
+        </w:tc>
+        <w:tc>
+          <w:tcPr>
+            <w:tcW w:w="0" w:type="auto"/>
+            <w:vAlign w:val="center"/>
+            <w:hideMark/>
+          </w:tcPr>
+          <w:p>
+            <w:pPr>
+              <w:spacing w:after="0" w:line="240" w:lineRule="auto"/>
+              <w:jc w:val="center"/>
+              <w:rPr>
+                <w:rFonts w:ascii="Times New Roman" w:eastAsia="Times New Roman" w:hAnsi="Times New Roman" w:cs="Times New Roman"/>
+                <w:b/>
+                <w:bCs/>
+                <w:kern w:val="0"/>
+                <w14:ligatures w14:val="none"/>
+              </w:rPr>
+            </w:pPr>
+            <w:r>
+              <w:rPr>
+                <w:rFonts w:ascii="Times New Roman" w:eastAsia="Times New Roman" w:hAnsi="Times New Roman" w:cs="Times New Roman"/>
+                <w:b/>
+                <w:bCs/>
+                <w:kern w:val="0"/>
+                <w14:ligatures w14:val="none"/>
+              </w:rPr>
+              <w:t>Indexing configuration</w:t>
+            </w:r>
+          </w:p>
+        </w:tc>
+        <w:tc>
+          <w:tcPr>
+            <w:tcW w:w="0" w:type="auto"/>
+            <w:vAlign w:val="center"/>
+            <w:hideMark/>
+          </w:tcPr>
+          <w:p>
+            <w:pPr>
+              <w:spacing w:after="0" w:line="240" w:lineRule="auto"/>
+              <w:jc w:val="center"/>
+              <w:rPr>
+                <w:rFonts w:ascii="Times New Roman" w:eastAsia="Times New Roman" w:hAnsi="Times New Roman" w:cs="Times New Roman"/>
+                <w:b/>
+                <w:bCs/>
+                <w:kern w:val="0"/>
+                <w14:ligatures w14:val="none"/>
+              </w:rPr>
+            </w:pPr>
+            <w:r>
+              <w:rPr>
+                <w:rFonts w:ascii="Times New Roman" w:eastAsia="Times New Roman" w:hAnsi="Times New Roman" w:cs="Times New Roman"/>
+                <w:b/>
+                <w:bCs/>
+                <w:kern w:val="0"/>
+                <w14:ligatures w14:val="none"/>
+              </w:rPr>
+              <w:t>Operation</w:t>
+            </w:r>
+          </w:p>
+        </w:tc>
+        <w:tc>
+          <w:tcPr>
+            <w:tcW w:w="0" w:type="auto"/>
+            <w:vAlign w:val="center"/>
+            <w:hideMark/>
+          </w:tcPr>
+          <w:p>
+            <w:pPr>
+              <w:spacing w:after="0" w:line="240" w:lineRule="auto"/>
+              <w:jc w:val="center"/>
+              <w:rPr>
+                <w:rFonts w:ascii="Times New Roman" w:eastAsia="Times New Roman" w:hAnsi="Times New Roman" w:cs="Times New Roman"/>
+                <w:b/>
+                <w:bCs/>
+                <w:kern w:val="0"/>
+                <w14:ligatures w14:val="none"/>
+              </w:rPr>
+            </w:pPr>
+            <w:r>
+              <w:rPr>
+                <w:rFonts w:ascii="Times New Roman" w:eastAsia="Times New Roman" w:hAnsi="Times New Roman" w:cs="Times New Roman"/>
+                <w:b/>
+                <w:bCs/>
+                <w:kern w:val="0"/>
+                <w14:ligatures w14:val="none"/>
+              </w:rPr>
+              <w:t>Measurement</w:t>
+            </w:r>
+          </w:p>
+        </w:tc>
+      </w:tr>
+      <w:tr>
+        <w:trPr>
+          <w:tblCellSpacing w:w="15" w:type="dxa"/>
+        </w:trPr>
+        <w:tc>
+          <w:tcPr>
+            <w:tcW w:w="0" w:type="auto"/>
+            <w:vAlign w:val="center"/>
+            <w:hideMark/>
+          </w:tcPr>
+          <w:p>
+            <w:pPr>
+              <w:spacing w:after="0" w:line="240" w:lineRule="auto"/>
+              <w:rPr>
+                <w:rFonts w:ascii="Times New Roman" w:eastAsia="Times New Roman" w:hAnsi="Times New Roman" w:cs="Times New Roman"/>
+                <w:kern w:val="0"/>
+                <w14:ligatures w14:val="none"/>
+              </w:rPr>
+            </w:pPr>
+            <w:r>
+              <w:rPr>
+                <w:rFonts w:ascii="Times New Roman" w:eastAsia="Times New Roman" w:hAnsi="Times New Roman" w:cs="Times New Roman"/>
+                <w:kern w:val="0"/>
+                <w14:ligatures w14:val="none"/>
+              </w:rPr>
+              <w:t>1</w:t>
+            </w:r>
+          </w:p>
+        </w:tc>
+        <w:tc>
+          <w:tcPr>
+            <w:tcW w:w="0" w:type="auto"/>
+            <w:vAlign w:val="center"/>
+            <w:hideMark/>
+          </w:tcPr>
+          <w:p>
+            <w:pPr>
+              <w:spacing w:after="0" w:line="240" w:lineRule="auto"/>
+              <w:rPr>
+                <w:rFonts w:ascii="Times New Roman" w:eastAsia="Times New Roman" w:hAnsi="Times New Roman" w:cs="Times New Roman"/>
+                <w:kern w:val="0"/>
+                <w14:ligatures w14:val="none"/>
+              </w:rPr>
+            </w:pPr>
+            <w:r>
+              <w:rPr>
+                <w:rFonts w:ascii="Times New Roman" w:eastAsia="Times New Roman" w:hAnsi="Times New Roman" w:cs="Times New Roman"/>
+                <w:kern w:val="0"/>
+                <w14:ligatures w14:val="none"/>
+              </w:rPr>
+              <w:t>No additional indexes</w:t>
+            </w:r>
+          </w:p>
+        </w:tc>
+        <w:tc>
+          <w:tcPr>
+            <w:tcW w:w="0" w:type="auto"/>
+            <w:vAlign w:val="center"/>
+            <w:hideMark/>
+          </w:tcPr>
+          <w:p>
+            <w:pPr>
+              <w:spacing w:after="0" w:line="240" w:lineRule="auto"/>
+              <w:rPr>
+                <w:rFonts w:ascii="Times New Roman" w:eastAsia="Times New Roman" w:hAnsi="Times New Roman" w:cs="Times New Roman"/>
+                <w:kern w:val="0"/>
+                <w14:ligatures w14:val="none"/>
+              </w:rPr>
+            </w:pPr>
+            <w:r>
+              <w:rPr>
+                <w:rFonts w:ascii="Times New Roman" w:eastAsia="Times New Roman" w:hAnsi="Times New Roman" w:cs="Times New Roman"/>
+                <w:kern w:val="0"/>
+                <w14:ligatures w14:val="none"/>
+              </w:rPr>
+              <w:t>SELECT</w:t>
+            </w:r>
+          </w:p>
+        </w:tc>
+        <w:tc>
+          <w:tcPr>
+            <w:tcW w:w="0" w:type="auto"/>
+            <w:vAlign w:val="center"/>
+            <w:hideMark/>
+          </w:tcPr>
+          <w:p>
+            <w:pPr>
+              <w:spacing w:after="0" w:line="240" w:lineRule="auto"/>
+              <w:rPr>
+                <w:rFonts w:ascii="Times New Roman" w:eastAsia="Times New Roman" w:hAnsi="Times New Roman" w:cs="Times New Roman"/>
+                <w:kern w:val="0"/>
+                <w14:ligatures w14:val="none"/>
+              </w:rPr>
+            </w:pPr>
+            <w:r>
+              <w:rPr>
+                <w:rFonts w:ascii="Times New Roman" w:eastAsia="Times New Roman" w:hAnsi="Times New Roman" w:cs="Times New Roman"/>
+                <w:kern w:val="0"/>
+                <w14:ligatures w14:val="none"/>
+              </w:rPr>
+              <w:t>Execution time</w:t>
+            </w:r>
+          </w:p>
+        </w:tc>
+      </w:tr>
+      <w:tr>
+        <w:trPr>
+          <w:tblCellSpacing w:w="15" w:type="dxa"/>
+        </w:trPr>
+        <w:tc>
+          <w:tcPr>
+            <w:tcW w:w="0" w:type="auto"/>
+            <w:vAlign w:val="center"/>
+            <w:hideMark/>
+          </w:tcPr>
+          <w:p>
+            <w:pPr>
+              <w:spacing w:after="0" w:line="240" w:lineRule="auto"/>
+              <w:rPr>
+                <w:rFonts w:ascii="Times New Roman" w:eastAsia="Times New Roman" w:hAnsi="Times New Roman" w:cs="Times New Roman"/>
+                <w:kern w:val="0"/>
+                <w14:ligatures w14:val="none"/>
+              </w:rPr>
+            </w:pPr>
+            <w:r>
+              <w:rPr>
+                <w:rFonts w:ascii="Times New Roman" w:eastAsia="Times New Roman" w:hAnsi="Times New Roman" w:cs="Times New Roman"/>
+                <w:kern w:val="0"/>
+                <w14:ligatures w14:val="none"/>
+              </w:rPr>
+              <w:t>2</w:t>
+            </w:r>
+          </w:p>
+        </w:tc>
+        <w:tc>
+          <w:tcPr>
+            <w:tcW w:w="0" w:type="auto"/>
+            <w:vAlign w:val="center"/>
+            <w:hideMark/>
+          </w:tcPr>
+          <w:p>
+            <w:pPr>
+              <w:spacing w:after="0" w:line="240" w:lineRule="auto"/>
+              <w:rPr>
+                <w:rFonts w:ascii="Times New Roman" w:eastAsia="Times New Roman" w:hAnsi="Times New Roman" w:cs="Times New Roman"/>
+                <w:kern w:val="0"/>
+                <w14:ligatures w14:val="none"/>
+              </w:rPr>
+            </w:pPr>
+            <w:r>
+              <w:rPr>
+                <w:rFonts w:ascii="Times New Roman" w:eastAsia="Times New Roman" w:hAnsi="Times New Roman" w:cs="Times New Roman"/>
+                <w:kern w:val="0"/>
+                <w14:ligatures w14:val="none"/>
+              </w:rPr>
+              <w:t>CheckoutDate indexed</w:t>
+            </w:r>
+          </w:p>
+        </w:tc>
+        <w:tc>
+          <w:tcPr>
+            <w:tcW w:w="0" w:type="auto"/>
+            <w:vAlign w:val="center"/>
+            <w:hideMark/>
+          </w:tcPr>
+          <w:p>
+            <w:pPr>
+              <w:spacing w:after="0" w:line="240" w:lineRule="auto"/>
+              <w:rPr>
+                <w:rFonts w:ascii="Times New Roman" w:eastAsia="Times New Roman" w:hAnsi="Times New Roman" w:cs="Times New Roman"/>
+                <w:kern w:val="0"/>
+                <w14:ligatures w14:val="none"/>
+              </w:rPr>
+            </w:pPr>
+            <w:r>
+              <w:rPr>
+                <w:rFonts w:ascii="Times New Roman" w:eastAsia="Times New Roman" w:hAnsi="Times New Roman" w:cs="Times New Roman"/>
+                <w:kern w:val="0"/>
+                <w14:ligatures w14:val="none"/>
+              </w:rPr>
+              <w:t>SELECT</w:t>
+            </w:r>
+          </w:p>
+        </w:tc>
+        <w:tc>
+          <w:tcPr>
+            <w:tcW w:w="0" w:type="auto"/>
+            <w:vAlign w:val="center"/>
+            <w:hideMark/>
+          </w:tcPr>
+          <w:p>
+            <w:pPr>
+              <w:spacing w:after="0" w:line="240" w:lineRule="auto"/>
+              <w:rPr>
+                <w:rFonts w:ascii="Times New Roman" w:eastAsia="Times New Roman" w:hAnsi="Times New Roman" w:cs="Times New Roman"/>
+                <w:kern w:val="0"/>
+                <w14:ligatures w14:val="none"/>
+              </w:rPr>
+            </w:pPr>
+            <w:r>
+              <w:rPr>
+                <w:rFonts w:ascii="Times New Roman" w:eastAsia="Times New Roman" w:hAnsi="Times New Roman" w:cs="Times New Roman"/>
+                <w:kern w:val="0"/>
+                <w14:ligatures w14:val="none"/>
+              </w:rPr>
+              <w:t>Execution time</w:t>
+            </w:r>
+          </w:p>
+        </w:tc>
+      </w:tr>
+      <w:tr>
+        <w:trPr>
+          <w:tblCellSpacing w:w="15" w:type="dxa"/>
+        </w:trPr>
+        <w:tc>
+          <w:tcPr>
+            <w:tcW w:w="0" w:type="auto"/>
+            <w:vAlign w:val="center"/>
+            <w:hideMark/>
+          </w:tcPr>
+          <w:p>
+            <w:pPr>
+              <w:spacing w:after="0" w:line="240" w:lineRule="auto"/>
+              <w:rPr>
+                <w:rFonts w:ascii="Times New Roman" w:eastAsia="Times New Roman" w:hAnsi="Times New Roman" w:cs="Times New Roman"/>
+                <w:kern w:val="0"/>
+                <w14:ligatures w14:val="none"/>
+              </w:rPr>
+            </w:pPr>
+            <w:r>
+              <w:rPr>
+                <w:rFonts w:ascii="Times New Roman" w:eastAsia="Times New Roman" w:hAnsi="Times New Roman" w:cs="Times New Roman"/>
+                <w:kern w:val="0"/>
+                <w14:ligatures w14:val="none"/>
+              </w:rPr>
+              <w:t>3</w:t>
+            </w:r>
+          </w:p>
+        </w:tc>
+        <w:tc>
+          <w:tcPr>
+            <w:tcW w:w="0" w:type="auto"/>
+            <w:vAlign w:val="center"/>
+            <w:hideMark/>
+          </w:tcPr>
+          <w:p>
+            <w:pPr>
+              <w:spacing w:after="0" w:line="240" w:lineRule="auto"/>
+              <w:rPr>
+                <w:rFonts w:ascii="Times New Roman" w:eastAsia="Times New Roman" w:hAnsi="Times New Roman" w:cs="Times New Roman"/>
+                <w:kern w:val="0"/>
+                <w14:ligatures w14:val="none"/>
+              </w:rPr>
+            </w:pPr>
+            <w:r>
+              <w:rPr>
+                <w:rFonts w:ascii="Times New Roman" w:eastAsia="Times New Roman" w:hAnsi="Times New Roman" w:cs="Times New Roman"/>
+                <w:kern w:val="0"/>
+                <w14:ligatures w14:val="none"/>
+              </w:rPr>
+              <w:t>CheckoutDate + DueDate indexed</w:t>
+            </w:r>
+          </w:p>
+        </w:tc>
+        <w:tc>
+          <w:tcPr>
+            <w:tcW w:w="0" w:type="auto"/>
+            <w:vAlign w:val="center"/>
+            <w:hideMark/>
+          </w:tcPr>
+          <w:p>
+            <w:pPr>
+              <w:spacing w:after="0" w:line="240" w:lineRule="auto"/>
+              <w:rPr>
+                <w:rFonts w:ascii="Times New Roman" w:eastAsia="Times New Roman" w:hAnsi="Times New Roman" w:cs="Times New Roman"/>
+                <w:kern w:val="0"/>
+                <w14:ligatures w14:val="none"/>
+              </w:rPr>
+            </w:pPr>
+            <w:r>
+              <w:rPr>
+                <w:rFonts w:ascii="Times New Roman" w:eastAsia="Times New Roman" w:hAnsi="Times New Roman" w:cs="Times New Roman"/>
+                <w:kern w:val="0"/>
+                <w14:ligatures w14:val="none"/>
+              </w:rPr>
+              <w:t>SELECT</w:t>
+            </w:r>
+          </w:p>
+        </w:tc>
+        <w:tc>
+          <w:tcPr>
+            <w:tcW w:w="0" w:type="auto"/>
+            <w:vAlign w:val="center"/>
+            <w:hideMark/>
+          </w:tcPr>
+          <w:p>
+            <w:pPr>
+              <w:spacing w:after="0" w:line="240" w:lineRule="auto"/>
+              <w:rPr>
+                <w:rFonts w:ascii="Times New Roman" w:eastAsia="Times New Roman" w:hAnsi="Times New Roman" w:cs="Times New Roman"/>
+                <w:kern w:val="0"/>
+                <w14:ligatures w14:val="none"/>
+              </w:rPr>
+            </w:pPr>
+            <w:r>
+              <w:rPr>
+                <w:rFonts w:ascii="Times New Roman" w:eastAsia="Times New Roman" w:hAnsi="Times New Roman" w:cs="Times New Roman"/>
+                <w:kern w:val="0"/>
+                <w14:ligatures w14:val="none"/>
+              </w:rPr>
+              <w:t>Execution time</w:t>
+            </w:r>
+          </w:p>
+        </w:tc>
+      </w:tr>
+      <w:tr>
+        <w:trPr>
+          <w:tblCellSpacing w:w="15" w:type="dxa"/>
+        </w:trPr>
+        <w:tc>
+          <w:tcPr>
+            <w:tcW w:w="0" w:type="auto"/>
+            <w:vAlign w:val="center"/>
+            <w:hideMark/>
+          </w:tcPr>
+          <w:p>
+            <w:pPr>
+              <w:spacing w:after="0" w:line="240" w:lineRule="auto"/>
+              <w:rPr>
+                <w:rFonts w:ascii="Times New Roman" w:eastAsia="Times New Roman" w:hAnsi="Times New Roman" w:cs="Times New Roman"/>
+                <w:kern w:val="0"/>
+                <w14:ligatures w14:val="none"/>
+              </w:rPr>
+            </w:pPr>
+            <w:r>
+              <w:rPr>
+                <w:rFonts w:ascii="Times New Roman" w:eastAsia="Times New Roman" w:hAnsi="Times New Roman" w:cs="Times New Roman"/>
+                <w:kern w:val="0"/>
+                <w14:ligatures w14:val="none"/>
+              </w:rPr>
+              <w:lastRenderedPageBreak/>
+              <w:t>4</w:t>
+            </w:r>
+          </w:p>
+        </w:tc>
+        <w:tc>
+          <w:tcPr>
+            <w:tcW w:w="0" w:type="auto"/>
+            <w:vAlign w:val="center"/>
+            <w:hideMark/>
+          </w:tcPr>
+          <w:p>
+            <w:pPr>
+              <w:spacing w:after="0" w:line="240" w:lineRule="auto"/>
+              <w:rPr>
+                <w:rFonts w:ascii="Times New Roman" w:eastAsia="Times New Roman" w:hAnsi="Times New Roman" w:cs="Times New Roman"/>
+                <w:kern w:val="0"/>
+                <w14:ligatures w14:val="none"/>
+              </w:rPr>
+            </w:pPr>
+            <w:r>
+              <w:rPr>
+                <w:rFonts w:ascii="Times New Roman" w:eastAsia="Times New Roman" w:hAnsi="Times New Roman" w:cs="Times New Roman"/>
+                <w:kern w:val="0"/>
+                <w14:ligatures w14:val="none"/>
+              </w:rPr>
+              <w:t>No additional indexes</w:t>
+            </w:r>
+          </w:p>
+        </w:tc>
+        <w:tc>
+          <w:tcPr>
+            <w:tcW w:w="0" w:type="auto"/>
+            <w:vAlign w:val="center"/>
+            <w:hideMark/>
+          </w:tcPr>
+          <w:p>
+            <w:pPr>
+              <w:spacing w:after="0" w:line="240" w:lineRule="auto"/>
+              <w:rPr>
+                <w:rFonts w:ascii="Times New Roman" w:eastAsia="Times New Roman" w:hAnsi="Times New Roman" w:cs="Times New Roman"/>
+                <w:kern w:val="0"/>
+                <w14:ligatures w14:val="none"/>
+              </w:rPr>
+            </w:pPr>
+            <w:r>
+              <w:rPr>
+                <w:rFonts w:ascii="Times New Roman" w:eastAsia="Times New Roman" w:hAnsi="Times New Roman" w:cs="Times New Roman"/>
+                <w:kern w:val="0"/>
+                <w14:ligatures w14:val="none"/>
+              </w:rPr>
+              <w:t>INSERT 5,000 records</w:t>
+            </w:r>
+          </w:p>
+        </w:tc>
+        <w:tc>
+          <w:tcPr>
+            <w:tcW w:w="0" w:type="auto"/>
+            <w:vAlign w:val="center"/>
+            <w:hideMark/>
+          </w:tcPr>
+          <w:p>
+            <w:pPr>
+              <w:spacing w:after="0" w:line="240" w:lineRule="auto"/>
+              <w:rPr>
+                <w:rFonts w:ascii="Times New Roman" w:eastAsia="Times New Roman" w:hAnsi="Times New Roman" w:cs="Times New Roman"/>
+                <w:kern w:val="0"/>
+                <w14:ligatures w14:val="none"/>
+              </w:rPr>
+            </w:pPr>
+            <w:r>
+              <w:rPr>
+                <w:rFonts w:ascii="Times New Roman" w:eastAsia="Times New Roman" w:hAnsi="Times New Roman" w:cs="Times New Roman"/>
+                <w:kern w:val="0"/>
+                <w14:ligatures w14:val="none"/>
+              </w:rPr>
+              <w:t>Execution time</w:t>
+            </w:r>
+          </w:p>
+        </w:tc>
+      </w:tr>
+      <w:tr>
+        <w:trPr>
+          <w:tblCellSpacing w:w="15" w:type="dxa"/>
+        </w:trPr>
+        <w:tc>
+          <w:tcPr>
+            <w:tcW w:w="0" w:type="auto"/>
+            <w:vAlign w:val="center"/>
+            <w:hideMark/>
+          </w:tcPr>
+          <w:p>
+            <w:pPr>
+              <w:spacing w:after="0" w:line="240" w:lineRule="auto"/>
+              <w:rPr>
+                <w:rFonts w:ascii="Times New Roman" w:eastAsia="Times New Roman" w:hAnsi="Times New Roman" w:cs="Times New Roman"/>
+                <w:kern w:val="0"/>
+                <w14:ligatures w14:val="none"/>
+              </w:rPr>
+            </w:pPr>
+            <w:r>
+              <w:rPr>
+                <w:rFonts w:ascii="Times New Roman" w:eastAsia="Times New Roman" w:hAnsi="Times New Roman" w:cs="Times New Roman"/>
+                <w:kern w:val="0"/>
+                <w14:ligatures w14:val="none"/>
+              </w:rPr>
+              <w:t>5</w:t>
+            </w:r>
+          </w:p>
+        </w:tc>
+        <w:tc>
+          <w:tcPr>
+            <w:tcW w:w="0" w:type="auto"/>
+            <w:vAlign w:val="center"/>
+            <w:hideMark/>
+          </w:tcPr>
+          <w:p>
+            <w:pPr>
+              <w:spacing w:after="0" w:line="240" w:lineRule="auto"/>
+              <w:rPr>
+                <w:rFonts w:ascii="Times New Roman" w:eastAsia="Times New Roman" w:hAnsi="Times New Roman" w:cs="Times New Roman"/>
+                <w:kern w:val="0"/>
+                <w14:ligatures w14:val="none"/>
+              </w:rPr>
+            </w:pPr>
+            <w:r>
+              <w:rPr>
+                <w:rFonts w:ascii="Times New Roman" w:eastAsia="Times New Roman" w:hAnsi="Times New Roman" w:cs="Times New Roman"/>
+                <w:kern w:val="0"/>
+                <w14:ligatures w14:val="none"/>
+              </w:rPr>
+              <w:t>CheckoutDate indexed</w:t>
+            </w:r>
+          </w:p>
+        </w:tc>
+        <w:tc>
+          <w:tcPr>
+            <w:tcW w:w="0" w:type="auto"/>
+            <w:vAlign w:val="center"/>
+            <w:hideMark/>
+          </w:tcPr>
+          <w:p>
+            <w:pPr>
+              <w:spacing w:after="0" w:line="240" w:lineRule="auto"/>
+              <w:rPr>
+                <w:rFonts w:ascii="Times New Roman" w:eastAsia="Times New Roman" w:hAnsi="Times New Roman" w:cs="Times New Roman"/>
+                <w:kern w:val="0"/>
+                <w14:ligatures w14:val="none"/>
+              </w:rPr>
+            </w:pPr>
+            <w:r>
+              <w:rPr>
+                <w:rFonts w:ascii="Times New Roman" w:eastAsia="Times New Roman" w:hAnsi="Times New Roman" w:cs="Times New Roman"/>
+                <w:kern w:val="0"/>
+                <w14:ligatures w14:val="none"/>
+              </w:rPr>
+              <w:t>INSERT 5,000 records</w:t>
+            </w:r>
+          </w:p>
+        </w:tc>
+        <w:tc>
+          <w:tcPr>
+            <w:tcW w:w="0" w:type="auto"/>
+            <w:vAlign w:val="center"/>
+            <w:hideMark/>
+          </w:tcPr>
+          <w:p>
+            <w:pPr>
+              <w:spacing w:after="0" w:line="240" w:lineRule="auto"/>
+              <w:rPr>
+                <w:rFonts w:ascii="Times New Roman" w:eastAsia="Times New Roman" w:hAnsi="Times New Roman" w:cs="Times New Roman"/>
+                <w:kern w:val="0"/>
+                <w14:ligatures w14:val="none"/>
+              </w:rPr>
+            </w:pPr>
+            <w:r>
+              <w:rPr>
+                <w:rFonts w:ascii="Times New Roman" w:eastAsia="Times New Roman" w:hAnsi="Times New Roman" w:cs="Times New Roman"/>
+                <w:kern w:val="0"/>
+                <w14:ligatures w14:val="none"/>
+              </w:rPr>
+              <w:t>Execution time</w:t>
+            </w:r>
+          </w:p>
+        </w:tc>
+      </w:tr>
+      <w:tr>
+        <w:trPr>
+          <w:tblCellSpacing w:w="15" w:type="dxa"/>
+        </w:trPr>
+        <w:tc>
+          <w:tcPr>
+            <w:tcW w:w="0" w:type="auto"/>
+            <w:vAlign w:val="center"/>
+            <w:hideMark/>
+          </w:tcPr>
+          <w:p>
+            <w:pPr>
+              <w:spacing w:after="0" w:line="240" w:lineRule="auto"/>
+              <w:rPr>
+                <w:rFonts w:ascii="Times New Roman" w:eastAsia="Times New Roman" w:hAnsi="Times New Roman" w:cs="Times New Roman"/>
+                <w:kern w:val="0"/>
+                <w14:ligatures w14:val="none"/>
+              </w:rPr>
+            </w:pPr>
+            <w:r>
+              <w:rPr>
+                <w:rFonts w:ascii="Times New Roman" w:eastAsia="Times New Roman" w:hAnsi="Times New Roman" w:cs="Times New Roman"/>
+                <w:kern w:val="0"/>
+                <w14:ligatures w14:val="none"/>
+              </w:rPr>
+              <w:t>6</w:t>
+            </w:r>
+          </w:p>
+        </w:tc>
+        <w:tc>
+          <w:tcPr>
+            <w:tcW w:w="0" w:type="auto"/>
+            <w:vAlign w:val="center"/>
+            <w:hideMark/>
+          </w:tcPr>
+          <w:p>
+            <w:pPr>
+              <w:spacing w:after="0" w:line="240" w:lineRule="auto"/>
+              <w:rPr>
+                <w:rFonts w:ascii="Times New Roman" w:eastAsia="Times New Roman" w:hAnsi="Times New Roman" w:cs="Times New Roman"/>
+                <w:kern w:val="0"/>
+                <w14:ligatures w14:val="none"/>
+              </w:rPr>
+            </w:pPr>
+            <w:r>
+              <w:rPr>
+                <w:rFonts w:ascii="Times New Roman" w:eastAsia="Times New Roman" w:hAnsi="Times New Roman" w:cs="Times New Roman"/>
+                <w:kern w:val="0"/>
+                <w14:ligatures w14:val="none"/>
+              </w:rPr>
+              <w:t>CheckoutDate + DueDate indexed</w:t>
+            </w:r>
+          </w:p>
+        </w:tc>
+        <w:tc>
+          <w:tcPr>
+            <w:tcW w:w="0" w:type="auto"/>
+            <w:vAlign w:val="center"/>
+            <w:hideMark/>
+          </w:tcPr>
+          <w:p>
+            <w:pPr>
+              <w:spacing w:after="0" w:line="240" w:lineRule="auto"/>
+              <w:rPr>
+                <w:rFonts w:ascii="Times New Roman" w:eastAsia="Times New Roman" w:hAnsi="Times New Roman" w:cs="Times New Roman"/>
+                <w:kern w:val="0"/>
+                <w14:ligatures w14:val="none"/>
+              </w:rPr>
+            </w:pPr>
+            <w:r>
+              <w:rPr>
+                <w:rFonts w:ascii="Times New Roman" w:eastAsia="Times New Roman" w:hAnsi="Times New Roman" w:cs="Times New Roman"/>
+                <w:kern w:val="0"/>
+                <w14:ligatures w14:val="none"/>
+              </w:rPr>
+              <w:t>INSERT 5,000 records</w:t>
+            </w:r>
+          </w:p>
+        </w:tc>
+        <w:tc>
+          <w:tcPr>
+            <w:tcW w:w="0" w:type="auto"/>
+            <w:vAlign w:val="center"/>
+            <w:hideMark/>
+          </w:tcPr>
+          <w:p>
+            <w:pPr>
+              <w:spacing w:after="0" w:line="240" w:lineRule="auto"/>
+              <w:rPr>
+                <w:rFonts w:ascii="Times New Roman" w:eastAsia="Times New Roman" w:hAnsi="Times New Roman" w:cs="Times New Roman"/>
+                <w:kern w:val="0"/>
+                <w14:ligatures w14:val="none"/>
+              </w:rPr>
+            </w:pPr>
+            <w:r>
+              <w:rPr>
+                <w:rFonts w:ascii="Times New Roman" w:eastAsia="Times New Roman" w:hAnsi="Times New Roman" w:cs="Times New Roman"/>
+                <w:kern w:val="0"/>
+                <w14:ligatures w14:val="none"/>
+              </w:rPr>
+              <w:t>Execution time</w:t>
+            </w:r>
+          </w:p>
+        </w:tc>
+      </w:tr>
+    </w:tbl>
+    <w:p>
+      <w:pPr>
+        <w:spacing w:before="100" w:beforeAutospacing="1" w:after="100" w:afterAutospacing="1" w:line="240" w:lineRule="auto"/>
+        <w:rPr>
+          <w:rFonts w:ascii="Times New Roman" w:eastAsia="Times New Roman" w:hAnsi="Times New Roman" w:cs="Times New Roman"/>
+          <w:kern w:val="0"/>
+          <w14:ligatures w14:val="none"/>
+        </w:rPr>
+      </w:pPr>
+      <w:r>
+        <w:rPr>
+          <w:rFonts w:ascii="Times New Roman" w:eastAsia="Times New Roman" w:hAnsi="Times New Roman" w:cs="Times New Roman"/>
+          <w:kern w:val="0"/>
+          <w14:ligatures w14:val="none"/>
+        </w:rPr>
+        <w:t>For a fair comparison, your team should start each configuration with the same original records. Otherwise, the later insertion tests would be performed on larger tables than the earlier ones.</w:t>
+      </w:r>
+    </w:p>
+    <w:p>
+      <w:pPr>
+        <w:spacing w:before="100" w:beforeAutospacing="1" w:after="100" w:afterAutospacing="1" w:line="240" w:lineRule="auto"/>
+        <w:rPr>
+          <w:rFonts w:ascii="Times New Roman" w:eastAsia="Times New Roman" w:hAnsi="Times New Roman" w:cs="Times New Roman"/>
+          <w:kern w:val="0"/>
+          <w14:ligatures w14:val="none"/>
+        </w:rPr>
+      </w:pPr>
+      <w:r>
+        <w:rPr>
+          <w:rFonts w:ascii="Times New Roman" w:eastAsia="Times New Roman" w:hAnsi="Times New Roman" w:cs="Times New Roman"/>
+          <w:kern w:val="0"/>
+          <w14:ligatures w14:val="none"/>
+        </w:rPr>
+        <w:t>You should also repeat the measurements and compare typical execution times rather than relying on one run.</w:t>
+      </w:r>
+    </w:p>
+    <w:p>
+      <w:pPr>
+        <w:spacing w:before="100" w:beforeAutospacing="1" w:after="100" w:afterAutospacing="1" w:line="240" w:lineRule="auto"/>
+        <w:rPr>
+          <w:rFonts w:ascii="Times New Roman" w:eastAsia="Times New Roman" w:hAnsi="Times New Roman" w:cs="Times New Roman"/>
+          <w:kern w:val="0"/>
+          <w14:ligatures w14:val="none"/>
+        </w:rPr>
+      </w:pPr>
+      <w:r>
+        <w:rPr>
+          <w:rFonts w:ascii="Times New Roman" w:eastAsia="Times New Roman" w:hAnsi="Times New Roman" w:cs="Times New Roman"/>
+          <w:kern w:val="0"/>
+          <w14:ligatures w14:val="none"/>
+        </w:rPr>
+        <w:t>This is a manageable experiment, but one that could produce meaningful results.</w:t>
+      </w:r>
+    </w:p>
+    <w:p>
+      <w:pPr>
+        <w:spacing w:after="0" w:line="240" w:lineRule="auto"/>
+        <w:rPr>
+          <w:rFonts w:ascii="Times New Roman" w:eastAsia="Times New Roman" w:hAnsi="Times New Roman" w:cs="Times New Roman"/>
+          <w:kern w:val="0"/>
+          <w14:ligatures w14:val="none"/>
+        </w:rPr>
+      </w:pPr>
+      <w:r>
+        <w:rPr>
+          <w:rFonts w:ascii="Times New Roman" w:eastAsia="Times New Roman" w:hAnsi="Times New Roman" w:cs="Times New Roman"/>
+          <w:noProof/>
+          <w:kern w:val="0"/>
+        </w:rPr>
+        <w:pict w14:anchorId="7B096A99">
+          <v:rect id="_x0000_i1027" alt="" style="width:468pt;height:.05pt;mso-width-percent:0;mso-height-percent:0;mso-width-percent:0;mso-height-percent:0" o:hralign="center" o:hrstd="t" o:hr="t" fillcolor="#a0a0a0" stroked="f"/>
+        </w:pict>
+      </w:r>
+    </w:p>
+    <w:p>
+      <w:pPr>
+        <w:spacing w:before="100" w:beforeAutospacing="1" w:after="100" w:afterAutospacing="1" w:line="240" w:lineRule="auto"/>
+        <w:outlineLvl w:val="0"/>
+        <w:rPr>
+          <w:rFonts w:ascii="Times New Roman" w:eastAsia="Times New Roman" w:hAnsi="Times New Roman" w:cs="Times New Roman"/>
+          <w:b/>
+          <w:bCs/>
+          <w:kern w:val="36"/>
+          <w:sz w:val="48"/>
+          <w:szCs w:val="48"/>
+          <w14:ligatures w14:val="none"/>
+        </w:rPr>
+      </w:pPr>
+      <w:r>
+        <w:rPr>
+          <w:rFonts w:ascii="Times New Roman" w:eastAsia="Times New Roman" w:hAnsi="Times New Roman" w:cs="Times New Roman"/>
+          <w:b/>
+          <w:bCs/>
+          <w:kern w:val="36"/>
+          <w:sz w:val="48"/>
+          <w:szCs w:val="48"/>
+          <w14:ligatures w14:val="none"/>
+        </w:rPr>
+        <w:t>4. How your results could look</w:t>
+      </w:r>
+    </w:p>
+    <w:p>
+      <w:pPr>
+        <w:spacing w:before="100" w:beforeAutospacing="1" w:after="100" w:afterAutospacing="1" w:line="240" w:lineRule="auto"/>
+        <w:rPr>
+          <w:rFonts w:ascii="Times New Roman" w:eastAsia="Times New Roman" w:hAnsi="Times New Roman" w:cs="Times New Roman"/>
+          <w:kern w:val="0"/>
+          <w14:ligatures w14:val="none"/>
+        </w:rPr>
+      </w:pPr>
+      <w:r>
+        <w:rPr>
+          <w:rFonts w:ascii="Times New Roman" w:eastAsia="Times New Roman" w:hAnsi="Times New Roman" w:cs="Times New Roman"/>
+          <w:kern w:val="0"/>
+          <w14:ligatures w14:val="none"/>
+        </w:rPr>
+        <w:t>Imagine you run your experiments and collect the following results.</w:t>
+      </w:r>
+    </w:p>
+    <w:p>
+      <w:pPr>
+        <w:spacing w:before="100" w:beforeAutospacing="1" w:after="100" w:afterAutospacing="1" w:line="240" w:lineRule="auto"/>
+        <w:rPr>
+          <w:rFonts w:ascii="Times New Roman" w:eastAsia="Times New Roman" w:hAnsi="Times New Roman" w:cs="Times New Roman"/>
+          <w:kern w:val="0"/>
+          <w14:ligatures w14:val="none"/>
+        </w:rPr>
+      </w:pPr>
+      <w:r>
+        <w:rPr>
+          <w:rFonts w:ascii="Times New Roman" w:eastAsia="Times New Roman" w:hAnsi="Times New Roman" w:cs="Times New Roman"/>
+          <w:b/>
+          <w:bCs/>
+          <w:kern w:val="0"/>
+          <w14:ligatures w14:val="none"/>
+        </w:rPr>
+        <w:t>These numbers are entirely hypothetical, just to help visualize the project.</w:t>
+      </w:r>
+    </w:p>
+    <w:tbl>
+      <w:tblPr>
+        <w:tblW w:w="0" w:type="auto"/>
+        <w:tblCellSpacing w:w="15" w:type="dxa"/>
+        <w:tblCellMar>
+          <w:top w:w="15" w:type="dxa"/>
+          <w:left w:w="15" w:type="dxa"/>
+          <w:bottom w:w="15" w:type="dxa"/>
+          <w:right w:w="15" w:type="dxa"/>
+        </w:tblCellMar>
+        <w:tblLook w:val="04A0" w:firstRow="1" w:lastRow="0" w:firstColumn="1" w:lastColumn="0" w:noHBand="0" w:noVBand="1"/>
+      </w:tblPr>
+      <w:tblGrid>
+        <w:gridCol w:w="3376"/>
+        <w:gridCol w:w="1521"/>
+        <w:gridCol w:w="1482"/>
+      </w:tblGrid>
+      <w:tr>
+        <w:trPr>
+          <w:tblHeader/>
+          <w:tblCellSpacing w:w="15" w:type="dxa"/>
+        </w:trPr>
+        <w:tc>
+          <w:tcPr>
+            <w:tcW w:w="0" w:type="auto"/>
+            <w:vAlign w:val="center"/>
+            <w:hideMark/>
+          </w:tcPr>
+          <w:p>
+            <w:pPr>
+              <w:spacing w:after="0" w:line="240" w:lineRule="auto"/>
+              <w:jc w:val="center"/>
+              <w:rPr>
+                <w:rFonts w:ascii="Times New Roman" w:eastAsia="Times New Roman" w:hAnsi="Times New Roman" w:cs="Times New Roman"/>
+                <w:b/>
+                <w:bCs/>
+                <w:kern w:val="0"/>
+                <w14:ligatures w14:val="none"/>
+              </w:rPr>
+            </w:pPr>
+            <w:r>
+              <w:rPr>
+                <w:rFonts w:ascii="Times New Roman" w:eastAsia="Times New Roman" w:hAnsi="Times New Roman" w:cs="Times New Roman"/>
+                <w:b/>
+                <w:bCs/>
+                <w:kern w:val="0"/>
+                <w14:ligatures w14:val="none"/>
+              </w:rPr>
+              <w:t>Indexing configuration</w:t>
+            </w:r>
+          </w:p>
+        </w:tc>
+        <w:tc>
+          <w:tcPr>
+            <w:tcW w:w="0" w:type="auto"/>
+            <w:vAlign w:val="center"/>
+            <w:hideMark/>
+          </w:tcPr>
+          <w:p>
+            <w:pPr>
+              <w:spacing w:after="0" w:line="240" w:lineRule="auto"/>
+              <w:jc w:val="center"/>
+              <w:rPr>
+                <w:rFonts w:ascii="Times New Roman" w:eastAsia="Times New Roman" w:hAnsi="Times New Roman" w:cs="Times New Roman"/>
+                <w:b/>
+                <w:bCs/>
+                <w:kern w:val="0"/>
+                <w14:ligatures w14:val="none"/>
+              </w:rPr>
+            </w:pPr>
+            <w:r>
+              <w:rPr>
+                <w:rFonts w:ascii="Times New Roman" w:eastAsia="Times New Roman" w:hAnsi="Times New Roman" w:cs="Times New Roman"/>
+                <w:b/>
+                <w:bCs/>
+                <w:kern w:val="0"/>
+                <w14:ligatures w14:val="none"/>
+              </w:rPr>
+              <w:t>SELECT time</w:t>
+            </w:r>
+          </w:p>
+        </w:tc>
+        <w:tc>
+          <w:tcPr>
+            <w:tcW w:w="0" w:type="auto"/>
+            <w:vAlign w:val="center"/>
+            <w:hideMark/>
+          </w:tcPr>
+          <w:p>
+            <w:pPr>
+              <w:spacing w:after="0" w:line="240" w:lineRule="auto"/>
+              <w:jc w:val="center"/>
+              <w:rPr>
+                <w:rFonts w:ascii="Times New Roman" w:eastAsia="Times New Roman" w:hAnsi="Times New Roman" w:cs="Times New Roman"/>
+                <w:b/>
+                <w:bCs/>
+                <w:kern w:val="0"/>
+                <w14:ligatures w14:val="none"/>
+              </w:rPr>
+            </w:pPr>
+            <w:r>
+              <w:rPr>
+                <w:rFonts w:ascii="Times New Roman" w:eastAsia="Times New Roman" w:hAnsi="Times New Roman" w:cs="Times New Roman"/>
+                <w:b/>
+                <w:bCs/>
+                <w:kern w:val="0"/>
+                <w14:ligatures w14:val="none"/>
+              </w:rPr>
+              <w:t>INSERT time</w:t>
+            </w:r>
+          </w:p>
+        </w:tc>
+      </w:tr>
+      <w:tr>
+        <w:trPr>
+          <w:tblCellSpacing w:w="15" w:type="dxa"/>
+        </w:trPr>
+        <w:tc>
+          <w:tcPr>
+            <w:tcW w:w="0" w:type="auto"/>
+            <w:vAlign w:val="center"/>
+            <w:hideMark/>
+          </w:tcPr>
+          <w:p>
+            <w:pPr>
+              <w:spacing w:after="0" w:line="240" w:lineRule="auto"/>
+              <w:rPr>
+                <w:rFonts w:ascii="Times New Roman" w:eastAsia="Times New Roman" w:hAnsi="Times New Roman" w:cs="Times New Roman"/>
+                <w:kern w:val="0"/>
+                <w14:ligatures w14:val="none"/>
+              </w:rPr>
+            </w:pPr>
+            <w:r>
+              <w:rPr>
+                <w:rFonts w:ascii="Times New Roman" w:eastAsia="Times New Roman" w:hAnsi="Times New Roman" w:cs="Times New Roman"/>
+                <w:kern w:val="0"/>
+                <w14:ligatures w14:val="none"/>
+              </w:rPr>
+              <w:t>No additional indexes</w:t>
+            </w:r>
+          </w:p>
+        </w:tc>
+        <w:tc>
+          <w:tcPr>
+            <w:tcW w:w="0" w:type="auto"/>
+            <w:vAlign w:val="center"/>
+            <w:hideMark/>
+          </w:tcPr>
+          <w:p>
+            <w:pPr>
+              <w:spacing w:after="0" w:line="240" w:lineRule="auto"/>
+              <w:rPr>
+                <w:rFonts w:ascii="Times New Roman" w:eastAsia="Times New Roman" w:hAnsi="Times New Roman" w:cs="Times New Roman"/>
+                <w:kern w:val="0"/>
+                <w14:ligatures w14:val="none"/>
+              </w:rPr>
+            </w:pPr>
+            <w:r>
+              <w:rPr>
+                <w:rFonts w:ascii="Times New Roman" w:eastAsia="Times New Roman" w:hAnsi="Times New Roman" w:cs="Times New Roman"/>
+                <w:kern w:val="0"/>
+                <w14:ligatures w14:val="none"/>
+              </w:rPr>
+              <w:t>45 ms</w:t>
+            </w:r>
+          </w:p>
+        </w:tc>
+        <w:tc>
+          <w:tcPr>
+            <w:tcW w:w="0" w:type="auto"/>
+            <w:vAlign w:val="center"/>
+            <w:hideMark/>
+          </w:tcPr>
+          <w:p>
+            <w:pPr>
+              <w:spacing w:after="0" w:line="240" w:lineRule="auto"/>
+              <w:rPr>
+                <w:rFonts w:ascii="Times New Roman" w:eastAsia="Times New Roman" w:hAnsi="Times New Roman" w:cs="Times New Roman"/>
+                <w:kern w:val="0"/>
+                <w14:ligatures w14:val="none"/>
+              </w:rPr>
+            </w:pPr>
+            <w:r>
+              <w:rPr>
+                <w:rFonts w:ascii="Times New Roman" w:eastAsia="Times New Roman" w:hAnsi="Times New Roman" w:cs="Times New Roman"/>
+                <w:kern w:val="0"/>
+                <w14:ligatures w14:val="none"/>
+              </w:rPr>
+              <w:t>150 ms</w:t>
+            </w:r>
+          </w:p>
+        </w:tc>
+      </w:tr>
+      <w:tr>
+        <w:trPr>
+          <w:tblCellSpacing w:w="15" w:type="dxa"/>
+        </w:trPr>
+        <w:tc>
+          <w:tcPr>
+            <w:tcW w:w="0" w:type="auto"/>
+            <w:vAlign w:val="center"/>
+            <w:hideMark/>
+          </w:tcPr>
+          <w:p>
+            <w:pPr>
+              <w:spacing w:after="0" w:line="240" w:lineRule="auto"/>
+              <w:rPr>
+                <w:rFonts w:ascii="Times New Roman" w:eastAsia="Times New Roman" w:hAnsi="Times New Roman" w:cs="Times New Roman"/>
+                <w:kern w:val="0"/>
+                <w14:ligatures w14:val="none"/>
+              </w:rPr>
+            </w:pPr>
+            <w:r>
+              <w:rPr>
+                <w:rFonts w:ascii="Times New Roman" w:eastAsia="Times New Roman" w:hAnsi="Times New Roman" w:cs="Times New Roman"/>
+                <w:kern w:val="0"/>
+                <w14:ligatures w14:val="none"/>
+              </w:rPr>
+              <w:t>CheckoutDate indexed</w:t>
+            </w:r>
+          </w:p>
+        </w:tc>
+        <w:tc>
+          <w:tcPr>
+            <w:tcW w:w="0" w:type="auto"/>
+            <w:vAlign w:val="center"/>
+            <w:hideMark/>
+          </w:tcPr>
+          <w:p>
+            <w:pPr>
+              <w:spacing w:after="0" w:line="240" w:lineRule="auto"/>
+              <w:rPr>
+                <w:rFonts w:ascii="Times New Roman" w:eastAsia="Times New Roman" w:hAnsi="Times New Roman" w:cs="Times New Roman"/>
+                <w:kern w:val="0"/>
+                <w14:ligatures w14:val="none"/>
+              </w:rPr>
+            </w:pPr>
+            <w:r>
+              <w:rPr>
+                <w:rFonts w:ascii="Times New Roman" w:eastAsia="Times New Roman" w:hAnsi="Times New Roman" w:cs="Times New Roman"/>
+                <w:kern w:val="0"/>
+                <w14:ligatures w14:val="none"/>
+              </w:rPr>
+              <w:t>8 ms</w:t>
+            </w:r>
+          </w:p>
+        </w:tc>
+        <w:tc>
+          <w:tcPr>
+            <w:tcW w:w="0" w:type="auto"/>
+            <w:vAlign w:val="center"/>
+            <w:hideMark/>
+          </w:tcPr>
+          <w:p>
+            <w:pPr>
+              <w:spacing w:after="0" w:line="240" w:lineRule="auto"/>
+              <w:rPr>
+                <w:rFonts w:ascii="Times New Roman" w:eastAsia="Times New Roman" w:hAnsi="Times New Roman" w:cs="Times New Roman"/>
+                <w:kern w:val="0"/>
+                <w14:ligatures w14:val="none"/>
+              </w:rPr>
+            </w:pPr>
+            <w:r>
+              <w:rPr>
+                <w:rFonts w:ascii="Times New Roman" w:eastAsia="Times New Roman" w:hAnsi="Times New Roman" w:cs="Times New Roman"/>
+                <w:kern w:val="0"/>
+                <w14:ligatures w14:val="none"/>
+              </w:rPr>
+              <w:t>175 ms</w:t>
+            </w:r>
+          </w:p>
+        </w:tc>
+      </w:tr>
+      <w:tr>
+        <w:trPr>
+          <w:tblCellSpacing w:w="15" w:type="dxa"/>
+        </w:trPr>
+        <w:tc>
+          <w:tcPr>
+            <w:tcW w:w="0" w:type="auto"/>
+            <w:vAlign w:val="center"/>
+            <w:hideMark/>
+          </w:tcPr>
+          <w:p>
+            <w:pPr>
+              <w:spacing w:after="0" w:line="240" w:lineRule="auto"/>
+              <w:rPr>
+                <w:rFonts w:ascii="Times New Roman" w:eastAsia="Times New Roman" w:hAnsi="Times New Roman" w:cs="Times New Roman"/>
+                <w:kern w:val="0"/>
+                <w14:ligatures w14:val="none"/>
+              </w:rPr>
+            </w:pPr>
+            <w:r>
+              <w:rPr>
+                <w:rFonts w:ascii="Times New Roman" w:eastAsia="Times New Roman" w:hAnsi="Times New Roman" w:cs="Times New Roman"/>
+                <w:kern w:val="0"/>
+                <w14:ligatures w14:val="none"/>
+              </w:rPr>
+              <w:t>CheckoutDate + DueDate indexed</w:t>
+            </w:r>
+          </w:p>
+        </w:tc>
+        <w:tc>
+          <w:tcPr>
+            <w:tcW w:w="0" w:type="auto"/>
+            <w:vAlign w:val="center"/>
+            <w:hideMark/>
+          </w:tcPr>
+          <w:p>
+            <w:pPr>
+              <w:spacing w:after="0" w:line="240" w:lineRule="auto"/>
+              <w:rPr>
+                <w:rFonts w:ascii="Times New Roman" w:eastAsia="Times New Roman" w:hAnsi="Times New Roman" w:cs="Times New Roman"/>
+                <w:kern w:val="0"/>
+                <w14:ligatures w14:val="none"/>
+              </w:rPr>
+            </w:pPr>
+            <w:r>
+              <w:rPr>
+                <w:rFonts w:ascii="Times New Roman" w:eastAsia="Times New Roman" w:hAnsi="Times New Roman" w:cs="Times New Roman"/>
+                <w:kern w:val="0"/>
+                <w14:ligatures w14:val="none"/>
+              </w:rPr>
+              <w:t>8 ms</w:t>
+            </w:r>
+          </w:p>
+        </w:tc>
+        <w:tc>
+          <w:tcPr>
+            <w:tcW w:w="0" w:type="auto"/>
+            <w:vAlign w:val="center"/>
+            <w:hideMark/>
+          </w:tcPr>
+          <w:p>
+            <w:pPr>
+              <w:spacing w:after="0" w:line="240" w:lineRule="auto"/>
+              <w:rPr>
+                <w:rFonts w:ascii="Times New Roman" w:eastAsia="Times New Roman" w:hAnsi="Times New Roman" w:cs="Times New Roman"/>
+                <w:kern w:val="0"/>
+                <w14:ligatures w14:val="none"/>
+              </w:rPr>
+            </w:pPr>
+            <w:r>
+              <w:rPr>
+                <w:rFonts w:ascii="Times New Roman" w:eastAsia="Times New Roman" w:hAnsi="Times New Roman" w:cs="Times New Roman"/>
+                <w:kern w:val="0"/>
+                <w14:ligatures w14:val="none"/>
+              </w:rPr>
+              <w:t>205 ms</w:t>
+            </w:r>
+          </w:p>
+        </w:tc>
+      </w:tr>
+    </w:tbl>
+    <w:p>
+      <w:pPr>
+        <w:spacing w:before="100" w:beforeAutospacing="1" w:after="100" w:afterAutospacing="1" w:line="240" w:lineRule="auto"/>
+        <w:rPr>
+          <w:rFonts w:ascii="Times New Roman" w:eastAsia="Times New Roman" w:hAnsi="Times New Roman" w:cs="Times New Roman"/>
+          <w:kern w:val="0"/>
+          <w14:ligatures w14:val="none"/>
+        </w:rPr>
+      </w:pPr>
+      <w:r>
+        <w:rPr>
+          <w:rFonts w:ascii="Times New Roman" w:eastAsia="Times New Roman" w:hAnsi="Times New Roman" w:cs="Times New Roman"/>
+          <w:kern w:val="0"/>
+          <w14:ligatures w14:val="none"/>
+        </w:rPr>
+        <w:t>What would this tell us?</w:t>
+      </w:r>
+    </w:p>
+    <w:p>
+      <w:pPr>
+        <w:spacing w:before="100" w:beforeAutospacing="1" w:after="100" w:afterAutospacing="1" w:line="240" w:lineRule="auto"/>
+        <w:rPr>
+          <w:rFonts w:ascii="Times New Roman" w:eastAsia="Times New Roman" w:hAnsi="Times New Roman" w:cs="Times New Roman"/>
+          <w:kern w:val="0"/>
+          <w14:ligatures w14:val="none"/>
+        </w:rPr>
+      </w:pPr>
+      <w:r>
+        <w:rPr>
+          <w:rFonts w:ascii="Times New Roman" w:eastAsia="Times New Roman" w:hAnsi="Times New Roman" w:cs="Times New Roman"/>
+          <w:kern w:val="0"/>
+          <w14:ligatures w14:val="none"/>
+        </w:rPr>
+        <w:t xml:space="preserve">Adding an index to </w:t>
+      </w:r>
+      <w:r>
+        <w:rPr>
+          <w:rFonts w:ascii="Courier New" w:eastAsia="Times New Roman" w:hAnsi="Courier New" w:cs="Courier New"/>
+          <w:kern w:val="0"/>
+          <w:sz w:val="20"/>
+          <w:szCs w:val="20"/>
+          <w14:ligatures w14:val="none"/>
+        </w:rPr>
+        <w:t>CheckoutDate</w:t>
+      </w:r>
+      <w:r>
+        <w:rPr>
+          <w:rFonts w:ascii="Times New Roman" w:eastAsia="Times New Roman" w:hAnsi="Times New Roman" w:cs="Times New Roman"/>
+          <w:kern w:val="0"/>
+          <w14:ligatures w14:val="none"/>
+        </w:rPr>
+        <w:t xml:space="preserve"> substantially improved retrieval performance.</w:t>
+      </w:r>
+    </w:p>
+    <w:p>
+      <w:pPr>
+        <w:spacing w:before="100" w:beforeAutospacing="1" w:after="100" w:afterAutospacing="1" w:line="240" w:lineRule="auto"/>
+        <w:rPr>
+          <w:rFonts w:ascii="Times New Roman" w:eastAsia="Times New Roman" w:hAnsi="Times New Roman" w:cs="Times New Roman"/>
+          <w:kern w:val="0"/>
+          <w14:ligatures w14:val="none"/>
+        </w:rPr>
+      </w:pPr>
+      <w:r>
+        <w:rPr>
+          <w:rFonts w:ascii="Times New Roman" w:eastAsia="Times New Roman" w:hAnsi="Times New Roman" w:cs="Times New Roman"/>
+          <w:kern w:val="0"/>
+          <w14:ligatures w14:val="none"/>
+        </w:rPr>
+        <w:t>However, adding more indexes increased the time required to insert new records.</w:t>
+      </w:r>
+    </w:p>
+    <w:p>
+      <w:pPr>
+        <w:spacing w:before="100" w:beforeAutospacing="1" w:after="100" w:afterAutospacing="1" w:line="240" w:lineRule="auto"/>
+        <w:rPr>
+          <w:rFonts w:ascii="Times New Roman" w:eastAsia="Times New Roman" w:hAnsi="Times New Roman" w:cs="Times New Roman"/>
+          <w:kern w:val="0"/>
+          <w14:ligatures w14:val="none"/>
+        </w:rPr>
+      </w:pPr>
+      <w:r>
+        <w:rPr>
+          <w:rFonts w:ascii="Times New Roman" w:eastAsia="Times New Roman" w:hAnsi="Times New Roman" w:cs="Times New Roman"/>
+          <w:kern w:val="0"/>
+          <w14:ligatures w14:val="none"/>
+        </w:rPr>
+        <w:t xml:space="preserve">Interestingly, the additional </w:t>
+      </w:r>
+      <w:r>
+        <w:rPr>
+          <w:rFonts w:ascii="Courier New" w:eastAsia="Times New Roman" w:hAnsi="Courier New" w:cs="Courier New"/>
+          <w:kern w:val="0"/>
+          <w:sz w:val="20"/>
+          <w:szCs w:val="20"/>
+          <w14:ligatures w14:val="none"/>
+        </w:rPr>
+        <w:t>DueDate</w:t>
+      </w:r>
+      <w:r>
+        <w:rPr>
+          <w:rFonts w:ascii="Times New Roman" w:eastAsia="Times New Roman" w:hAnsi="Times New Roman" w:cs="Times New Roman"/>
+          <w:kern w:val="0"/>
+          <w14:ligatures w14:val="none"/>
+        </w:rPr>
+        <w:t xml:space="preserve"> index didn't improve the particular </w:t>
+      </w:r>
+      <w:r>
+        <w:rPr>
+          <w:rFonts w:ascii="Courier New" w:eastAsia="Times New Roman" w:hAnsi="Courier New" w:cs="Courier New"/>
+          <w:kern w:val="0"/>
+          <w:sz w:val="20"/>
+          <w:szCs w:val="20"/>
+          <w14:ligatures w14:val="none"/>
+        </w:rPr>
+        <w:t>CheckoutDate</w:t>
+      </w:r>
+      <w:r>
+        <w:rPr>
+          <w:rFonts w:ascii="Times New Roman" w:eastAsia="Times New Roman" w:hAnsi="Times New Roman" w:cs="Times New Roman"/>
+          <w:kern w:val="0"/>
+          <w14:ligatures w14:val="none"/>
+        </w:rPr>
+        <w:t xml:space="preserve"> lookup.</w:t>
+      </w:r>
+    </w:p>
+    <w:p>
+      <w:pPr>
+        <w:spacing w:before="100" w:beforeAutospacing="1" w:after="100" w:afterAutospacing="1" w:line="240" w:lineRule="auto"/>
+        <w:rPr>
+          <w:rFonts w:ascii="Times New Roman" w:eastAsia="Times New Roman" w:hAnsi="Times New Roman" w:cs="Times New Roman"/>
+          <w:kern w:val="0"/>
+          <w14:ligatures w14:val="none"/>
+        </w:rPr>
+      </w:pPr>
+      <w:r>
+        <w:rPr>
+          <w:rFonts w:ascii="Times New Roman" w:eastAsia="Times New Roman" w:hAnsi="Times New Roman" w:cs="Times New Roman"/>
+          <w:kern w:val="0"/>
+          <w14:ligatures w14:val="none"/>
+        </w:rPr>
+        <w:t>This would help demonstrate that adding more indexes isn't necessarily beneficial for every database operation.</w:t>
+      </w:r>
+    </w:p>
+    <w:p>
+      <w:pPr>
+        <w:spacing w:before="100" w:beforeAutospacing="1" w:after="100" w:afterAutospacing="1" w:line="240" w:lineRule="auto"/>
+        <w:rPr>
+          <w:rFonts w:ascii="Times New Roman" w:eastAsia="Times New Roman" w:hAnsi="Times New Roman" w:cs="Times New Roman"/>
+          <w:kern w:val="0"/>
+          <w14:ligatures w14:val="none"/>
+        </w:rPr>
+      </w:pPr>
+      <w:r>
+        <w:rPr>
+          <w:rFonts w:ascii="Times New Roman" w:eastAsia="Times New Roman" w:hAnsi="Times New Roman" w:cs="Times New Roman"/>
+          <w:kern w:val="0"/>
+          <w14:ligatures w14:val="none"/>
+        </w:rPr>
+        <w:t>The actual results could differ, and your team would investigate why.</w:t>
+      </w:r>
+    </w:p>
+    <w:p>
+      <w:pPr>
+        <w:spacing w:after="0" w:line="240" w:lineRule="auto"/>
+        <w:rPr>
+          <w:rFonts w:ascii="Times New Roman" w:eastAsia="Times New Roman" w:hAnsi="Times New Roman" w:cs="Times New Roman"/>
+          <w:kern w:val="0"/>
+          <w14:ligatures w14:val="none"/>
+        </w:rPr>
+      </w:pPr>
+      <w:r>
+        <w:rPr>
+          <w:rFonts w:ascii="Times New Roman" w:eastAsia="Times New Roman" w:hAnsi="Times New Roman" w:cs="Times New Roman"/>
+          <w:noProof/>
+          <w:kern w:val="0"/>
+        </w:rPr>
+        <w:pict w14:anchorId="6C1D1894">
+          <v:rect id="_x0000_i1026" alt="" style="width:468pt;height:.05pt;mso-width-percent:0;mso-height-percent:0;mso-width-percent:0;mso-height-percent:0" o:hralign="center" o:hrstd="t" o:hr="t" fillcolor="#a0a0a0" stroked="f"/>
+        </w:pict>
+      </w:r>
+    </w:p>
+    <w:p>
+      <w:pPr>
+        <w:spacing w:before="100" w:beforeAutospacing="1" w:after="100" w:afterAutospacing="1" w:line="240" w:lineRule="auto"/>
+        <w:outlineLvl w:val="0"/>
+        <w:rPr>
+          <w:rFonts w:ascii="Times New Roman" w:eastAsia="Times New Roman" w:hAnsi="Times New Roman" w:cs="Times New Roman"/>
+          <w:b/>
+          <w:bCs/>
+          <w:kern w:val="36"/>
+          <w:sz w:val="48"/>
+          <w:szCs w:val="48"/>
+          <w14:ligatures w14:val="none"/>
+        </w:rPr>
+      </w:pPr>
+      <w:r>
+        <w:rPr>
+          <w:rFonts w:ascii="Times New Roman" w:eastAsia="Times New Roman" w:hAnsi="Times New Roman" w:cs="Times New Roman"/>
+          <w:b/>
+          <w:bCs/>
+          <w:kern w:val="36"/>
+          <w:sz w:val="48"/>
+          <w:szCs w:val="48"/>
+          <w14:ligatures w14:val="none"/>
+        </w:rPr>
+        <w:t>5. How you could present your findings</w:t>
       </w:r>
     </w:p>
     <w:p>
@@ -750,44 +3945,186 @@
           <w14:ligatures w14:val="none"/>
         </w:rPr>
         <w:lastRenderedPageBreak/>
-        <w:t>Your experiment could involve creating a database with 20,000 fictional loan records and running the same SQL queries before and after adding indexes to relevant columns.</w:t>
-      </w:r>
-    </w:p>
-    <w:p>
-      <w:pPr>
-        <w:spacing w:before="100" w:beforeAutospacing="1" w:after="100" w:afterAutospacing="1" w:line="240" w:lineRule="auto"/>
-        <w:rPr>
-          <w:rFonts w:ascii="Times New Roman" w:eastAsia="Times New Roman" w:hAnsi="Times New Roman" w:cs="Times New Roman"/>
-          <w:kern w:val="0"/>
-          <w14:ligatures w14:val="none"/>
-        </w:rPr>
-      </w:pPr>
-      <w:r>
-        <w:rPr>
-          <w:rFonts w:ascii="Times New Roman" w:eastAsia="Times New Roman" w:hAnsi="Times New Roman" w:cs="Times New Roman"/>
-          <w:kern w:val="0"/>
-          <w14:ligatures w14:val="none"/>
-        </w:rPr>
-        <w:t>You could record how long each query takes to execute and compare the results.</w:t>
-      </w:r>
-    </w:p>
-    <w:p>
-      <w:pPr>
-        <w:spacing w:before="100" w:beforeAutospacing="1" w:after="100" w:afterAutospacing="1" w:line="240" w:lineRule="auto"/>
-        <w:rPr>
-          <w:rFonts w:ascii="Times New Roman" w:eastAsia="Times New Roman" w:hAnsi="Times New Roman" w:cs="Times New Roman"/>
-          <w:kern w:val="0"/>
-          <w14:ligatures w14:val="none"/>
-        </w:rPr>
-      </w:pPr>
-      <w:r>
-        <w:rPr>
-          <w:rFonts w:ascii="Times New Roman" w:eastAsia="Times New Roman" w:hAnsi="Times New Roman" w:cs="Times New Roman"/>
-          <w:kern w:val="0"/>
-          <w14:ligatures w14:val="none"/>
-        </w:rPr>
-        <w:t>This creates a clear research question and measurable findings for your final paper.</w:t>
-      </w:r>
+        <w:t xml:space="preserve">Since your PowerPoint indicates that the presentation is worth 40% of your project grade, I would focus on making the experiment easy to understand visually. </w:t>
+      </w:r>
+    </w:p>
+    <w:p>
+      <w:pPr>
+        <w:spacing w:before="100" w:beforeAutospacing="1" w:after="100" w:afterAutospacing="1" w:line="240" w:lineRule="auto"/>
+        <w:rPr>
+          <w:rFonts w:ascii="Times New Roman" w:eastAsia="Times New Roman" w:hAnsi="Times New Roman" w:cs="Times New Roman"/>
+          <w:kern w:val="0"/>
+          <w14:ligatures w14:val="none"/>
+        </w:rPr>
+      </w:pPr>
+      <w:r>
+        <w:rPr>
+          <w:rFonts w:ascii="Times New Roman" w:eastAsia="Times New Roman" w:hAnsi="Times New Roman" w:cs="Times New Roman"/>
+          <w:kern w:val="0"/>
+          <w14:ligatures w14:val="none"/>
+        </w:rPr>
+        <w:t>You could create two simple graphs:</w:t>
+      </w:r>
+    </w:p>
+    <w:p>
+      <w:pPr>
+        <w:spacing w:before="100" w:beforeAutospacing="1" w:after="100" w:afterAutospacing="1" w:line="240" w:lineRule="auto"/>
+        <w:rPr>
+          <w:rFonts w:ascii="Times New Roman" w:eastAsia="Times New Roman" w:hAnsi="Times New Roman" w:cs="Times New Roman"/>
+          <w:kern w:val="0"/>
+          <w14:ligatures w14:val="none"/>
+        </w:rPr>
+      </w:pPr>
+      <w:r>
+        <w:rPr>
+          <w:rFonts w:ascii="Times New Roman" w:eastAsia="Times New Roman" w:hAnsi="Times New Roman" w:cs="Times New Roman"/>
+          <w:b/>
+          <w:bCs/>
+          <w:kern w:val="0"/>
+          <w14:ligatures w14:val="none"/>
+        </w:rPr>
+        <w:t>Graph 1: Indexing vs. SELECT Execution Time</w:t>
+      </w:r>
+    </w:p>
+    <w:p>
+      <w:pPr>
+        <w:spacing w:before="100" w:beforeAutospacing="1" w:after="100" w:afterAutospacing="1" w:line="240" w:lineRule="auto"/>
+        <w:rPr>
+          <w:rFonts w:ascii="Times New Roman" w:eastAsia="Times New Roman" w:hAnsi="Times New Roman" w:cs="Times New Roman"/>
+          <w:kern w:val="0"/>
+          <w14:ligatures w14:val="none"/>
+        </w:rPr>
+      </w:pPr>
+      <w:r>
+        <w:rPr>
+          <w:rFonts w:ascii="Times New Roman" w:eastAsia="Times New Roman" w:hAnsi="Times New Roman" w:cs="Times New Roman"/>
+          <w:kern w:val="0"/>
+          <w14:ligatures w14:val="none"/>
+        </w:rPr>
+        <w:t>The horizontal axis would show the three indexing configurations.</w:t>
+      </w:r>
+    </w:p>
+    <w:p>
+      <w:pPr>
+        <w:spacing w:before="100" w:beforeAutospacing="1" w:after="100" w:afterAutospacing="1" w:line="240" w:lineRule="auto"/>
+        <w:rPr>
+          <w:rFonts w:ascii="Times New Roman" w:eastAsia="Times New Roman" w:hAnsi="Times New Roman" w:cs="Times New Roman"/>
+          <w:kern w:val="0"/>
+          <w14:ligatures w14:val="none"/>
+        </w:rPr>
+      </w:pPr>
+      <w:r>
+        <w:rPr>
+          <w:rFonts w:ascii="Times New Roman" w:eastAsia="Times New Roman" w:hAnsi="Times New Roman" w:cs="Times New Roman"/>
+          <w:kern w:val="0"/>
+          <w14:ligatures w14:val="none"/>
+        </w:rPr>
+        <w:t>The vertical axis would show query execution time in milliseconds.</w:t>
+      </w:r>
+    </w:p>
+    <w:p>
+      <w:pPr>
+        <w:spacing w:before="100" w:beforeAutospacing="1" w:after="100" w:afterAutospacing="1" w:line="240" w:lineRule="auto"/>
+        <w:rPr>
+          <w:rFonts w:ascii="Times New Roman" w:eastAsia="Times New Roman" w:hAnsi="Times New Roman" w:cs="Times New Roman"/>
+          <w:kern w:val="0"/>
+          <w14:ligatures w14:val="none"/>
+        </w:rPr>
+      </w:pPr>
+      <w:r>
+        <w:rPr>
+          <w:rFonts w:ascii="Times New Roman" w:eastAsia="Times New Roman" w:hAnsi="Times New Roman" w:cs="Times New Roman"/>
+          <w:b/>
+          <w:bCs/>
+          <w:kern w:val="0"/>
+          <w14:ligatures w14:val="none"/>
+        </w:rPr>
+        <w:t>Graph 2: Indexing vs. INSERT Execution Time</w:t>
+      </w:r>
+    </w:p>
+    <w:p>
+      <w:pPr>
+        <w:spacing w:before="100" w:beforeAutospacing="1" w:after="100" w:afterAutospacing="1" w:line="240" w:lineRule="auto"/>
+        <w:rPr>
+          <w:rFonts w:ascii="Times New Roman" w:eastAsia="Times New Roman" w:hAnsi="Times New Roman" w:cs="Times New Roman"/>
+          <w:kern w:val="0"/>
+          <w14:ligatures w14:val="none"/>
+        </w:rPr>
+      </w:pPr>
+      <w:r>
+        <w:rPr>
+          <w:rFonts w:ascii="Times New Roman" w:eastAsia="Times New Roman" w:hAnsi="Times New Roman" w:cs="Times New Roman"/>
+          <w:kern w:val="0"/>
+          <w14:ligatures w14:val="none"/>
+        </w:rPr>
+        <w:t>The horizontal axis would show the same configurations.</w:t>
+      </w:r>
+    </w:p>
+    <w:p>
+      <w:pPr>
+        <w:spacing w:before="100" w:beforeAutospacing="1" w:after="100" w:afterAutospacing="1" w:line="240" w:lineRule="auto"/>
+        <w:rPr>
+          <w:rFonts w:ascii="Times New Roman" w:eastAsia="Times New Roman" w:hAnsi="Times New Roman" w:cs="Times New Roman"/>
+          <w:kern w:val="0"/>
+          <w14:ligatures w14:val="none"/>
+        </w:rPr>
+      </w:pPr>
+      <w:r>
+        <w:rPr>
+          <w:rFonts w:ascii="Times New Roman" w:eastAsia="Times New Roman" w:hAnsi="Times New Roman" w:cs="Times New Roman"/>
+          <w:kern w:val="0"/>
+          <w14:ligatures w14:val="none"/>
+        </w:rPr>
+        <w:t>The vertical axis would show how long it took to insert 5,000 records.</w:t>
+      </w:r>
+    </w:p>
+    <w:p>
+      <w:pPr>
+        <w:spacing w:before="100" w:beforeAutospacing="1" w:after="100" w:afterAutospacing="1" w:line="240" w:lineRule="auto"/>
+        <w:rPr>
+          <w:rFonts w:ascii="Times New Roman" w:eastAsia="Times New Roman" w:hAnsi="Times New Roman" w:cs="Times New Roman"/>
+          <w:kern w:val="0"/>
+          <w14:ligatures w14:val="none"/>
+        </w:rPr>
+      </w:pPr>
+      <w:r>
+        <w:rPr>
+          <w:rFonts w:ascii="Times New Roman" w:eastAsia="Times New Roman" w:hAnsi="Times New Roman" w:cs="Times New Roman"/>
+          <w:kern w:val="0"/>
+          <w14:ligatures w14:val="none"/>
+        </w:rPr>
+        <w:t>Together, these graphs would illustrate the trade-off between retrieval and insertion performance under the conditions you tested.</w:t>
+      </w:r>
+    </w:p>
+    <w:p>
+      <w:pPr>
+        <w:spacing w:after="0" w:line="240" w:lineRule="auto"/>
+        <w:rPr>
+          <w:rFonts w:ascii="Times New Roman" w:eastAsia="Times New Roman" w:hAnsi="Times New Roman" w:cs="Times New Roman"/>
+          <w:kern w:val="0"/>
+          <w14:ligatures w14:val="none"/>
+        </w:rPr>
+      </w:pPr>
+      <w:r>
+        <w:rPr>
+          <w:rFonts w:ascii="Times New Roman" w:eastAsia="Times New Roman" w:hAnsi="Times New Roman" w:cs="Times New Roman"/>
+          <w:noProof/>
+          <w:kern w:val="0"/>
+        </w:rPr>
+        <w:pict w14:anchorId="3E734509">
+          <v:rect id="_x0000_i1025" alt="" style="width:468pt;height:.05pt;mso-width-percent:0;mso-height-percent:0;mso-width-percent:0;mso-height-percent:0" o:hralign="center" o:hrstd="t" o:hr="t" fillcolor="#a0a0a0" stroked="f"/>
+        </w:pict>
+      </w:r>
+    </w:p>
+    <w:p>
+      <w:pPr>
+        <w:spacing w:before="100" w:beforeAutospacing="1" w:after="100" w:afterAutospacing="1" w:line="240" w:lineRule="auto"/>
+        <w:rPr>
+          <w:rFonts w:ascii="Times New Roman" w:eastAsia="Times New Roman" w:hAnsi="Times New Roman" w:cs="Times New Roman"/>
+          <w:kern w:val="0"/>
+          <w14:ligatures w14:val="none"/>
+        </w:rPr>
+      </w:pPr>
     </w:p>
     <w:sectPr>
       <w:pgSz w:w="12240" w:h="15840"/>
@@ -1896,6 +5233,86 @@
       <w:bCs/>
     </w:rPr>
   </w:style>
+  <w:style w:type="paragraph" w:styleId="HTMLPreformatted">
+    <w:name w:val="HTML Preformatted"/>
+    <w:basedOn w:val="Normal"/>
+    <w:link w:val="HTMLPreformattedChar"/>
+    <w:uiPriority w:val="99"/>
+    <w:semiHidden/>
+    <w:unhideWhenUsed/>
+    <w:rsid w:val="001747C2"/>
+    <w:pPr>
+      <w:tabs>
+        <w:tab w:val="left" w:pos="916"/>
+        <w:tab w:val="left" w:pos="1832"/>
+        <w:tab w:val="left" w:pos="2748"/>
+        <w:tab w:val="left" w:pos="3664"/>
+        <w:tab w:val="left" w:pos="4580"/>
+        <w:tab w:val="left" w:pos="5496"/>
+        <w:tab w:val="left" w:pos="6412"/>
+        <w:tab w:val="left" w:pos="7328"/>
+        <w:tab w:val="left" w:pos="8244"/>
+        <w:tab w:val="left" w:pos="9160"/>
+        <w:tab w:val="left" w:pos="10076"/>
+        <w:tab w:val="left" w:pos="10992"/>
+        <w:tab w:val="left" w:pos="11908"/>
+        <w:tab w:val="left" w:pos="12824"/>
+        <w:tab w:val="left" w:pos="13740"/>
+        <w:tab w:val="left" w:pos="14656"/>
+      </w:tabs>
+      <w:spacing w:after="0" w:line="240" w:lineRule="auto"/>
+    </w:pPr>
+    <w:rPr>
+      <w:rFonts w:ascii="Courier New" w:eastAsia="Times New Roman" w:hAnsi="Courier New" w:cs="Courier New"/>
+      <w:kern w:val="0"/>
+      <w:sz w:val="20"/>
+      <w:szCs w:val="20"/>
+      <w14:ligatures w14:val="none"/>
+    </w:rPr>
+  </w:style>
+  <w:style w:type="character" w:customStyle="1" w:styleId="HTMLPreformattedChar">
+    <w:name w:val="HTML Preformatted Char"/>
+    <w:basedOn w:val="DefaultParagraphFont"/>
+    <w:link w:val="HTMLPreformatted"/>
+    <w:uiPriority w:val="99"/>
+    <w:semiHidden/>
+    <w:rsid w:val="001747C2"/>
+    <w:rPr>
+      <w:rFonts w:ascii="Courier New" w:eastAsia="Times New Roman" w:hAnsi="Courier New" w:cs="Courier New"/>
+      <w:kern w:val="0"/>
+      <w:sz w:val="20"/>
+      <w:szCs w:val="20"/>
+      <w14:ligatures w14:val="none"/>
+    </w:rPr>
+  </w:style>
+  <w:style w:type="character" w:styleId="HTMLCode">
+    <w:name w:val="HTML Code"/>
+    <w:basedOn w:val="DefaultParagraphFont"/>
+    <w:uiPriority w:val="99"/>
+    <w:semiHidden/>
+    <w:unhideWhenUsed/>
+    <w:rsid w:val="001747C2"/>
+    <w:rPr>
+      <w:rFonts w:ascii="Courier New" w:eastAsia="Times New Roman" w:hAnsi="Courier New" w:cs="Courier New"/>
+      <w:sz w:val="20"/>
+      <w:szCs w:val="20"/>
+    </w:rPr>
+  </w:style>
+  <w:style w:type="character" w:customStyle="1" w:styleId="v">
+    <w:name w:val="ͼv"/>
+    <w:basedOn w:val="DefaultParagraphFont"/>
+    <w:rsid w:val="001747C2"/>
+  </w:style>
+  <w:style w:type="character" w:customStyle="1" w:styleId="z">
+    <w:name w:val="ͼz"/>
+    <w:basedOn w:val="DefaultParagraphFont"/>
+    <w:rsid w:val="001747C2"/>
+  </w:style>
+  <w:style w:type="character" w:customStyle="1" w:styleId="y">
+    <w:name w:val="ͼy"/>
+    <w:basedOn w:val="DefaultParagraphFont"/>
+    <w:rsid w:val="001747C2"/>
+  </w:style>
 </w:styles>
 </file>
 
